--- a/Communication and Strategy in DS/Adeline Makokha DSA 8402 - 2025 - CAT I.docx
+++ b/Communication and Strategy in DS/Adeline Makokha DSA 8402 - 2025 - CAT I.docx
@@ -1,74 +1,130 @@
 
 <file path=word/document.xml><?xml version="1.0" encoding="utf-8"?>
-<w:document xmlns:mc="http://schemas.openxmlformats.org/markup-compatibility/2006" xmlns:o="urn:schemas-microsoft-com:office:office" xmlns:r="http://schemas.openxmlformats.org/officeDocument/2006/relationships" xmlns:m="http://schemas.openxmlformats.org/officeDocument/2006/math" xmlns:v="urn:schemas-microsoft-com:vml" xmlns:wp="http://schemas.openxmlformats.org/drawingml/2006/wordprocessingDrawing" xmlns:w10="urn:schemas-microsoft-com:office:word" xmlns:w="http://schemas.openxmlformats.org/wordprocessingml/2006/main" xmlns:wne="http://schemas.microsoft.com/office/word/2006/wordml" xmlns:sl="http://schemas.openxmlformats.org/schemaLibrary/2006/main" xmlns:a="http://schemas.openxmlformats.org/drawingml/2006/main" xmlns:pic="http://schemas.openxmlformats.org/drawingml/2006/picture" xmlns:c="http://schemas.openxmlformats.org/drawingml/2006/chart" xmlns:lc="http://schemas.openxmlformats.org/drawingml/2006/lockedCanvas" xmlns:dgm="http://schemas.openxmlformats.org/drawingml/2006/diagram" xmlns:wps="http://schemas.microsoft.com/office/word/2010/wordprocessingShape" xmlns:wpg="http://schemas.microsoft.com/office/word/2010/wordprocessingGroup" xmlns:w14="http://schemas.microsoft.com/office/word/2010/wordml" xmlns:w15="http://schemas.microsoft.com/office/word/2012/wordml" xmlns:w16="http://schemas.microsoft.com/office/word/2018/wordml" xmlns:w16cex="http://schemas.microsoft.com/office/word/2018/wordml/cex" xmlns:w16cid="http://schemas.microsoft.com/office/word/2016/wordml/cid" xmlns="http://schemas.microsoft.com/office/tasks/2019/documenttasks" xmlns:cr="http://schemas.microsoft.com/office/comments/2020/reactions">
+<w:document xmlns:wpc="http://schemas.microsoft.com/office/word/2010/wordprocessingCanvas" xmlns:cx="http://schemas.microsoft.com/office/drawing/2014/chartex" xmlns:cx1="http://schemas.microsoft.com/office/drawing/2015/9/8/chartex" xmlns:cx2="http://schemas.microsoft.com/office/drawing/2015/10/21/chartex" xmlns:cx3="http://schemas.microsoft.com/office/drawing/2016/5/9/chartex" xmlns:cx4="http://schemas.microsoft.com/office/drawing/2016/5/10/chartex" xmlns:cx5="http://schemas.microsoft.com/office/drawing/2016/5/11/chartex" xmlns:cx6="http://schemas.microsoft.com/office/drawing/2016/5/12/chartex" xmlns:cx7="http://schemas.microsoft.com/office/drawing/2016/5/13/chartex" xmlns:cx8="http://schemas.microsoft.com/office/drawing/2016/5/14/chartex" xmlns:mc="http://schemas.openxmlformats.org/markup-compatibility/2006" xmlns:aink="http://schemas.microsoft.com/office/drawing/2016/ink" xmlns:am3d="http://schemas.microsoft.com/office/drawing/2017/model3d" xmlns:o="urn:schemas-microsoft-com:office:office" xmlns:r="http://schemas.openxmlformats.org/officeDocument/2006/relationships" xmlns:m="http://schemas.openxmlformats.org/officeDocument/2006/math" xmlns:v="urn:schemas-microsoft-com:vml" xmlns:wp14="http://schemas.microsoft.com/office/word/2010/wordprocessingDrawing" xmlns:wp="http://schemas.openxmlformats.org/drawingml/2006/wordprocessingDrawing" xmlns:w10="urn:schemas-microsoft-com:office:word" xmlns:w="http://schemas.openxmlformats.org/wordprocessingml/2006/main" xmlns:w14="http://schemas.microsoft.com/office/word/2010/wordml" xmlns:w15="http://schemas.microsoft.com/office/word/2012/wordml" xmlns:w16cex="http://schemas.microsoft.com/office/word/2018/wordml/cex" xmlns:w16cid="http://schemas.microsoft.com/office/word/2016/wordml/cid" xmlns:w16="http://schemas.microsoft.com/office/word/2018/wordml" xmlns:w16sdtdh="http://schemas.microsoft.com/office/word/2020/wordml/sdtdatahash" xmlns:w16se="http://schemas.microsoft.com/office/word/2015/wordml/symex" xmlns:wpg="http://schemas.microsoft.com/office/word/2010/wordprocessingGroup" xmlns:wpi="http://schemas.microsoft.com/office/word/2010/wordprocessingInk" xmlns:wne="http://schemas.microsoft.com/office/word/2006/wordml" xmlns:wps="http://schemas.microsoft.com/office/word/2010/wordprocessingShape" mc:Ignorable="w14 w15 w16se w16cid w16 w16cex w16sdtdh wp14">
   <w:body>
     <w:p>
       <w:pPr>
         <w:jc w:val="center"/>
         <w:rPr>
-          <w:b w:val="1"/>
+          <w:rFonts w:ascii="Times New Roman" w:hAnsi="Times New Roman" w:cs="Times New Roman"/>
+          <w:b/>
+          <w:sz w:val="24"/>
+          <w:szCs w:val="24"/>
           <w:u w:val="single"/>
         </w:rPr>
       </w:pPr>
       <w:r>
         <w:rPr>
-          <w:b w:val="1"/>
+          <w:rFonts w:ascii="Times New Roman" w:hAnsi="Times New Roman" w:cs="Times New Roman"/>
+          <w:b/>
+          <w:sz w:val="24"/>
+          <w:szCs w:val="24"/>
           <w:u w:val="single"/>
-          <w:rtl w:val="0"/>
-        </w:rPr>
-        <w:t xml:space="preserve">DSA 8402 CAT I</w:t>
+        </w:rPr>
+        <w:t xml:space="preserve">ADELINE MAKOKHA </w:t>
       </w:r>
     </w:p>
     <w:p>
       <w:pPr>
         <w:jc w:val="center"/>
         <w:rPr>
-          <w:b w:val="1"/>
+          <w:rFonts w:ascii="Times New Roman" w:hAnsi="Times New Roman" w:cs="Times New Roman"/>
+          <w:b/>
+          <w:sz w:val="24"/>
+          <w:szCs w:val="24"/>
           <w:u w:val="single"/>
         </w:rPr>
       </w:pPr>
       <w:r>
         <w:rPr>
-          <w:rtl w:val="0"/>
-        </w:rPr>
+          <w:rFonts w:ascii="Times New Roman" w:hAnsi="Times New Roman" w:cs="Times New Roman"/>
+          <w:b/>
+          <w:sz w:val="24"/>
+          <w:szCs w:val="24"/>
+          <w:u w:val="single"/>
+        </w:rPr>
+        <w:t>191199</w:t>
       </w:r>
     </w:p>
     <w:p>
       <w:pPr>
-        <w:rPr/>
-      </w:pPr>
-      <w:r>
-        <w:rPr>
-          <w:rtl w:val="0"/>
-        </w:rPr>
-        <w:t xml:space="preserve">Make a copy of this document and share it with me (</w:t>
-      </w:r>
-      <w:hyperlink r:id="rId6">
+        <w:jc w:val="center"/>
+        <w:rPr>
+          <w:rFonts w:ascii="Times New Roman" w:hAnsi="Times New Roman" w:cs="Times New Roman"/>
+          <w:b/>
+          <w:sz w:val="24"/>
+          <w:szCs w:val="24"/>
+          <w:u w:val="single"/>
+        </w:rPr>
+      </w:pPr>
+      <w:r>
+        <w:rPr>
+          <w:rFonts w:ascii="Times New Roman" w:hAnsi="Times New Roman" w:cs="Times New Roman"/>
+          <w:b/>
+          <w:sz w:val="24"/>
+          <w:szCs w:val="24"/>
+          <w:u w:val="single"/>
+        </w:rPr>
+        <w:t>DSA 8402 CAT I</w:t>
+      </w:r>
+    </w:p>
+    <w:p>
+      <w:pPr>
+        <w:jc w:val="center"/>
+        <w:rPr>
+          <w:rFonts w:ascii="Times New Roman" w:hAnsi="Times New Roman" w:cs="Times New Roman"/>
+          <w:b/>
+          <w:sz w:val="24"/>
+          <w:szCs w:val="24"/>
+          <w:u w:val="single"/>
+        </w:rPr>
+      </w:pPr>
+    </w:p>
+    <w:p>
+      <w:pPr>
+        <w:rPr>
+          <w:rFonts w:ascii="Times New Roman" w:hAnsi="Times New Roman" w:cs="Times New Roman"/>
+          <w:sz w:val="24"/>
+          <w:szCs w:val="24"/>
+        </w:rPr>
+      </w:pPr>
+      <w:r>
+        <w:rPr>
+          <w:rFonts w:ascii="Times New Roman" w:hAnsi="Times New Roman" w:cs="Times New Roman"/>
+          <w:sz w:val="24"/>
+          <w:szCs w:val="24"/>
+        </w:rPr>
+        <w:t>Make a copy of this document and share it with me (</w:t>
+      </w:r>
+      <w:hyperlink r:id="rId5">
         <w:r>
           <w:rPr>
-            <w:color w:val="1155cc"/>
+            <w:rFonts w:ascii="Times New Roman" w:hAnsi="Times New Roman" w:cs="Times New Roman"/>
+            <w:color w:val="1155CC"/>
+            <w:sz w:val="24"/>
+            <w:szCs w:val="24"/>
             <w:u w:val="single"/>
-            <w:rtl w:val="0"/>
           </w:rPr>
-          <w:t xml:space="preserve">cnjunge@strathmore.edu</w:t>
+          <w:t>cnjunge@strathmore.edu</w:t>
         </w:r>
       </w:hyperlink>
       <w:r>
         <w:rPr>
-          <w:rtl w:val="0"/>
+          <w:rFonts w:ascii="Times New Roman" w:hAnsi="Times New Roman" w:cs="Times New Roman"/>
+          <w:sz w:val="24"/>
+          <w:szCs w:val="24"/>
         </w:rPr>
         <w:t xml:space="preserve"> ).</w:t>
       </w:r>
     </w:p>
     <w:p>
       <w:pPr>
-        <w:rPr/>
-      </w:pPr>
-      <w:r>
-        <w:rPr>
-          <w:rtl w:val="0"/>
-        </w:rPr>
-      </w:r>
+        <w:rPr>
+          <w:rFonts w:ascii="Times New Roman" w:hAnsi="Times New Roman" w:cs="Times New Roman"/>
+          <w:sz w:val="24"/>
+          <w:szCs w:val="24"/>
+        </w:rPr>
+      </w:pPr>
     </w:p>
     <w:p>
       <w:pPr>
@@ -76,16 +132,84 @@
           <w:ilvl w:val="0"/>
           <w:numId w:val="1"/>
         </w:numPr>
-        <w:ind w:left="720" w:hanging="360"/>
-        <w:rPr>
-          <w:u w:val="none"/>
-        </w:rPr>
-      </w:pPr>
-      <w:r>
-        <w:rPr>
-          <w:rtl w:val="0"/>
-        </w:rPr>
-        <w:t xml:space="preserve">Refer to the job/project you selected in week one.</w:t>
+        <w:rPr>
+          <w:rFonts w:ascii="Times New Roman" w:hAnsi="Times New Roman" w:cs="Times New Roman"/>
+          <w:sz w:val="24"/>
+          <w:szCs w:val="24"/>
+        </w:rPr>
+      </w:pPr>
+      <w:r>
+        <w:rPr>
+          <w:rFonts w:ascii="Times New Roman" w:hAnsi="Times New Roman" w:cs="Times New Roman"/>
+          <w:sz w:val="24"/>
+          <w:szCs w:val="24"/>
+        </w:rPr>
+        <w:t>Refer to the job/project you selected in week one.</w:t>
+      </w:r>
+    </w:p>
+    <w:p>
+      <w:pPr>
+        <w:ind w:left="720"/>
+        <w:rPr>
+          <w:rFonts w:ascii="Times New Roman" w:hAnsi="Times New Roman" w:cs="Times New Roman"/>
+          <w:sz w:val="24"/>
+          <w:szCs w:val="24"/>
+        </w:rPr>
+      </w:pPr>
+      <w:r>
+        <w:rPr>
+          <w:rFonts w:ascii="Times New Roman" w:hAnsi="Times New Roman" w:cs="Times New Roman"/>
+          <w:sz w:val="24"/>
+          <w:szCs w:val="24"/>
+        </w:rPr>
+        <w:t>The link to the job advert:</w:t>
+      </w:r>
+    </w:p>
+    <w:p>
+      <w:pPr>
+        <w:ind w:left="720"/>
+        <w:rPr>
+          <w:rFonts w:ascii="Times New Roman" w:hAnsi="Times New Roman" w:cs="Times New Roman"/>
+          <w:sz w:val="24"/>
+          <w:szCs w:val="24"/>
+        </w:rPr>
+      </w:pPr>
+      <w:hyperlink r:id="rId6" w:history="1">
+        <w:r>
+          <w:rPr>
+            <w:rStyle w:val="Hyperlink"/>
+            <w:rFonts w:ascii="Times New Roman" w:hAnsi="Times New Roman" w:cs="Times New Roman"/>
+            <w:sz w:val="24"/>
+            <w:szCs w:val="24"/>
+          </w:rPr>
+          <w:t>https://www.amaz</w:t>
+        </w:r>
+        <w:r>
+          <w:rPr>
+            <w:rStyle w:val="Hyperlink"/>
+            <w:rFonts w:ascii="Times New Roman" w:hAnsi="Times New Roman" w:cs="Times New Roman"/>
+            <w:sz w:val="24"/>
+            <w:szCs w:val="24"/>
+          </w:rPr>
+          <w:t>o</w:t>
+        </w:r>
+        <w:r>
+          <w:rPr>
+            <w:rStyle w:val="Hyperlink"/>
+            <w:rFonts w:ascii="Times New Roman" w:hAnsi="Times New Roman" w:cs="Times New Roman"/>
+            <w:sz w:val="24"/>
+            <w:szCs w:val="24"/>
+          </w:rPr>
+          <w:t>n.jobs/en/jobs/3044108/generative-ai-strategist-generative-ai-innovation-center</w:t>
+        </w:r>
+      </w:hyperlink>
+      <w:r>
+        <w:rPr>
+          <w:rFonts w:ascii="Times New Roman" w:hAnsi="Times New Roman" w:cs="Times New Roman"/>
+          <w:sz w:val="24"/>
+          <w:szCs w:val="24"/>
+        </w:rPr>
+        <w:t xml:space="preserve"> </w:t>
       </w:r>
     </w:p>
     <w:p>
@@ -94,16 +218,19 @@
           <w:ilvl w:val="1"/>
           <w:numId w:val="1"/>
         </w:numPr>
-        <w:ind w:left="1440" w:hanging="360"/>
-        <w:rPr>
-          <w:u w:val="none"/>
-        </w:rPr>
-      </w:pPr>
-      <w:r>
-        <w:rPr>
-          <w:rtl w:val="0"/>
-        </w:rPr>
-        <w:t xml:space="preserve">Review the job or contract advertisement and share the following:</w:t>
+        <w:rPr>
+          <w:rFonts w:ascii="Times New Roman" w:hAnsi="Times New Roman" w:cs="Times New Roman"/>
+          <w:sz w:val="24"/>
+          <w:szCs w:val="24"/>
+        </w:rPr>
+      </w:pPr>
+      <w:r>
+        <w:rPr>
+          <w:rFonts w:ascii="Times New Roman" w:hAnsi="Times New Roman" w:cs="Times New Roman"/>
+          <w:sz w:val="24"/>
+          <w:szCs w:val="24"/>
+        </w:rPr>
+        <w:t>Review the job or contract advertisement and share the following:</w:t>
       </w:r>
     </w:p>
     <w:p>
@@ -112,17 +239,113 @@
           <w:ilvl w:val="2"/>
           <w:numId w:val="1"/>
         </w:numPr>
-        <w:ind w:left="2160" w:hanging="360"/>
-        <w:rPr>
-          <w:u w:val="none"/>
-        </w:rPr>
-      </w:pPr>
-      <w:r>
-        <w:rPr>
-          <w:rtl w:val="0"/>
-        </w:rPr>
-        <w:t xml:space="preserve">What are three skills or competencies required for the role that you already possess?</w:t>
-      </w:r>
+        <w:rPr>
+          <w:rFonts w:ascii="Times New Roman" w:hAnsi="Times New Roman" w:cs="Times New Roman"/>
+          <w:sz w:val="24"/>
+          <w:szCs w:val="24"/>
+        </w:rPr>
+      </w:pPr>
+      <w:r>
+        <w:rPr>
+          <w:rFonts w:ascii="Times New Roman" w:hAnsi="Times New Roman" w:cs="Times New Roman"/>
+          <w:sz w:val="24"/>
+          <w:szCs w:val="24"/>
+        </w:rPr>
+        <w:t>What are three skills or competencies required for the role that you already possess?</w:t>
+      </w:r>
+    </w:p>
+    <w:p>
+      <w:pPr>
+        <w:rPr>
+          <w:rFonts w:ascii="Times New Roman" w:hAnsi="Times New Roman" w:cs="Times New Roman"/>
+          <w:sz w:val="24"/>
+          <w:szCs w:val="24"/>
+        </w:rPr>
+      </w:pPr>
+    </w:p>
+    <w:p>
+      <w:pPr>
+        <w:pStyle w:val="NormalWeb"/>
+      </w:pPr>
+      <w:r>
+        <w:rPr>
+          <w:rStyle w:val="Strong"/>
+        </w:rPr>
+        <w:t>Analytics and Data Strategy Experience</w:t>
+      </w:r>
+    </w:p>
+    <w:p>
+      <w:pPr>
+        <w:pStyle w:val="NormalWeb"/>
+        <w:numPr>
+          <w:ilvl w:val="0"/>
+          <w:numId w:val="14"/>
+        </w:numPr>
+      </w:pPr>
+      <w:r>
+        <w:t>The role requires experience in analytics</w:t>
+      </w:r>
+      <w:r>
+        <w:t xml:space="preserve"> and </w:t>
+      </w:r>
+      <w:r>
+        <w:t>big data. I already have strong skills in working with structured and unstructured data, building analytical pipelines, and deriving insights that support decision-making.</w:t>
+      </w:r>
+    </w:p>
+    <w:p>
+      <w:pPr>
+        <w:pStyle w:val="NormalWeb"/>
+      </w:pPr>
+      <w:r>
+        <w:rPr>
+          <w:rStyle w:val="Strong"/>
+        </w:rPr>
+        <w:t>Business Communication and Data Storytelling</w:t>
+      </w:r>
+    </w:p>
+    <w:p>
+      <w:pPr>
+        <w:pStyle w:val="NormalWeb"/>
+        <w:numPr>
+          <w:ilvl w:val="0"/>
+          <w:numId w:val="15"/>
+        </w:numPr>
+      </w:pPr>
+      <w:r>
+        <w:t>The job emphasizes “executive communication and written skills.” I am skilled in tailoring messages for diverse audiences, simplifying technical concepts into clear business narratives, and presenting insights using compelling storytelling techniques.</w:t>
+      </w:r>
+    </w:p>
+    <w:p>
+      <w:pPr>
+        <w:pStyle w:val="NormalWeb"/>
+      </w:pPr>
+      <w:r>
+        <w:rPr>
+          <w:rStyle w:val="Strong"/>
+        </w:rPr>
+        <w:t>Problem-Solving and Solution Framing</w:t>
+      </w:r>
+    </w:p>
+    <w:p>
+      <w:pPr>
+        <w:pStyle w:val="NormalWeb"/>
+        <w:numPr>
+          <w:ilvl w:val="0"/>
+          <w:numId w:val="16"/>
+        </w:numPr>
+      </w:pPr>
+      <w:r>
+        <w:t>A key responsibility is helping customers explore “the art of the possible” with generative AI. I already excel at reframing complex problems into measurable opportunities, defining hypotheses, and mapping business outcomes to data-driven solutions.</w:t>
+      </w:r>
+    </w:p>
+    <w:p>
+      <w:pPr>
+        <w:rPr>
+          <w:rFonts w:ascii="Times New Roman" w:hAnsi="Times New Roman" w:cs="Times New Roman"/>
+          <w:sz w:val="24"/>
+          <w:szCs w:val="24"/>
+        </w:rPr>
+      </w:pPr>
     </w:p>
     <w:p>
       <w:pPr>
@@ -130,17 +353,85 @@
           <w:ilvl w:val="2"/>
           <w:numId w:val="1"/>
         </w:numPr>
-        <w:ind w:left="2160" w:hanging="360"/>
-        <w:rPr>
-          <w:u w:val="none"/>
-        </w:rPr>
-      </w:pPr>
-      <w:r>
-        <w:rPr>
-          <w:rtl w:val="0"/>
-        </w:rPr>
-        <w:t xml:space="preserve">What are two skills or competencies for the role that you are not quite proficient in?</w:t>
-      </w:r>
+        <w:rPr>
+          <w:rFonts w:ascii="Times New Roman" w:hAnsi="Times New Roman" w:cs="Times New Roman"/>
+          <w:sz w:val="24"/>
+          <w:szCs w:val="24"/>
+        </w:rPr>
+      </w:pPr>
+      <w:r>
+        <w:rPr>
+          <w:rFonts w:ascii="Times New Roman" w:hAnsi="Times New Roman" w:cs="Times New Roman"/>
+          <w:sz w:val="24"/>
+          <w:szCs w:val="24"/>
+        </w:rPr>
+        <w:t>What are two skills or competencies for the role that you are not quite proficient in?</w:t>
+      </w:r>
+    </w:p>
+    <w:p>
+      <w:pPr>
+        <w:pStyle w:val="NormalWeb"/>
+      </w:pPr>
+      <w:r>
+        <w:rPr>
+          <w:rStyle w:val="Strong"/>
+        </w:rPr>
+        <w:t>Enterprise-Scale Deployment of Generative AI Solutions</w:t>
+      </w:r>
+    </w:p>
+    <w:p>
+      <w:pPr>
+        <w:pStyle w:val="NormalWeb"/>
+        <w:numPr>
+          <w:ilvl w:val="0"/>
+          <w:numId w:val="17"/>
+        </w:numPr>
+      </w:pPr>
+      <w:r>
+        <w:t>While I understand generative AI models (LLMs, diffusion, agentic AI), I lack deep hands-on experience with deploying them at</w:t>
+      </w:r>
+      <w:r>
+        <w:t xml:space="preserve"> enterprise scale</w:t>
+      </w:r>
+      <w:r>
+        <w:t xml:space="preserve"> on platforms like AWS Bedrock or SageMaker, with considerations for governance, ethics, and compliance.</w:t>
+      </w:r>
+    </w:p>
+    <w:p>
+      <w:pPr>
+        <w:pStyle w:val="NormalWeb"/>
+      </w:pPr>
+      <w:r>
+        <w:rPr>
+          <w:rStyle w:val="Strong"/>
+        </w:rPr>
+        <w:lastRenderedPageBreak/>
+        <w:t>Executive-Level Stakeholder Advisory &amp; Sales Cycle Leadership</w:t>
+      </w:r>
+    </w:p>
+    <w:p>
+      <w:pPr>
+        <w:pStyle w:val="NormalWeb"/>
+        <w:numPr>
+          <w:ilvl w:val="0"/>
+          <w:numId w:val="18"/>
+        </w:numPr>
+      </w:pPr>
+      <w:r>
+        <w:t>The role requires influencing executives and driving large, complex sales opportunities from vision to closure. While I can present confidently, I am not yet fully proficient in managing</w:t>
+      </w:r>
+      <w:r>
+        <w:t xml:space="preserve"> C-suite conversations linked to enterprise AI adoption and change management.</w:t>
+      </w:r>
+    </w:p>
+    <w:p>
+      <w:pPr>
+        <w:rPr>
+          <w:rFonts w:ascii="Times New Roman" w:hAnsi="Times New Roman" w:cs="Times New Roman"/>
+          <w:sz w:val="24"/>
+          <w:szCs w:val="24"/>
+        </w:rPr>
+      </w:pPr>
     </w:p>
     <w:p>
       <w:pPr>
@@ -148,17 +439,163 @@
           <w:ilvl w:val="3"/>
           <w:numId w:val="1"/>
         </w:numPr>
-        <w:ind w:left="2880" w:hanging="360"/>
-        <w:rPr>
-          <w:u w:val="none"/>
-        </w:rPr>
-      </w:pPr>
-      <w:r>
-        <w:rPr>
-          <w:rtl w:val="0"/>
-        </w:rPr>
-        <w:t xml:space="preserve">For the two competencies you’re not yet proficient in, identify one person that has those skills, whether you know them in person or not. Add a link to their linkedin profile or other profile.</w:t>
-      </w:r>
+        <w:rPr>
+          <w:rFonts w:ascii="Times New Roman" w:hAnsi="Times New Roman" w:cs="Times New Roman"/>
+          <w:sz w:val="24"/>
+          <w:szCs w:val="24"/>
+        </w:rPr>
+      </w:pPr>
+      <w:r>
+        <w:rPr>
+          <w:rFonts w:ascii="Times New Roman" w:hAnsi="Times New Roman" w:cs="Times New Roman"/>
+          <w:sz w:val="24"/>
+          <w:szCs w:val="24"/>
+        </w:rPr>
+        <w:t>For the two compe</w:t>
+      </w:r>
+      <w:r>
+        <w:rPr>
+          <w:rFonts w:ascii="Times New Roman" w:hAnsi="Times New Roman" w:cs="Times New Roman"/>
+          <w:sz w:val="24"/>
+          <w:szCs w:val="24"/>
+        </w:rPr>
+        <w:t>tencies you’re not yet proficient in, identify one person that has those skills, whether you know them in person or not. Add a link to their linkedin profile or other profile.</w:t>
+      </w:r>
+    </w:p>
+    <w:p>
+      <w:pPr>
+        <w:pStyle w:val="NormalWeb"/>
+      </w:pPr>
+      <w:r>
+        <w:rPr>
+          <w:rStyle w:val="Strong"/>
+        </w:rPr>
+        <w:t>Enterprise-Scale Deployment of Generative AI Solutions</w:t>
+      </w:r>
+    </w:p>
+    <w:p>
+      <w:pPr>
+        <w:pStyle w:val="NormalWeb"/>
+        <w:numPr>
+          <w:ilvl w:val="0"/>
+          <w:numId w:val="19"/>
+        </w:numPr>
+      </w:pPr>
+      <w:r>
+        <w:rPr>
+          <w:rStyle w:val="Emphasis"/>
+          <w:i w:val="0"/>
+          <w:iCs w:val="0"/>
+        </w:rPr>
+        <w:t>Swami Sivasubramanian</w:t>
+      </w:r>
+      <w:r>
+        <w:t xml:space="preserve"> – VP </w:t>
+      </w:r>
+      <w:r>
+        <w:t>,AWS Agentic AI. He is</w:t>
+      </w:r>
+      <w:r>
+        <w:t xml:space="preserve"> a leader in building and scaling AWS AI/ML and generative AI services.</w:t>
+      </w:r>
+      <w:r>
+        <w:br/>
+      </w:r>
+      <w:hyperlink r:id="rId7" w:history="1">
+        <w:r>
+          <w:rPr>
+            <w:rStyle w:val="Hyperlink"/>
+          </w:rPr>
+          <w:t>https://www.linkedin.com/in/swamina</w:t>
+        </w:r>
+        <w:r>
+          <w:rPr>
+            <w:rStyle w:val="Hyperlink"/>
+          </w:rPr>
+          <w:t>t</w:t>
+        </w:r>
+        <w:r>
+          <w:rPr>
+            <w:rStyle w:val="Hyperlink"/>
+          </w:rPr>
+          <w:t>hansivasubramanian/</w:t>
+        </w:r>
+      </w:hyperlink>
+      <w:r>
+        <w:t xml:space="preserve"> </w:t>
+      </w:r>
+    </w:p>
+    <w:p>
+      <w:pPr>
+        <w:pStyle w:val="NormalWeb"/>
+      </w:pPr>
+      <w:r>
+        <w:rPr>
+          <w:rStyle w:val="Strong"/>
+        </w:rPr>
+        <w:t>Executive-Level Stakeholder Advisory &amp; Communication</w:t>
+      </w:r>
+    </w:p>
+    <w:p>
+      <w:pPr>
+        <w:pStyle w:val="NormalWeb"/>
+        <w:numPr>
+          <w:ilvl w:val="0"/>
+          <w:numId w:val="20"/>
+        </w:numPr>
+      </w:pPr>
+      <w:r>
+        <w:rPr>
+          <w:rStyle w:val="Emphasis"/>
+          <w:i w:val="0"/>
+          <w:iCs w:val="0"/>
+        </w:rPr>
+        <w:t>Andrew Ng</w:t>
+      </w:r>
+      <w:r>
+        <w:t xml:space="preserve"> – </w:t>
+      </w:r>
+      <w:r>
+        <w:t xml:space="preserve"> Founder of DeepLearning AI</w:t>
+      </w:r>
+      <w:r>
+        <w:t>, and recognized AI strategist with strong skills in executive-level advisory and education.</w:t>
+      </w:r>
+      <w:r>
+        <w:br/>
+      </w:r>
+      <w:hyperlink r:id="rId8" w:history="1">
+        <w:r>
+          <w:rPr>
+            <w:rStyle w:val="Hyperlink"/>
+          </w:rPr>
+          <w:t>https://www.linkedin.com/in/andrewy</w:t>
+        </w:r>
+        <w:r>
+          <w:rPr>
+            <w:rStyle w:val="Hyperlink"/>
+          </w:rPr>
+          <w:t>n</w:t>
+        </w:r>
+        <w:r>
+          <w:rPr>
+            <w:rStyle w:val="Hyperlink"/>
+          </w:rPr>
+          <w:t>g/</w:t>
+        </w:r>
+      </w:hyperlink>
+      <w:r>
+        <w:t xml:space="preserve"> </w:t>
+      </w:r>
+    </w:p>
+    <w:p>
+      <w:pPr>
+        <w:rPr>
+          <w:rFonts w:ascii="Times New Roman" w:hAnsi="Times New Roman" w:cs="Times New Roman"/>
+          <w:sz w:val="24"/>
+          <w:szCs w:val="24"/>
+        </w:rPr>
+      </w:pPr>
     </w:p>
     <w:p>
       <w:pPr>
@@ -166,16 +603,124 @@
           <w:ilvl w:val="2"/>
           <w:numId w:val="1"/>
         </w:numPr>
-        <w:ind w:left="2160" w:hanging="360"/>
-        <w:rPr>
-          <w:u w:val="none"/>
-        </w:rPr>
-      </w:pPr>
-      <w:r>
-        <w:rPr>
-          <w:rtl w:val="0"/>
-        </w:rPr>
-        <w:t xml:space="preserve">What is a clear problem that the target organization you identified is facing? Describe it in two to three sentences.</w:t>
+        <w:rPr>
+          <w:rFonts w:ascii="Times New Roman" w:hAnsi="Times New Roman" w:cs="Times New Roman"/>
+          <w:sz w:val="24"/>
+          <w:szCs w:val="24"/>
+        </w:rPr>
+      </w:pPr>
+      <w:r>
+        <w:rPr>
+          <w:rFonts w:ascii="Times New Roman" w:hAnsi="Times New Roman" w:cs="Times New Roman"/>
+          <w:sz w:val="24"/>
+          <w:szCs w:val="24"/>
+        </w:rPr>
+        <w:t>What is a clear problem that the target organization you identified is facing? D</w:t>
+      </w:r>
+      <w:r>
+        <w:rPr>
+          <w:rFonts w:ascii="Times New Roman" w:hAnsi="Times New Roman" w:cs="Times New Roman"/>
+          <w:sz w:val="24"/>
+          <w:szCs w:val="24"/>
+        </w:rPr>
+        <w:t>escribe it in two to three sentences.</w:t>
+      </w:r>
+    </w:p>
+    <w:p>
+      <w:pPr>
+        <w:rPr>
+          <w:rFonts w:ascii="Times New Roman" w:hAnsi="Times New Roman" w:cs="Times New Roman"/>
+          <w:sz w:val="24"/>
+          <w:szCs w:val="24"/>
+        </w:rPr>
+      </w:pPr>
+      <w:r>
+        <w:rPr>
+          <w:rFonts w:ascii="Times New Roman" w:hAnsi="Times New Roman" w:cs="Times New Roman"/>
+          <w:sz w:val="24"/>
+          <w:szCs w:val="24"/>
+        </w:rPr>
+        <w:t xml:space="preserve">Amazon Web Services is facing the challenge of </w:t>
+      </w:r>
+      <w:r>
+        <w:rPr>
+          <w:rStyle w:val="Strong"/>
+          <w:rFonts w:ascii="Times New Roman" w:hAnsi="Times New Roman" w:cs="Times New Roman"/>
+          <w:b w:val="0"/>
+          <w:bCs w:val="0"/>
+          <w:sz w:val="24"/>
+          <w:szCs w:val="24"/>
+        </w:rPr>
+        <w:t>helping enterprise customers move from experimentation to production-scale adoption of generative AI and machine learning</w:t>
+      </w:r>
+      <w:r>
+        <w:rPr>
+          <w:rFonts w:ascii="Times New Roman" w:hAnsi="Times New Roman" w:cs="Times New Roman"/>
+          <w:b/>
+          <w:bCs/>
+          <w:sz w:val="24"/>
+          <w:szCs w:val="24"/>
+        </w:rPr>
+        <w:t>.</w:t>
+      </w:r>
+      <w:r>
+        <w:rPr>
+          <w:rFonts w:ascii="Times New Roman" w:hAnsi="Times New Roman" w:cs="Times New Roman"/>
+          <w:sz w:val="24"/>
+          <w:szCs w:val="24"/>
+        </w:rPr>
+        <w:t xml:space="preserve"> Many organizations are intrigued by generative AI but struggle with implementation due to unclear R</w:t>
+      </w:r>
+      <w:r>
+        <w:rPr>
+          <w:rFonts w:ascii="Times New Roman" w:hAnsi="Times New Roman" w:cs="Times New Roman"/>
+          <w:sz w:val="24"/>
+          <w:szCs w:val="24"/>
+        </w:rPr>
+        <w:t xml:space="preserve">eturn on </w:t>
+      </w:r>
+      <w:r>
+        <w:rPr>
+          <w:rFonts w:ascii="Times New Roman" w:hAnsi="Times New Roman" w:cs="Times New Roman"/>
+          <w:sz w:val="24"/>
+          <w:szCs w:val="24"/>
+        </w:rPr>
+        <w:t>I</w:t>
+      </w:r>
+      <w:r>
+        <w:rPr>
+          <w:rFonts w:ascii="Times New Roman" w:hAnsi="Times New Roman" w:cs="Times New Roman"/>
+          <w:sz w:val="24"/>
+          <w:szCs w:val="24"/>
+        </w:rPr>
+        <w:t>nvestment</w:t>
+      </w:r>
+      <w:r>
+        <w:rPr>
+          <w:rFonts w:ascii="Times New Roman" w:hAnsi="Times New Roman" w:cs="Times New Roman"/>
+          <w:sz w:val="24"/>
+          <w:szCs w:val="24"/>
+        </w:rPr>
+        <w:t xml:space="preserve">, governance risks, talent gaps, and integration complexity. AWS must bridge the gap between </w:t>
+      </w:r>
+      <w:r>
+        <w:rPr>
+          <w:rStyle w:val="Strong"/>
+          <w:rFonts w:ascii="Times New Roman" w:hAnsi="Times New Roman" w:cs="Times New Roman"/>
+          <w:b w:val="0"/>
+          <w:bCs w:val="0"/>
+          <w:sz w:val="24"/>
+          <w:szCs w:val="24"/>
+        </w:rPr>
+        <w:t>innovation and scalable business value</w:t>
+      </w:r>
+      <w:r>
+        <w:rPr>
+          <w:rFonts w:ascii="Times New Roman" w:hAnsi="Times New Roman" w:cs="Times New Roman"/>
+          <w:sz w:val="24"/>
+          <w:szCs w:val="24"/>
+        </w:rPr>
+        <w:t>, ensuring customers trust and adopt its generative AI services quickly.</w:t>
       </w:r>
     </w:p>
     <w:p>
@@ -184,17 +729,90 @@
           <w:ilvl w:val="2"/>
           <w:numId w:val="1"/>
         </w:numPr>
-        <w:ind w:left="2160" w:hanging="360"/>
-        <w:rPr>
-          <w:u w:val="none"/>
-        </w:rPr>
-      </w:pPr>
-      <w:r>
-        <w:rPr>
-          <w:rtl w:val="0"/>
-        </w:rPr>
-        <w:t xml:space="preserve">What are two metrics you can use to quantify the problem stated above?</w:t>
-      </w:r>
+        <w:rPr>
+          <w:rFonts w:ascii="Times New Roman" w:hAnsi="Times New Roman" w:cs="Times New Roman"/>
+          <w:sz w:val="24"/>
+          <w:szCs w:val="24"/>
+        </w:rPr>
+      </w:pPr>
+      <w:r>
+        <w:rPr>
+          <w:rFonts w:ascii="Times New Roman" w:hAnsi="Times New Roman" w:cs="Times New Roman"/>
+          <w:sz w:val="24"/>
+          <w:szCs w:val="24"/>
+        </w:rPr>
+        <w:t>What are two metrics you can use to quantify the problem stated above?</w:t>
+      </w:r>
+    </w:p>
+    <w:p>
+      <w:pPr>
+        <w:pStyle w:val="NormalWeb"/>
+      </w:pPr>
+      <w:r>
+        <w:rPr>
+          <w:rStyle w:val="Strong"/>
+        </w:rPr>
+        <w:t>Proof-of-Concept to Production Conversion Rate</w:t>
+      </w:r>
+    </w:p>
+    <w:p>
+      <w:pPr>
+        <w:pStyle w:val="NormalWeb"/>
+        <w:numPr>
+          <w:ilvl w:val="0"/>
+          <w:numId w:val="8"/>
+        </w:numPr>
+      </w:pPr>
+      <w:r>
+        <w:t xml:space="preserve">Measures the percentage of generative AI pilots that successfully scale into production deployments. A </w:t>
+      </w:r>
+      <w:r>
+        <w:t>low-rate</w:t>
+      </w:r>
+      <w:r>
+        <w:t xml:space="preserve"> signals hesitation or barriers in adoption.</w:t>
+      </w:r>
+    </w:p>
+    <w:p>
+      <w:pPr>
+        <w:pStyle w:val="NormalWeb"/>
+      </w:pPr>
+      <w:r>
+        <w:t xml:space="preserve">  </w:t>
+      </w:r>
+      <w:r>
+        <w:rPr>
+          <w:rStyle w:val="Strong"/>
+        </w:rPr>
+        <w:t>Customer Time-to-Value (TTV)</w:t>
+      </w:r>
+    </w:p>
+    <w:p>
+      <w:pPr>
+        <w:pStyle w:val="NormalWeb"/>
+        <w:numPr>
+          <w:ilvl w:val="0"/>
+          <w:numId w:val="8"/>
+        </w:numPr>
+      </w:pPr>
+      <w:r>
+        <w:t>Tracks the average time it takes from the start of a generative AI engagement to measurable business outcomes (e.g., cost reduction, efficiency gains). A longer TTV indicates slower impact realization.</w:t>
+      </w:r>
+    </w:p>
+    <w:p>
+      <w:pPr>
+        <w:pStyle w:val="NormalWeb"/>
+        <w:ind w:left="720"/>
+      </w:pPr>
+    </w:p>
+    <w:p>
+      <w:pPr>
+        <w:rPr>
+          <w:rFonts w:ascii="Times New Roman" w:hAnsi="Times New Roman" w:cs="Times New Roman"/>
+          <w:sz w:val="24"/>
+          <w:szCs w:val="24"/>
+        </w:rPr>
+      </w:pPr>
     </w:p>
     <w:p>
       <w:pPr>
@@ -202,41 +820,2492 @@
           <w:ilvl w:val="2"/>
           <w:numId w:val="1"/>
         </w:numPr>
-        <w:ind w:left="2160" w:hanging="360"/>
-        <w:rPr>
-          <w:u w:val="none"/>
-        </w:rPr>
-      </w:pPr>
-      <w:r>
-        <w:rPr>
-          <w:rtl w:val="0"/>
-        </w:rPr>
-        <w:t xml:space="preserve">What data sources can be used to generate some insights on the above problem?</w:t>
+        <w:rPr>
+          <w:rFonts w:ascii="Times New Roman" w:hAnsi="Times New Roman" w:cs="Times New Roman"/>
+          <w:sz w:val="24"/>
+          <w:szCs w:val="24"/>
+        </w:rPr>
+      </w:pPr>
+      <w:r>
+        <w:rPr>
+          <w:rFonts w:ascii="Times New Roman" w:hAnsi="Times New Roman" w:cs="Times New Roman"/>
+          <w:sz w:val="24"/>
+          <w:szCs w:val="24"/>
+        </w:rPr>
+        <w:t>What data sources can be used to generate some insights on the above problem?</w:t>
       </w:r>
     </w:p>
     <w:p>
       <w:pPr>
-        <w:ind w:left="2160" w:firstLine="0"/>
-        <w:rPr/>
-      </w:pPr>
-      <w:r>
-        <w:rPr>
-          <w:rtl w:val="0"/>
-        </w:rPr>
-      </w:r>
+        <w:pStyle w:val="NormalWeb"/>
+      </w:pPr>
+      <w:r>
+        <w:rPr>
+          <w:rStyle w:val="Strong"/>
+        </w:rPr>
+        <w:t>AWS Internal Customer Engagement Data</w:t>
+      </w:r>
+    </w:p>
+    <w:p>
+      <w:pPr>
+        <w:pStyle w:val="NormalWeb"/>
+        <w:numPr>
+          <w:ilvl w:val="0"/>
+          <w:numId w:val="23"/>
+        </w:numPr>
+      </w:pPr>
+      <w:r>
+        <w:t>Records of workshops</w:t>
+      </w:r>
+      <w:r>
+        <w:t xml:space="preserve"> and </w:t>
+      </w:r>
+      <w:r>
+        <w:t>solution roadmaps to identify adoption bottlenecks.</w:t>
+      </w:r>
+    </w:p>
+    <w:p>
+      <w:pPr>
+        <w:pStyle w:val="NormalWeb"/>
+      </w:pPr>
+      <w:r>
+        <w:rPr>
+          <w:rStyle w:val="Strong"/>
+        </w:rPr>
+        <w:t>Customer Feedback &amp; Post-Engagement Surveys</w:t>
+      </w:r>
+    </w:p>
+    <w:p>
+      <w:pPr>
+        <w:pStyle w:val="NormalWeb"/>
+        <w:numPr>
+          <w:ilvl w:val="0"/>
+          <w:numId w:val="24"/>
+        </w:numPr>
+      </w:pPr>
+      <w:r>
+        <w:t>Insights into perceived clarity, feasibility, and R</w:t>
+      </w:r>
+      <w:r>
+        <w:t xml:space="preserve">eturn on </w:t>
+      </w:r>
+      <w:r>
+        <w:t>I</w:t>
+      </w:r>
+      <w:r>
+        <w:t>nvestment</w:t>
+      </w:r>
+      <w:r>
+        <w:t xml:space="preserve"> of generative AI engagements.</w:t>
+      </w:r>
+    </w:p>
+    <w:p>
+      <w:pPr>
+        <w:pStyle w:val="NormalWeb"/>
+      </w:pPr>
+      <w:r>
+        <w:rPr>
+          <w:rStyle w:val="Strong"/>
+        </w:rPr>
+        <w:t>AWS Billing &amp; Usage Data</w:t>
+      </w:r>
+    </w:p>
+    <w:p>
+      <w:pPr>
+        <w:pStyle w:val="NormalWeb"/>
+        <w:numPr>
+          <w:ilvl w:val="0"/>
+          <w:numId w:val="25"/>
+        </w:numPr>
+      </w:pPr>
+      <w:r>
+        <w:t>Patterns in adoption of generative AI services like Amazon Bedrock, SageMaker, or custom AI workloads.</w:t>
+      </w:r>
+    </w:p>
+    <w:p>
+      <w:pPr>
+        <w:pStyle w:val="NormalWeb"/>
+      </w:pPr>
+      <w:r>
+        <w:rPr>
+          <w:rStyle w:val="Strong"/>
+        </w:rPr>
+        <w:t>Industry Benchmark &amp; Analyst Reports</w:t>
+      </w:r>
+    </w:p>
+    <w:p>
+      <w:pPr>
+        <w:pStyle w:val="NormalWeb"/>
+        <w:numPr>
+          <w:ilvl w:val="0"/>
+          <w:numId w:val="26"/>
+        </w:numPr>
+      </w:pPr>
+      <w:r>
+        <w:t>Comparative data on AI adoption rates and best practices across different sectors.</w:t>
+      </w:r>
+    </w:p>
+    <w:p>
+      <w:pPr>
+        <w:pStyle w:val="NormalWeb"/>
+        <w:ind w:left="720"/>
+      </w:pPr>
+    </w:p>
+    <w:p>
+      <w:pPr>
+        <w:rPr>
+          <w:rFonts w:ascii="Times New Roman" w:hAnsi="Times New Roman" w:cs="Times New Roman"/>
+          <w:sz w:val="24"/>
+          <w:szCs w:val="24"/>
+        </w:rPr>
+      </w:pPr>
+    </w:p>
+    <w:p>
+      <w:pPr>
+        <w:ind w:left="2160"/>
+        <w:rPr>
+          <w:rFonts w:ascii="Times New Roman" w:hAnsi="Times New Roman" w:cs="Times New Roman"/>
+          <w:sz w:val="24"/>
+          <w:szCs w:val="24"/>
+        </w:rPr>
+      </w:pPr>
     </w:p>
     <w:sectPr>
-      <w:pgSz w:h="15840" w:w="12240" w:orient="portrait"/>
-      <w:pgMar w:bottom="1440" w:top="1440" w:left="1440" w:right="1440" w:header="720" w:footer="720"/>
+      <w:pgSz w:w="12240" w:h="15840"/>
+      <w:pgMar w:top="1440" w:right="1440" w:bottom="1440" w:left="1440" w:header="720" w:footer="720" w:gutter="0"/>
       <w:pgNumType w:start="1"/>
+      <w:cols w:space="720"/>
     </w:sectPr>
   </w:body>
 </w:document>
 </file>
 
 <file path=word/numbering.xml><?xml version="1.0" encoding="utf-8"?>
-<w:numbering xmlns:mc="http://schemas.openxmlformats.org/markup-compatibility/2006" xmlns:o="urn:schemas-microsoft-com:office:office" xmlns:r="http://schemas.openxmlformats.org/officeDocument/2006/relationships" xmlns:m="http://schemas.openxmlformats.org/officeDocument/2006/math" xmlns:v="urn:schemas-microsoft-com:vml" xmlns:wp="http://schemas.openxmlformats.org/drawingml/2006/wordprocessingDrawing" xmlns:w10="urn:schemas-microsoft-com:office:word" xmlns:w="http://schemas.openxmlformats.org/wordprocessingml/2006/main" xmlns:wne="http://schemas.microsoft.com/office/word/2006/wordml" xmlns:sl="http://schemas.openxmlformats.org/schemaLibrary/2006/main" xmlns:a="http://schemas.openxmlformats.org/drawingml/2006/main" xmlns:pic="http://schemas.openxmlformats.org/drawingml/2006/picture" xmlns:c="http://schemas.openxmlformats.org/drawingml/2006/chart" xmlns:lc="http://schemas.openxmlformats.org/drawingml/2006/lockedCanvas" xmlns:dgm="http://schemas.openxmlformats.org/drawingml/2006/diagram" xmlns:wps="http://schemas.microsoft.com/office/word/2010/wordprocessingShape" xmlns:wpg="http://schemas.microsoft.com/office/word/2010/wordprocessingGroup" xmlns:w14="http://schemas.microsoft.com/office/word/2010/wordml" xmlns:w15="http://schemas.microsoft.com/office/word/2012/wordml" xmlns:w16="http://schemas.microsoft.com/office/word/2018/wordml" xmlns:w16cex="http://schemas.microsoft.com/office/word/2018/wordml/cex" xmlns:w16cid="http://schemas.microsoft.com/office/word/2016/wordml/cid" xmlns="http://schemas.microsoft.com/office/tasks/2019/documenttasks" xmlns:cr="http://schemas.microsoft.com/office/comments/2020/reactions">
-  <w:abstractNum w:abstractNumId="1">
+<w:numbering xmlns:wpc="http://schemas.microsoft.com/office/word/2010/wordprocessingCanvas" xmlns:cx="http://schemas.microsoft.com/office/drawing/2014/chartex" xmlns:cx1="http://schemas.microsoft.com/office/drawing/2015/9/8/chartex" xmlns:cx2="http://schemas.microsoft.com/office/drawing/2015/10/21/chartex" xmlns:cx3="http://schemas.microsoft.com/office/drawing/2016/5/9/chartex" xmlns:cx4="http://schemas.microsoft.com/office/drawing/2016/5/10/chartex" xmlns:cx5="http://schemas.microsoft.com/office/drawing/2016/5/11/chartex" xmlns:cx6="http://schemas.microsoft.com/office/drawing/2016/5/12/chartex" xmlns:cx7="http://schemas.microsoft.com/office/drawing/2016/5/13/chartex" xmlns:cx8="http://schemas.microsoft.com/office/drawing/2016/5/14/chartex" xmlns:mc="http://schemas.openxmlformats.org/markup-compatibility/2006" xmlns:aink="http://schemas.microsoft.com/office/drawing/2016/ink" xmlns:am3d="http://schemas.microsoft.com/office/drawing/2017/model3d" xmlns:o="urn:schemas-microsoft-com:office:office" xmlns:r="http://schemas.openxmlformats.org/officeDocument/2006/relationships" xmlns:m="http://schemas.openxmlformats.org/officeDocument/2006/math" xmlns:v="urn:schemas-microsoft-com:vml" xmlns:wp14="http://schemas.microsoft.com/office/word/2010/wordprocessingDrawing" xmlns:wp="http://schemas.openxmlformats.org/drawingml/2006/wordprocessingDrawing" xmlns:w10="urn:schemas-microsoft-com:office:word" xmlns:w="http://schemas.openxmlformats.org/wordprocessingml/2006/main" xmlns:w14="http://schemas.microsoft.com/office/word/2010/wordml" xmlns:w15="http://schemas.microsoft.com/office/word/2012/wordml" xmlns:w16cex="http://schemas.microsoft.com/office/word/2018/wordml/cex" xmlns:w16cid="http://schemas.microsoft.com/office/word/2016/wordml/cid" xmlns:w16="http://schemas.microsoft.com/office/word/2018/wordml" xmlns:w16sdtdh="http://schemas.microsoft.com/office/word/2020/wordml/sdtdatahash" xmlns:w16se="http://schemas.microsoft.com/office/word/2015/wordml/symex" xmlns:wpg="http://schemas.microsoft.com/office/word/2010/wordprocessingGroup" xmlns:wpi="http://schemas.microsoft.com/office/word/2010/wordprocessingInk" xmlns:wne="http://schemas.microsoft.com/office/word/2006/wordml" xmlns:wps="http://schemas.microsoft.com/office/word/2010/wordprocessingShape" mc:Ignorable="w14 w15 w16se w16cid w16 w16cex w16sdtdh wp14">
+  <w:abstractNum w:abstractNumId="0" w15:restartNumberingAfterBreak="0">
+    <w:nsid w:val="034B007B"/>
+    <w:multiLevelType w:val="multilevel"/>
+    <w:tmpl w:val="1D743CD8"/>
+    <w:lvl w:ilvl="0">
+      <w:start w:val="1"/>
+      <w:numFmt w:val="decimal"/>
+      <w:lvlText w:val="%1."/>
+      <w:lvlJc w:val="left"/>
+      <w:pPr>
+        <w:tabs>
+          <w:tab w:val="num" w:pos="720"/>
+        </w:tabs>
+        <w:ind w:left="720" w:hanging="360"/>
+      </w:pPr>
+    </w:lvl>
+    <w:lvl w:ilvl="1">
+      <w:start w:val="1"/>
+      <w:numFmt w:val="bullet"/>
+      <w:lvlText w:val="o"/>
+      <w:lvlJc w:val="left"/>
+      <w:pPr>
+        <w:tabs>
+          <w:tab w:val="num" w:pos="1440"/>
+        </w:tabs>
+        <w:ind w:left="1440" w:hanging="360"/>
+      </w:pPr>
+      <w:rPr>
+        <w:rFonts w:ascii="Courier New" w:hAnsi="Courier New" w:hint="default"/>
+        <w:sz w:val="20"/>
+      </w:rPr>
+    </w:lvl>
+    <w:lvl w:ilvl="2" w:tentative="1">
+      <w:start w:val="1"/>
+      <w:numFmt w:val="decimal"/>
+      <w:lvlText w:val="%3."/>
+      <w:lvlJc w:val="left"/>
+      <w:pPr>
+        <w:tabs>
+          <w:tab w:val="num" w:pos="2160"/>
+        </w:tabs>
+        <w:ind w:left="2160" w:hanging="360"/>
+      </w:pPr>
+    </w:lvl>
+    <w:lvl w:ilvl="3" w:tentative="1">
+      <w:start w:val="1"/>
+      <w:numFmt w:val="decimal"/>
+      <w:lvlText w:val="%4."/>
+      <w:lvlJc w:val="left"/>
+      <w:pPr>
+        <w:tabs>
+          <w:tab w:val="num" w:pos="2880"/>
+        </w:tabs>
+        <w:ind w:left="2880" w:hanging="360"/>
+      </w:pPr>
+    </w:lvl>
+    <w:lvl w:ilvl="4" w:tentative="1">
+      <w:start w:val="1"/>
+      <w:numFmt w:val="decimal"/>
+      <w:lvlText w:val="%5."/>
+      <w:lvlJc w:val="left"/>
+      <w:pPr>
+        <w:tabs>
+          <w:tab w:val="num" w:pos="3600"/>
+        </w:tabs>
+        <w:ind w:left="3600" w:hanging="360"/>
+      </w:pPr>
+    </w:lvl>
+    <w:lvl w:ilvl="5" w:tentative="1">
+      <w:start w:val="1"/>
+      <w:numFmt w:val="decimal"/>
+      <w:lvlText w:val="%6."/>
+      <w:lvlJc w:val="left"/>
+      <w:pPr>
+        <w:tabs>
+          <w:tab w:val="num" w:pos="4320"/>
+        </w:tabs>
+        <w:ind w:left="4320" w:hanging="360"/>
+      </w:pPr>
+    </w:lvl>
+    <w:lvl w:ilvl="6" w:tentative="1">
+      <w:start w:val="1"/>
+      <w:numFmt w:val="decimal"/>
+      <w:lvlText w:val="%7."/>
+      <w:lvlJc w:val="left"/>
+      <w:pPr>
+        <w:tabs>
+          <w:tab w:val="num" w:pos="5040"/>
+        </w:tabs>
+        <w:ind w:left="5040" w:hanging="360"/>
+      </w:pPr>
+    </w:lvl>
+    <w:lvl w:ilvl="7" w:tentative="1">
+      <w:start w:val="1"/>
+      <w:numFmt w:val="decimal"/>
+      <w:lvlText w:val="%8."/>
+      <w:lvlJc w:val="left"/>
+      <w:pPr>
+        <w:tabs>
+          <w:tab w:val="num" w:pos="5760"/>
+        </w:tabs>
+        <w:ind w:left="5760" w:hanging="360"/>
+      </w:pPr>
+    </w:lvl>
+    <w:lvl w:ilvl="8" w:tentative="1">
+      <w:start w:val="1"/>
+      <w:numFmt w:val="decimal"/>
+      <w:lvlText w:val="%9."/>
+      <w:lvlJc w:val="left"/>
+      <w:pPr>
+        <w:tabs>
+          <w:tab w:val="num" w:pos="6480"/>
+        </w:tabs>
+        <w:ind w:left="6480" w:hanging="360"/>
+      </w:pPr>
+    </w:lvl>
+  </w:abstractNum>
+  <w:abstractNum w:abstractNumId="1" w15:restartNumberingAfterBreak="0">
+    <w:nsid w:val="05BC2F7F"/>
+    <w:multiLevelType w:val="multilevel"/>
+    <w:tmpl w:val="BAB8AF7E"/>
+    <w:lvl w:ilvl="0">
+      <w:start w:val="1"/>
+      <w:numFmt w:val="bullet"/>
+      <w:lvlText w:val=""/>
+      <w:lvlJc w:val="left"/>
+      <w:pPr>
+        <w:tabs>
+          <w:tab w:val="num" w:pos="720"/>
+        </w:tabs>
+        <w:ind w:left="720" w:hanging="360"/>
+      </w:pPr>
+      <w:rPr>
+        <w:rFonts w:ascii="Symbol" w:hAnsi="Symbol" w:hint="default"/>
+        <w:sz w:val="20"/>
+      </w:rPr>
+    </w:lvl>
+    <w:lvl w:ilvl="1" w:tentative="1">
+      <w:start w:val="1"/>
+      <w:numFmt w:val="bullet"/>
+      <w:lvlText w:val="o"/>
+      <w:lvlJc w:val="left"/>
+      <w:pPr>
+        <w:tabs>
+          <w:tab w:val="num" w:pos="1440"/>
+        </w:tabs>
+        <w:ind w:left="1440" w:hanging="360"/>
+      </w:pPr>
+      <w:rPr>
+        <w:rFonts w:ascii="Courier New" w:hAnsi="Courier New" w:hint="default"/>
+        <w:sz w:val="20"/>
+      </w:rPr>
+    </w:lvl>
+    <w:lvl w:ilvl="2" w:tentative="1">
+      <w:start w:val="1"/>
+      <w:numFmt w:val="bullet"/>
+      <w:lvlText w:val=""/>
+      <w:lvlJc w:val="left"/>
+      <w:pPr>
+        <w:tabs>
+          <w:tab w:val="num" w:pos="2160"/>
+        </w:tabs>
+        <w:ind w:left="2160" w:hanging="360"/>
+      </w:pPr>
+      <w:rPr>
+        <w:rFonts w:ascii="Wingdings" w:hAnsi="Wingdings" w:hint="default"/>
+        <w:sz w:val="20"/>
+      </w:rPr>
+    </w:lvl>
+    <w:lvl w:ilvl="3" w:tentative="1">
+      <w:start w:val="1"/>
+      <w:numFmt w:val="bullet"/>
+      <w:lvlText w:val=""/>
+      <w:lvlJc w:val="left"/>
+      <w:pPr>
+        <w:tabs>
+          <w:tab w:val="num" w:pos="2880"/>
+        </w:tabs>
+        <w:ind w:left="2880" w:hanging="360"/>
+      </w:pPr>
+      <w:rPr>
+        <w:rFonts w:ascii="Wingdings" w:hAnsi="Wingdings" w:hint="default"/>
+        <w:sz w:val="20"/>
+      </w:rPr>
+    </w:lvl>
+    <w:lvl w:ilvl="4" w:tentative="1">
+      <w:start w:val="1"/>
+      <w:numFmt w:val="bullet"/>
+      <w:lvlText w:val=""/>
+      <w:lvlJc w:val="left"/>
+      <w:pPr>
+        <w:tabs>
+          <w:tab w:val="num" w:pos="3600"/>
+        </w:tabs>
+        <w:ind w:left="3600" w:hanging="360"/>
+      </w:pPr>
+      <w:rPr>
+        <w:rFonts w:ascii="Wingdings" w:hAnsi="Wingdings" w:hint="default"/>
+        <w:sz w:val="20"/>
+      </w:rPr>
+    </w:lvl>
+    <w:lvl w:ilvl="5" w:tentative="1">
+      <w:start w:val="1"/>
+      <w:numFmt w:val="bullet"/>
+      <w:lvlText w:val=""/>
+      <w:lvlJc w:val="left"/>
+      <w:pPr>
+        <w:tabs>
+          <w:tab w:val="num" w:pos="4320"/>
+        </w:tabs>
+        <w:ind w:left="4320" w:hanging="360"/>
+      </w:pPr>
+      <w:rPr>
+        <w:rFonts w:ascii="Wingdings" w:hAnsi="Wingdings" w:hint="default"/>
+        <w:sz w:val="20"/>
+      </w:rPr>
+    </w:lvl>
+    <w:lvl w:ilvl="6" w:tentative="1">
+      <w:start w:val="1"/>
+      <w:numFmt w:val="bullet"/>
+      <w:lvlText w:val=""/>
+      <w:lvlJc w:val="left"/>
+      <w:pPr>
+        <w:tabs>
+          <w:tab w:val="num" w:pos="5040"/>
+        </w:tabs>
+        <w:ind w:left="5040" w:hanging="360"/>
+      </w:pPr>
+      <w:rPr>
+        <w:rFonts w:ascii="Wingdings" w:hAnsi="Wingdings" w:hint="default"/>
+        <w:sz w:val="20"/>
+      </w:rPr>
+    </w:lvl>
+    <w:lvl w:ilvl="7" w:tentative="1">
+      <w:start w:val="1"/>
+      <w:numFmt w:val="bullet"/>
+      <w:lvlText w:val=""/>
+      <w:lvlJc w:val="left"/>
+      <w:pPr>
+        <w:tabs>
+          <w:tab w:val="num" w:pos="5760"/>
+        </w:tabs>
+        <w:ind w:left="5760" w:hanging="360"/>
+      </w:pPr>
+      <w:rPr>
+        <w:rFonts w:ascii="Wingdings" w:hAnsi="Wingdings" w:hint="default"/>
+        <w:sz w:val="20"/>
+      </w:rPr>
+    </w:lvl>
+    <w:lvl w:ilvl="8" w:tentative="1">
+      <w:start w:val="1"/>
+      <w:numFmt w:val="bullet"/>
+      <w:lvlText w:val=""/>
+      <w:lvlJc w:val="left"/>
+      <w:pPr>
+        <w:tabs>
+          <w:tab w:val="num" w:pos="6480"/>
+        </w:tabs>
+        <w:ind w:left="6480" w:hanging="360"/>
+      </w:pPr>
+      <w:rPr>
+        <w:rFonts w:ascii="Wingdings" w:hAnsi="Wingdings" w:hint="default"/>
+        <w:sz w:val="20"/>
+      </w:rPr>
+    </w:lvl>
+  </w:abstractNum>
+  <w:abstractNum w:abstractNumId="2" w15:restartNumberingAfterBreak="0">
+    <w:nsid w:val="09F24527"/>
+    <w:multiLevelType w:val="multilevel"/>
+    <w:tmpl w:val="6B16AAEC"/>
+    <w:lvl w:ilvl="0">
+      <w:start w:val="1"/>
+      <w:numFmt w:val="bullet"/>
+      <w:lvlText w:val=""/>
+      <w:lvlJc w:val="left"/>
+      <w:pPr>
+        <w:tabs>
+          <w:tab w:val="num" w:pos="720"/>
+        </w:tabs>
+        <w:ind w:left="720" w:hanging="360"/>
+      </w:pPr>
+      <w:rPr>
+        <w:rFonts w:ascii="Symbol" w:hAnsi="Symbol" w:hint="default"/>
+        <w:sz w:val="20"/>
+      </w:rPr>
+    </w:lvl>
+    <w:lvl w:ilvl="1" w:tentative="1">
+      <w:start w:val="1"/>
+      <w:numFmt w:val="bullet"/>
+      <w:lvlText w:val="o"/>
+      <w:lvlJc w:val="left"/>
+      <w:pPr>
+        <w:tabs>
+          <w:tab w:val="num" w:pos="1440"/>
+        </w:tabs>
+        <w:ind w:left="1440" w:hanging="360"/>
+      </w:pPr>
+      <w:rPr>
+        <w:rFonts w:ascii="Courier New" w:hAnsi="Courier New" w:hint="default"/>
+        <w:sz w:val="20"/>
+      </w:rPr>
+    </w:lvl>
+    <w:lvl w:ilvl="2" w:tentative="1">
+      <w:start w:val="1"/>
+      <w:numFmt w:val="bullet"/>
+      <w:lvlText w:val=""/>
+      <w:lvlJc w:val="left"/>
+      <w:pPr>
+        <w:tabs>
+          <w:tab w:val="num" w:pos="2160"/>
+        </w:tabs>
+        <w:ind w:left="2160" w:hanging="360"/>
+      </w:pPr>
+      <w:rPr>
+        <w:rFonts w:ascii="Wingdings" w:hAnsi="Wingdings" w:hint="default"/>
+        <w:sz w:val="20"/>
+      </w:rPr>
+    </w:lvl>
+    <w:lvl w:ilvl="3" w:tentative="1">
+      <w:start w:val="1"/>
+      <w:numFmt w:val="bullet"/>
+      <w:lvlText w:val=""/>
+      <w:lvlJc w:val="left"/>
+      <w:pPr>
+        <w:tabs>
+          <w:tab w:val="num" w:pos="2880"/>
+        </w:tabs>
+        <w:ind w:left="2880" w:hanging="360"/>
+      </w:pPr>
+      <w:rPr>
+        <w:rFonts w:ascii="Wingdings" w:hAnsi="Wingdings" w:hint="default"/>
+        <w:sz w:val="20"/>
+      </w:rPr>
+    </w:lvl>
+    <w:lvl w:ilvl="4" w:tentative="1">
+      <w:start w:val="1"/>
+      <w:numFmt w:val="bullet"/>
+      <w:lvlText w:val=""/>
+      <w:lvlJc w:val="left"/>
+      <w:pPr>
+        <w:tabs>
+          <w:tab w:val="num" w:pos="3600"/>
+        </w:tabs>
+        <w:ind w:left="3600" w:hanging="360"/>
+      </w:pPr>
+      <w:rPr>
+        <w:rFonts w:ascii="Wingdings" w:hAnsi="Wingdings" w:hint="default"/>
+        <w:sz w:val="20"/>
+      </w:rPr>
+    </w:lvl>
+    <w:lvl w:ilvl="5" w:tentative="1">
+      <w:start w:val="1"/>
+      <w:numFmt w:val="bullet"/>
+      <w:lvlText w:val=""/>
+      <w:lvlJc w:val="left"/>
+      <w:pPr>
+        <w:tabs>
+          <w:tab w:val="num" w:pos="4320"/>
+        </w:tabs>
+        <w:ind w:left="4320" w:hanging="360"/>
+      </w:pPr>
+      <w:rPr>
+        <w:rFonts w:ascii="Wingdings" w:hAnsi="Wingdings" w:hint="default"/>
+        <w:sz w:val="20"/>
+      </w:rPr>
+    </w:lvl>
+    <w:lvl w:ilvl="6" w:tentative="1">
+      <w:start w:val="1"/>
+      <w:numFmt w:val="bullet"/>
+      <w:lvlText w:val=""/>
+      <w:lvlJc w:val="left"/>
+      <w:pPr>
+        <w:tabs>
+          <w:tab w:val="num" w:pos="5040"/>
+        </w:tabs>
+        <w:ind w:left="5040" w:hanging="360"/>
+      </w:pPr>
+      <w:rPr>
+        <w:rFonts w:ascii="Wingdings" w:hAnsi="Wingdings" w:hint="default"/>
+        <w:sz w:val="20"/>
+      </w:rPr>
+    </w:lvl>
+    <w:lvl w:ilvl="7" w:tentative="1">
+      <w:start w:val="1"/>
+      <w:numFmt w:val="bullet"/>
+      <w:lvlText w:val=""/>
+      <w:lvlJc w:val="left"/>
+      <w:pPr>
+        <w:tabs>
+          <w:tab w:val="num" w:pos="5760"/>
+        </w:tabs>
+        <w:ind w:left="5760" w:hanging="360"/>
+      </w:pPr>
+      <w:rPr>
+        <w:rFonts w:ascii="Wingdings" w:hAnsi="Wingdings" w:hint="default"/>
+        <w:sz w:val="20"/>
+      </w:rPr>
+    </w:lvl>
+    <w:lvl w:ilvl="8" w:tentative="1">
+      <w:start w:val="1"/>
+      <w:numFmt w:val="bullet"/>
+      <w:lvlText w:val=""/>
+      <w:lvlJc w:val="left"/>
+      <w:pPr>
+        <w:tabs>
+          <w:tab w:val="num" w:pos="6480"/>
+        </w:tabs>
+        <w:ind w:left="6480" w:hanging="360"/>
+      </w:pPr>
+      <w:rPr>
+        <w:rFonts w:ascii="Wingdings" w:hAnsi="Wingdings" w:hint="default"/>
+        <w:sz w:val="20"/>
+      </w:rPr>
+    </w:lvl>
+  </w:abstractNum>
+  <w:abstractNum w:abstractNumId="3" w15:restartNumberingAfterBreak="0">
+    <w:nsid w:val="103E485A"/>
+    <w:multiLevelType w:val="multilevel"/>
+    <w:tmpl w:val="E35E1A10"/>
+    <w:lvl w:ilvl="0">
+      <w:start w:val="1"/>
+      <w:numFmt w:val="bullet"/>
+      <w:lvlText w:val=""/>
+      <w:lvlJc w:val="left"/>
+      <w:pPr>
+        <w:tabs>
+          <w:tab w:val="num" w:pos="720"/>
+        </w:tabs>
+        <w:ind w:left="720" w:hanging="360"/>
+      </w:pPr>
+      <w:rPr>
+        <w:rFonts w:ascii="Symbol" w:hAnsi="Symbol" w:hint="default"/>
+        <w:sz w:val="20"/>
+      </w:rPr>
+    </w:lvl>
+    <w:lvl w:ilvl="1" w:tentative="1">
+      <w:start w:val="1"/>
+      <w:numFmt w:val="bullet"/>
+      <w:lvlText w:val="o"/>
+      <w:lvlJc w:val="left"/>
+      <w:pPr>
+        <w:tabs>
+          <w:tab w:val="num" w:pos="1440"/>
+        </w:tabs>
+        <w:ind w:left="1440" w:hanging="360"/>
+      </w:pPr>
+      <w:rPr>
+        <w:rFonts w:ascii="Courier New" w:hAnsi="Courier New" w:hint="default"/>
+        <w:sz w:val="20"/>
+      </w:rPr>
+    </w:lvl>
+    <w:lvl w:ilvl="2" w:tentative="1">
+      <w:start w:val="1"/>
+      <w:numFmt w:val="bullet"/>
+      <w:lvlText w:val=""/>
+      <w:lvlJc w:val="left"/>
+      <w:pPr>
+        <w:tabs>
+          <w:tab w:val="num" w:pos="2160"/>
+        </w:tabs>
+        <w:ind w:left="2160" w:hanging="360"/>
+      </w:pPr>
+      <w:rPr>
+        <w:rFonts w:ascii="Wingdings" w:hAnsi="Wingdings" w:hint="default"/>
+        <w:sz w:val="20"/>
+      </w:rPr>
+    </w:lvl>
+    <w:lvl w:ilvl="3" w:tentative="1">
+      <w:start w:val="1"/>
+      <w:numFmt w:val="bullet"/>
+      <w:lvlText w:val=""/>
+      <w:lvlJc w:val="left"/>
+      <w:pPr>
+        <w:tabs>
+          <w:tab w:val="num" w:pos="2880"/>
+        </w:tabs>
+        <w:ind w:left="2880" w:hanging="360"/>
+      </w:pPr>
+      <w:rPr>
+        <w:rFonts w:ascii="Wingdings" w:hAnsi="Wingdings" w:hint="default"/>
+        <w:sz w:val="20"/>
+      </w:rPr>
+    </w:lvl>
+    <w:lvl w:ilvl="4" w:tentative="1">
+      <w:start w:val="1"/>
+      <w:numFmt w:val="bullet"/>
+      <w:lvlText w:val=""/>
+      <w:lvlJc w:val="left"/>
+      <w:pPr>
+        <w:tabs>
+          <w:tab w:val="num" w:pos="3600"/>
+        </w:tabs>
+        <w:ind w:left="3600" w:hanging="360"/>
+      </w:pPr>
+      <w:rPr>
+        <w:rFonts w:ascii="Wingdings" w:hAnsi="Wingdings" w:hint="default"/>
+        <w:sz w:val="20"/>
+      </w:rPr>
+    </w:lvl>
+    <w:lvl w:ilvl="5" w:tentative="1">
+      <w:start w:val="1"/>
+      <w:numFmt w:val="bullet"/>
+      <w:lvlText w:val=""/>
+      <w:lvlJc w:val="left"/>
+      <w:pPr>
+        <w:tabs>
+          <w:tab w:val="num" w:pos="4320"/>
+        </w:tabs>
+        <w:ind w:left="4320" w:hanging="360"/>
+      </w:pPr>
+      <w:rPr>
+        <w:rFonts w:ascii="Wingdings" w:hAnsi="Wingdings" w:hint="default"/>
+        <w:sz w:val="20"/>
+      </w:rPr>
+    </w:lvl>
+    <w:lvl w:ilvl="6" w:tentative="1">
+      <w:start w:val="1"/>
+      <w:numFmt w:val="bullet"/>
+      <w:lvlText w:val=""/>
+      <w:lvlJc w:val="left"/>
+      <w:pPr>
+        <w:tabs>
+          <w:tab w:val="num" w:pos="5040"/>
+        </w:tabs>
+        <w:ind w:left="5040" w:hanging="360"/>
+      </w:pPr>
+      <w:rPr>
+        <w:rFonts w:ascii="Wingdings" w:hAnsi="Wingdings" w:hint="default"/>
+        <w:sz w:val="20"/>
+      </w:rPr>
+    </w:lvl>
+    <w:lvl w:ilvl="7" w:tentative="1">
+      <w:start w:val="1"/>
+      <w:numFmt w:val="bullet"/>
+      <w:lvlText w:val=""/>
+      <w:lvlJc w:val="left"/>
+      <w:pPr>
+        <w:tabs>
+          <w:tab w:val="num" w:pos="5760"/>
+        </w:tabs>
+        <w:ind w:left="5760" w:hanging="360"/>
+      </w:pPr>
+      <w:rPr>
+        <w:rFonts w:ascii="Wingdings" w:hAnsi="Wingdings" w:hint="default"/>
+        <w:sz w:val="20"/>
+      </w:rPr>
+    </w:lvl>
+    <w:lvl w:ilvl="8" w:tentative="1">
+      <w:start w:val="1"/>
+      <w:numFmt w:val="bullet"/>
+      <w:lvlText w:val=""/>
+      <w:lvlJc w:val="left"/>
+      <w:pPr>
+        <w:tabs>
+          <w:tab w:val="num" w:pos="6480"/>
+        </w:tabs>
+        <w:ind w:left="6480" w:hanging="360"/>
+      </w:pPr>
+      <w:rPr>
+        <w:rFonts w:ascii="Wingdings" w:hAnsi="Wingdings" w:hint="default"/>
+        <w:sz w:val="20"/>
+      </w:rPr>
+    </w:lvl>
+  </w:abstractNum>
+  <w:abstractNum w:abstractNumId="4" w15:restartNumberingAfterBreak="0">
+    <w:nsid w:val="111458E4"/>
+    <w:multiLevelType w:val="multilevel"/>
+    <w:tmpl w:val="D7DCABD4"/>
+    <w:lvl w:ilvl="0">
+      <w:start w:val="1"/>
+      <w:numFmt w:val="bullet"/>
+      <w:lvlText w:val=""/>
+      <w:lvlJc w:val="left"/>
+      <w:pPr>
+        <w:tabs>
+          <w:tab w:val="num" w:pos="720"/>
+        </w:tabs>
+        <w:ind w:left="720" w:hanging="360"/>
+      </w:pPr>
+      <w:rPr>
+        <w:rFonts w:ascii="Symbol" w:hAnsi="Symbol" w:hint="default"/>
+        <w:sz w:val="20"/>
+      </w:rPr>
+    </w:lvl>
+    <w:lvl w:ilvl="1" w:tentative="1">
+      <w:start w:val="1"/>
+      <w:numFmt w:val="bullet"/>
+      <w:lvlText w:val="o"/>
+      <w:lvlJc w:val="left"/>
+      <w:pPr>
+        <w:tabs>
+          <w:tab w:val="num" w:pos="1440"/>
+        </w:tabs>
+        <w:ind w:left="1440" w:hanging="360"/>
+      </w:pPr>
+      <w:rPr>
+        <w:rFonts w:ascii="Courier New" w:hAnsi="Courier New" w:hint="default"/>
+        <w:sz w:val="20"/>
+      </w:rPr>
+    </w:lvl>
+    <w:lvl w:ilvl="2" w:tentative="1">
+      <w:start w:val="1"/>
+      <w:numFmt w:val="bullet"/>
+      <w:lvlText w:val=""/>
+      <w:lvlJc w:val="left"/>
+      <w:pPr>
+        <w:tabs>
+          <w:tab w:val="num" w:pos="2160"/>
+        </w:tabs>
+        <w:ind w:left="2160" w:hanging="360"/>
+      </w:pPr>
+      <w:rPr>
+        <w:rFonts w:ascii="Wingdings" w:hAnsi="Wingdings" w:hint="default"/>
+        <w:sz w:val="20"/>
+      </w:rPr>
+    </w:lvl>
+    <w:lvl w:ilvl="3" w:tentative="1">
+      <w:start w:val="1"/>
+      <w:numFmt w:val="bullet"/>
+      <w:lvlText w:val=""/>
+      <w:lvlJc w:val="left"/>
+      <w:pPr>
+        <w:tabs>
+          <w:tab w:val="num" w:pos="2880"/>
+        </w:tabs>
+        <w:ind w:left="2880" w:hanging="360"/>
+      </w:pPr>
+      <w:rPr>
+        <w:rFonts w:ascii="Wingdings" w:hAnsi="Wingdings" w:hint="default"/>
+        <w:sz w:val="20"/>
+      </w:rPr>
+    </w:lvl>
+    <w:lvl w:ilvl="4" w:tentative="1">
+      <w:start w:val="1"/>
+      <w:numFmt w:val="bullet"/>
+      <w:lvlText w:val=""/>
+      <w:lvlJc w:val="left"/>
+      <w:pPr>
+        <w:tabs>
+          <w:tab w:val="num" w:pos="3600"/>
+        </w:tabs>
+        <w:ind w:left="3600" w:hanging="360"/>
+      </w:pPr>
+      <w:rPr>
+        <w:rFonts w:ascii="Wingdings" w:hAnsi="Wingdings" w:hint="default"/>
+        <w:sz w:val="20"/>
+      </w:rPr>
+    </w:lvl>
+    <w:lvl w:ilvl="5" w:tentative="1">
+      <w:start w:val="1"/>
+      <w:numFmt w:val="bullet"/>
+      <w:lvlText w:val=""/>
+      <w:lvlJc w:val="left"/>
+      <w:pPr>
+        <w:tabs>
+          <w:tab w:val="num" w:pos="4320"/>
+        </w:tabs>
+        <w:ind w:left="4320" w:hanging="360"/>
+      </w:pPr>
+      <w:rPr>
+        <w:rFonts w:ascii="Wingdings" w:hAnsi="Wingdings" w:hint="default"/>
+        <w:sz w:val="20"/>
+      </w:rPr>
+    </w:lvl>
+    <w:lvl w:ilvl="6" w:tentative="1">
+      <w:start w:val="1"/>
+      <w:numFmt w:val="bullet"/>
+      <w:lvlText w:val=""/>
+      <w:lvlJc w:val="left"/>
+      <w:pPr>
+        <w:tabs>
+          <w:tab w:val="num" w:pos="5040"/>
+        </w:tabs>
+        <w:ind w:left="5040" w:hanging="360"/>
+      </w:pPr>
+      <w:rPr>
+        <w:rFonts w:ascii="Wingdings" w:hAnsi="Wingdings" w:hint="default"/>
+        <w:sz w:val="20"/>
+      </w:rPr>
+    </w:lvl>
+    <w:lvl w:ilvl="7" w:tentative="1">
+      <w:start w:val="1"/>
+      <w:numFmt w:val="bullet"/>
+      <w:lvlText w:val=""/>
+      <w:lvlJc w:val="left"/>
+      <w:pPr>
+        <w:tabs>
+          <w:tab w:val="num" w:pos="5760"/>
+        </w:tabs>
+        <w:ind w:left="5760" w:hanging="360"/>
+      </w:pPr>
+      <w:rPr>
+        <w:rFonts w:ascii="Wingdings" w:hAnsi="Wingdings" w:hint="default"/>
+        <w:sz w:val="20"/>
+      </w:rPr>
+    </w:lvl>
+    <w:lvl w:ilvl="8" w:tentative="1">
+      <w:start w:val="1"/>
+      <w:numFmt w:val="bullet"/>
+      <w:lvlText w:val=""/>
+      <w:lvlJc w:val="left"/>
+      <w:pPr>
+        <w:tabs>
+          <w:tab w:val="num" w:pos="6480"/>
+        </w:tabs>
+        <w:ind w:left="6480" w:hanging="360"/>
+      </w:pPr>
+      <w:rPr>
+        <w:rFonts w:ascii="Wingdings" w:hAnsi="Wingdings" w:hint="default"/>
+        <w:sz w:val="20"/>
+      </w:rPr>
+    </w:lvl>
+  </w:abstractNum>
+  <w:abstractNum w:abstractNumId="5" w15:restartNumberingAfterBreak="0">
+    <w:nsid w:val="125B539B"/>
+    <w:multiLevelType w:val="multilevel"/>
+    <w:tmpl w:val="3BBE6150"/>
+    <w:lvl w:ilvl="0">
+      <w:start w:val="1"/>
+      <w:numFmt w:val="bullet"/>
+      <w:lvlText w:val=""/>
+      <w:lvlJc w:val="left"/>
+      <w:pPr>
+        <w:tabs>
+          <w:tab w:val="num" w:pos="720"/>
+        </w:tabs>
+        <w:ind w:left="720" w:hanging="360"/>
+      </w:pPr>
+      <w:rPr>
+        <w:rFonts w:ascii="Symbol" w:hAnsi="Symbol" w:hint="default"/>
+        <w:sz w:val="20"/>
+      </w:rPr>
+    </w:lvl>
+    <w:lvl w:ilvl="1" w:tentative="1">
+      <w:start w:val="1"/>
+      <w:numFmt w:val="bullet"/>
+      <w:lvlText w:val="o"/>
+      <w:lvlJc w:val="left"/>
+      <w:pPr>
+        <w:tabs>
+          <w:tab w:val="num" w:pos="1440"/>
+        </w:tabs>
+        <w:ind w:left="1440" w:hanging="360"/>
+      </w:pPr>
+      <w:rPr>
+        <w:rFonts w:ascii="Courier New" w:hAnsi="Courier New" w:hint="default"/>
+        <w:sz w:val="20"/>
+      </w:rPr>
+    </w:lvl>
+    <w:lvl w:ilvl="2" w:tentative="1">
+      <w:start w:val="1"/>
+      <w:numFmt w:val="bullet"/>
+      <w:lvlText w:val=""/>
+      <w:lvlJc w:val="left"/>
+      <w:pPr>
+        <w:tabs>
+          <w:tab w:val="num" w:pos="2160"/>
+        </w:tabs>
+        <w:ind w:left="2160" w:hanging="360"/>
+      </w:pPr>
+      <w:rPr>
+        <w:rFonts w:ascii="Wingdings" w:hAnsi="Wingdings" w:hint="default"/>
+        <w:sz w:val="20"/>
+      </w:rPr>
+    </w:lvl>
+    <w:lvl w:ilvl="3" w:tentative="1">
+      <w:start w:val="1"/>
+      <w:numFmt w:val="bullet"/>
+      <w:lvlText w:val=""/>
+      <w:lvlJc w:val="left"/>
+      <w:pPr>
+        <w:tabs>
+          <w:tab w:val="num" w:pos="2880"/>
+        </w:tabs>
+        <w:ind w:left="2880" w:hanging="360"/>
+      </w:pPr>
+      <w:rPr>
+        <w:rFonts w:ascii="Wingdings" w:hAnsi="Wingdings" w:hint="default"/>
+        <w:sz w:val="20"/>
+      </w:rPr>
+    </w:lvl>
+    <w:lvl w:ilvl="4" w:tentative="1">
+      <w:start w:val="1"/>
+      <w:numFmt w:val="bullet"/>
+      <w:lvlText w:val=""/>
+      <w:lvlJc w:val="left"/>
+      <w:pPr>
+        <w:tabs>
+          <w:tab w:val="num" w:pos="3600"/>
+        </w:tabs>
+        <w:ind w:left="3600" w:hanging="360"/>
+      </w:pPr>
+      <w:rPr>
+        <w:rFonts w:ascii="Wingdings" w:hAnsi="Wingdings" w:hint="default"/>
+        <w:sz w:val="20"/>
+      </w:rPr>
+    </w:lvl>
+    <w:lvl w:ilvl="5" w:tentative="1">
+      <w:start w:val="1"/>
+      <w:numFmt w:val="bullet"/>
+      <w:lvlText w:val=""/>
+      <w:lvlJc w:val="left"/>
+      <w:pPr>
+        <w:tabs>
+          <w:tab w:val="num" w:pos="4320"/>
+        </w:tabs>
+        <w:ind w:left="4320" w:hanging="360"/>
+      </w:pPr>
+      <w:rPr>
+        <w:rFonts w:ascii="Wingdings" w:hAnsi="Wingdings" w:hint="default"/>
+        <w:sz w:val="20"/>
+      </w:rPr>
+    </w:lvl>
+    <w:lvl w:ilvl="6" w:tentative="1">
+      <w:start w:val="1"/>
+      <w:numFmt w:val="bullet"/>
+      <w:lvlText w:val=""/>
+      <w:lvlJc w:val="left"/>
+      <w:pPr>
+        <w:tabs>
+          <w:tab w:val="num" w:pos="5040"/>
+        </w:tabs>
+        <w:ind w:left="5040" w:hanging="360"/>
+      </w:pPr>
+      <w:rPr>
+        <w:rFonts w:ascii="Wingdings" w:hAnsi="Wingdings" w:hint="default"/>
+        <w:sz w:val="20"/>
+      </w:rPr>
+    </w:lvl>
+    <w:lvl w:ilvl="7" w:tentative="1">
+      <w:start w:val="1"/>
+      <w:numFmt w:val="bullet"/>
+      <w:lvlText w:val=""/>
+      <w:lvlJc w:val="left"/>
+      <w:pPr>
+        <w:tabs>
+          <w:tab w:val="num" w:pos="5760"/>
+        </w:tabs>
+        <w:ind w:left="5760" w:hanging="360"/>
+      </w:pPr>
+      <w:rPr>
+        <w:rFonts w:ascii="Wingdings" w:hAnsi="Wingdings" w:hint="default"/>
+        <w:sz w:val="20"/>
+      </w:rPr>
+    </w:lvl>
+    <w:lvl w:ilvl="8" w:tentative="1">
+      <w:start w:val="1"/>
+      <w:numFmt w:val="bullet"/>
+      <w:lvlText w:val=""/>
+      <w:lvlJc w:val="left"/>
+      <w:pPr>
+        <w:tabs>
+          <w:tab w:val="num" w:pos="6480"/>
+        </w:tabs>
+        <w:ind w:left="6480" w:hanging="360"/>
+      </w:pPr>
+      <w:rPr>
+        <w:rFonts w:ascii="Wingdings" w:hAnsi="Wingdings" w:hint="default"/>
+        <w:sz w:val="20"/>
+      </w:rPr>
+    </w:lvl>
+  </w:abstractNum>
+  <w:abstractNum w:abstractNumId="6" w15:restartNumberingAfterBreak="0">
+    <w:nsid w:val="18035C99"/>
+    <w:multiLevelType w:val="multilevel"/>
+    <w:tmpl w:val="4D38E926"/>
+    <w:lvl w:ilvl="0">
+      <w:start w:val="1"/>
+      <w:numFmt w:val="bullet"/>
+      <w:lvlText w:val=""/>
+      <w:lvlJc w:val="left"/>
+      <w:pPr>
+        <w:tabs>
+          <w:tab w:val="num" w:pos="720"/>
+        </w:tabs>
+        <w:ind w:left="720" w:hanging="360"/>
+      </w:pPr>
+      <w:rPr>
+        <w:rFonts w:ascii="Symbol" w:hAnsi="Symbol" w:hint="default"/>
+        <w:sz w:val="20"/>
+      </w:rPr>
+    </w:lvl>
+    <w:lvl w:ilvl="1" w:tentative="1">
+      <w:start w:val="1"/>
+      <w:numFmt w:val="bullet"/>
+      <w:lvlText w:val="o"/>
+      <w:lvlJc w:val="left"/>
+      <w:pPr>
+        <w:tabs>
+          <w:tab w:val="num" w:pos="1440"/>
+        </w:tabs>
+        <w:ind w:left="1440" w:hanging="360"/>
+      </w:pPr>
+      <w:rPr>
+        <w:rFonts w:ascii="Courier New" w:hAnsi="Courier New" w:hint="default"/>
+        <w:sz w:val="20"/>
+      </w:rPr>
+    </w:lvl>
+    <w:lvl w:ilvl="2" w:tentative="1">
+      <w:start w:val="1"/>
+      <w:numFmt w:val="bullet"/>
+      <w:lvlText w:val=""/>
+      <w:lvlJc w:val="left"/>
+      <w:pPr>
+        <w:tabs>
+          <w:tab w:val="num" w:pos="2160"/>
+        </w:tabs>
+        <w:ind w:left="2160" w:hanging="360"/>
+      </w:pPr>
+      <w:rPr>
+        <w:rFonts w:ascii="Wingdings" w:hAnsi="Wingdings" w:hint="default"/>
+        <w:sz w:val="20"/>
+      </w:rPr>
+    </w:lvl>
+    <w:lvl w:ilvl="3" w:tentative="1">
+      <w:start w:val="1"/>
+      <w:numFmt w:val="bullet"/>
+      <w:lvlText w:val=""/>
+      <w:lvlJc w:val="left"/>
+      <w:pPr>
+        <w:tabs>
+          <w:tab w:val="num" w:pos="2880"/>
+        </w:tabs>
+        <w:ind w:left="2880" w:hanging="360"/>
+      </w:pPr>
+      <w:rPr>
+        <w:rFonts w:ascii="Wingdings" w:hAnsi="Wingdings" w:hint="default"/>
+        <w:sz w:val="20"/>
+      </w:rPr>
+    </w:lvl>
+    <w:lvl w:ilvl="4" w:tentative="1">
+      <w:start w:val="1"/>
+      <w:numFmt w:val="bullet"/>
+      <w:lvlText w:val=""/>
+      <w:lvlJc w:val="left"/>
+      <w:pPr>
+        <w:tabs>
+          <w:tab w:val="num" w:pos="3600"/>
+        </w:tabs>
+        <w:ind w:left="3600" w:hanging="360"/>
+      </w:pPr>
+      <w:rPr>
+        <w:rFonts w:ascii="Wingdings" w:hAnsi="Wingdings" w:hint="default"/>
+        <w:sz w:val="20"/>
+      </w:rPr>
+    </w:lvl>
+    <w:lvl w:ilvl="5" w:tentative="1">
+      <w:start w:val="1"/>
+      <w:numFmt w:val="bullet"/>
+      <w:lvlText w:val=""/>
+      <w:lvlJc w:val="left"/>
+      <w:pPr>
+        <w:tabs>
+          <w:tab w:val="num" w:pos="4320"/>
+        </w:tabs>
+        <w:ind w:left="4320" w:hanging="360"/>
+      </w:pPr>
+      <w:rPr>
+        <w:rFonts w:ascii="Wingdings" w:hAnsi="Wingdings" w:hint="default"/>
+        <w:sz w:val="20"/>
+      </w:rPr>
+    </w:lvl>
+    <w:lvl w:ilvl="6" w:tentative="1">
+      <w:start w:val="1"/>
+      <w:numFmt w:val="bullet"/>
+      <w:lvlText w:val=""/>
+      <w:lvlJc w:val="left"/>
+      <w:pPr>
+        <w:tabs>
+          <w:tab w:val="num" w:pos="5040"/>
+        </w:tabs>
+        <w:ind w:left="5040" w:hanging="360"/>
+      </w:pPr>
+      <w:rPr>
+        <w:rFonts w:ascii="Wingdings" w:hAnsi="Wingdings" w:hint="default"/>
+        <w:sz w:val="20"/>
+      </w:rPr>
+    </w:lvl>
+    <w:lvl w:ilvl="7" w:tentative="1">
+      <w:start w:val="1"/>
+      <w:numFmt w:val="bullet"/>
+      <w:lvlText w:val=""/>
+      <w:lvlJc w:val="left"/>
+      <w:pPr>
+        <w:tabs>
+          <w:tab w:val="num" w:pos="5760"/>
+        </w:tabs>
+        <w:ind w:left="5760" w:hanging="360"/>
+      </w:pPr>
+      <w:rPr>
+        <w:rFonts w:ascii="Wingdings" w:hAnsi="Wingdings" w:hint="default"/>
+        <w:sz w:val="20"/>
+      </w:rPr>
+    </w:lvl>
+    <w:lvl w:ilvl="8" w:tentative="1">
+      <w:start w:val="1"/>
+      <w:numFmt w:val="bullet"/>
+      <w:lvlText w:val=""/>
+      <w:lvlJc w:val="left"/>
+      <w:pPr>
+        <w:tabs>
+          <w:tab w:val="num" w:pos="6480"/>
+        </w:tabs>
+        <w:ind w:left="6480" w:hanging="360"/>
+      </w:pPr>
+      <w:rPr>
+        <w:rFonts w:ascii="Wingdings" w:hAnsi="Wingdings" w:hint="default"/>
+        <w:sz w:val="20"/>
+      </w:rPr>
+    </w:lvl>
+  </w:abstractNum>
+  <w:abstractNum w:abstractNumId="7" w15:restartNumberingAfterBreak="0">
+    <w:nsid w:val="1C2E4FFE"/>
+    <w:multiLevelType w:val="multilevel"/>
+    <w:tmpl w:val="0198A39A"/>
+    <w:lvl w:ilvl="0">
+      <w:start w:val="1"/>
+      <w:numFmt w:val="bullet"/>
+      <w:lvlText w:val=""/>
+      <w:lvlJc w:val="left"/>
+      <w:pPr>
+        <w:tabs>
+          <w:tab w:val="num" w:pos="720"/>
+        </w:tabs>
+        <w:ind w:left="720" w:hanging="360"/>
+      </w:pPr>
+      <w:rPr>
+        <w:rFonts w:ascii="Symbol" w:hAnsi="Symbol" w:hint="default"/>
+        <w:sz w:val="20"/>
+      </w:rPr>
+    </w:lvl>
+    <w:lvl w:ilvl="1" w:tentative="1">
+      <w:start w:val="1"/>
+      <w:numFmt w:val="bullet"/>
+      <w:lvlText w:val="o"/>
+      <w:lvlJc w:val="left"/>
+      <w:pPr>
+        <w:tabs>
+          <w:tab w:val="num" w:pos="1440"/>
+        </w:tabs>
+        <w:ind w:left="1440" w:hanging="360"/>
+      </w:pPr>
+      <w:rPr>
+        <w:rFonts w:ascii="Courier New" w:hAnsi="Courier New" w:hint="default"/>
+        <w:sz w:val="20"/>
+      </w:rPr>
+    </w:lvl>
+    <w:lvl w:ilvl="2" w:tentative="1">
+      <w:start w:val="1"/>
+      <w:numFmt w:val="bullet"/>
+      <w:lvlText w:val=""/>
+      <w:lvlJc w:val="left"/>
+      <w:pPr>
+        <w:tabs>
+          <w:tab w:val="num" w:pos="2160"/>
+        </w:tabs>
+        <w:ind w:left="2160" w:hanging="360"/>
+      </w:pPr>
+      <w:rPr>
+        <w:rFonts w:ascii="Wingdings" w:hAnsi="Wingdings" w:hint="default"/>
+        <w:sz w:val="20"/>
+      </w:rPr>
+    </w:lvl>
+    <w:lvl w:ilvl="3" w:tentative="1">
+      <w:start w:val="1"/>
+      <w:numFmt w:val="bullet"/>
+      <w:lvlText w:val=""/>
+      <w:lvlJc w:val="left"/>
+      <w:pPr>
+        <w:tabs>
+          <w:tab w:val="num" w:pos="2880"/>
+        </w:tabs>
+        <w:ind w:left="2880" w:hanging="360"/>
+      </w:pPr>
+      <w:rPr>
+        <w:rFonts w:ascii="Wingdings" w:hAnsi="Wingdings" w:hint="default"/>
+        <w:sz w:val="20"/>
+      </w:rPr>
+    </w:lvl>
+    <w:lvl w:ilvl="4" w:tentative="1">
+      <w:start w:val="1"/>
+      <w:numFmt w:val="bullet"/>
+      <w:lvlText w:val=""/>
+      <w:lvlJc w:val="left"/>
+      <w:pPr>
+        <w:tabs>
+          <w:tab w:val="num" w:pos="3600"/>
+        </w:tabs>
+        <w:ind w:left="3600" w:hanging="360"/>
+      </w:pPr>
+      <w:rPr>
+        <w:rFonts w:ascii="Wingdings" w:hAnsi="Wingdings" w:hint="default"/>
+        <w:sz w:val="20"/>
+      </w:rPr>
+    </w:lvl>
+    <w:lvl w:ilvl="5" w:tentative="1">
+      <w:start w:val="1"/>
+      <w:numFmt w:val="bullet"/>
+      <w:lvlText w:val=""/>
+      <w:lvlJc w:val="left"/>
+      <w:pPr>
+        <w:tabs>
+          <w:tab w:val="num" w:pos="4320"/>
+        </w:tabs>
+        <w:ind w:left="4320" w:hanging="360"/>
+      </w:pPr>
+      <w:rPr>
+        <w:rFonts w:ascii="Wingdings" w:hAnsi="Wingdings" w:hint="default"/>
+        <w:sz w:val="20"/>
+      </w:rPr>
+    </w:lvl>
+    <w:lvl w:ilvl="6" w:tentative="1">
+      <w:start w:val="1"/>
+      <w:numFmt w:val="bullet"/>
+      <w:lvlText w:val=""/>
+      <w:lvlJc w:val="left"/>
+      <w:pPr>
+        <w:tabs>
+          <w:tab w:val="num" w:pos="5040"/>
+        </w:tabs>
+        <w:ind w:left="5040" w:hanging="360"/>
+      </w:pPr>
+      <w:rPr>
+        <w:rFonts w:ascii="Wingdings" w:hAnsi="Wingdings" w:hint="default"/>
+        <w:sz w:val="20"/>
+      </w:rPr>
+    </w:lvl>
+    <w:lvl w:ilvl="7" w:tentative="1">
+      <w:start w:val="1"/>
+      <w:numFmt w:val="bullet"/>
+      <w:lvlText w:val=""/>
+      <w:lvlJc w:val="left"/>
+      <w:pPr>
+        <w:tabs>
+          <w:tab w:val="num" w:pos="5760"/>
+        </w:tabs>
+        <w:ind w:left="5760" w:hanging="360"/>
+      </w:pPr>
+      <w:rPr>
+        <w:rFonts w:ascii="Wingdings" w:hAnsi="Wingdings" w:hint="default"/>
+        <w:sz w:val="20"/>
+      </w:rPr>
+    </w:lvl>
+    <w:lvl w:ilvl="8" w:tentative="1">
+      <w:start w:val="1"/>
+      <w:numFmt w:val="bullet"/>
+      <w:lvlText w:val=""/>
+      <w:lvlJc w:val="left"/>
+      <w:pPr>
+        <w:tabs>
+          <w:tab w:val="num" w:pos="6480"/>
+        </w:tabs>
+        <w:ind w:left="6480" w:hanging="360"/>
+      </w:pPr>
+      <w:rPr>
+        <w:rFonts w:ascii="Wingdings" w:hAnsi="Wingdings" w:hint="default"/>
+        <w:sz w:val="20"/>
+      </w:rPr>
+    </w:lvl>
+  </w:abstractNum>
+  <w:abstractNum w:abstractNumId="8" w15:restartNumberingAfterBreak="0">
+    <w:nsid w:val="229447C1"/>
+    <w:multiLevelType w:val="multilevel"/>
+    <w:tmpl w:val="DA5EDEF0"/>
+    <w:lvl w:ilvl="0">
+      <w:start w:val="1"/>
+      <w:numFmt w:val="decimal"/>
+      <w:lvlText w:val="%1."/>
+      <w:lvlJc w:val="left"/>
+      <w:pPr>
+        <w:tabs>
+          <w:tab w:val="num" w:pos="720"/>
+        </w:tabs>
+        <w:ind w:left="720" w:hanging="360"/>
+      </w:pPr>
+    </w:lvl>
+    <w:lvl w:ilvl="1">
+      <w:start w:val="1"/>
+      <w:numFmt w:val="bullet"/>
+      <w:lvlText w:val="o"/>
+      <w:lvlJc w:val="left"/>
+      <w:pPr>
+        <w:tabs>
+          <w:tab w:val="num" w:pos="1440"/>
+        </w:tabs>
+        <w:ind w:left="1440" w:hanging="360"/>
+      </w:pPr>
+      <w:rPr>
+        <w:rFonts w:ascii="Courier New" w:hAnsi="Courier New" w:hint="default"/>
+        <w:sz w:val="20"/>
+      </w:rPr>
+    </w:lvl>
+    <w:lvl w:ilvl="2" w:tentative="1">
+      <w:start w:val="1"/>
+      <w:numFmt w:val="decimal"/>
+      <w:lvlText w:val="%3."/>
+      <w:lvlJc w:val="left"/>
+      <w:pPr>
+        <w:tabs>
+          <w:tab w:val="num" w:pos="2160"/>
+        </w:tabs>
+        <w:ind w:left="2160" w:hanging="360"/>
+      </w:pPr>
+    </w:lvl>
+    <w:lvl w:ilvl="3" w:tentative="1">
+      <w:start w:val="1"/>
+      <w:numFmt w:val="decimal"/>
+      <w:lvlText w:val="%4."/>
+      <w:lvlJc w:val="left"/>
+      <w:pPr>
+        <w:tabs>
+          <w:tab w:val="num" w:pos="2880"/>
+        </w:tabs>
+        <w:ind w:left="2880" w:hanging="360"/>
+      </w:pPr>
+    </w:lvl>
+    <w:lvl w:ilvl="4" w:tentative="1">
+      <w:start w:val="1"/>
+      <w:numFmt w:val="decimal"/>
+      <w:lvlText w:val="%5."/>
+      <w:lvlJc w:val="left"/>
+      <w:pPr>
+        <w:tabs>
+          <w:tab w:val="num" w:pos="3600"/>
+        </w:tabs>
+        <w:ind w:left="3600" w:hanging="360"/>
+      </w:pPr>
+    </w:lvl>
+    <w:lvl w:ilvl="5" w:tentative="1">
+      <w:start w:val="1"/>
+      <w:numFmt w:val="decimal"/>
+      <w:lvlText w:val="%6."/>
+      <w:lvlJc w:val="left"/>
+      <w:pPr>
+        <w:tabs>
+          <w:tab w:val="num" w:pos="4320"/>
+        </w:tabs>
+        <w:ind w:left="4320" w:hanging="360"/>
+      </w:pPr>
+    </w:lvl>
+    <w:lvl w:ilvl="6" w:tentative="1">
+      <w:start w:val="1"/>
+      <w:numFmt w:val="decimal"/>
+      <w:lvlText w:val="%7."/>
+      <w:lvlJc w:val="left"/>
+      <w:pPr>
+        <w:tabs>
+          <w:tab w:val="num" w:pos="5040"/>
+        </w:tabs>
+        <w:ind w:left="5040" w:hanging="360"/>
+      </w:pPr>
+    </w:lvl>
+    <w:lvl w:ilvl="7" w:tentative="1">
+      <w:start w:val="1"/>
+      <w:numFmt w:val="decimal"/>
+      <w:lvlText w:val="%8."/>
+      <w:lvlJc w:val="left"/>
+      <w:pPr>
+        <w:tabs>
+          <w:tab w:val="num" w:pos="5760"/>
+        </w:tabs>
+        <w:ind w:left="5760" w:hanging="360"/>
+      </w:pPr>
+    </w:lvl>
+    <w:lvl w:ilvl="8" w:tentative="1">
+      <w:start w:val="1"/>
+      <w:numFmt w:val="decimal"/>
+      <w:lvlText w:val="%9."/>
+      <w:lvlJc w:val="left"/>
+      <w:pPr>
+        <w:tabs>
+          <w:tab w:val="num" w:pos="6480"/>
+        </w:tabs>
+        <w:ind w:left="6480" w:hanging="360"/>
+      </w:pPr>
+    </w:lvl>
+  </w:abstractNum>
+  <w:abstractNum w:abstractNumId="9" w15:restartNumberingAfterBreak="0">
+    <w:nsid w:val="278E2C91"/>
+    <w:multiLevelType w:val="multilevel"/>
+    <w:tmpl w:val="D17C0682"/>
+    <w:lvl w:ilvl="0">
+      <w:start w:val="1"/>
+      <w:numFmt w:val="bullet"/>
+      <w:lvlText w:val=""/>
+      <w:lvlJc w:val="left"/>
+      <w:pPr>
+        <w:tabs>
+          <w:tab w:val="num" w:pos="720"/>
+        </w:tabs>
+        <w:ind w:left="720" w:hanging="360"/>
+      </w:pPr>
+      <w:rPr>
+        <w:rFonts w:ascii="Symbol" w:hAnsi="Symbol" w:hint="default"/>
+        <w:sz w:val="20"/>
+      </w:rPr>
+    </w:lvl>
+    <w:lvl w:ilvl="1" w:tentative="1">
+      <w:start w:val="1"/>
+      <w:numFmt w:val="bullet"/>
+      <w:lvlText w:val="o"/>
+      <w:lvlJc w:val="left"/>
+      <w:pPr>
+        <w:tabs>
+          <w:tab w:val="num" w:pos="1440"/>
+        </w:tabs>
+        <w:ind w:left="1440" w:hanging="360"/>
+      </w:pPr>
+      <w:rPr>
+        <w:rFonts w:ascii="Courier New" w:hAnsi="Courier New" w:hint="default"/>
+        <w:sz w:val="20"/>
+      </w:rPr>
+    </w:lvl>
+    <w:lvl w:ilvl="2" w:tentative="1">
+      <w:start w:val="1"/>
+      <w:numFmt w:val="bullet"/>
+      <w:lvlText w:val=""/>
+      <w:lvlJc w:val="left"/>
+      <w:pPr>
+        <w:tabs>
+          <w:tab w:val="num" w:pos="2160"/>
+        </w:tabs>
+        <w:ind w:left="2160" w:hanging="360"/>
+      </w:pPr>
+      <w:rPr>
+        <w:rFonts w:ascii="Wingdings" w:hAnsi="Wingdings" w:hint="default"/>
+        <w:sz w:val="20"/>
+      </w:rPr>
+    </w:lvl>
+    <w:lvl w:ilvl="3" w:tentative="1">
+      <w:start w:val="1"/>
+      <w:numFmt w:val="bullet"/>
+      <w:lvlText w:val=""/>
+      <w:lvlJc w:val="left"/>
+      <w:pPr>
+        <w:tabs>
+          <w:tab w:val="num" w:pos="2880"/>
+        </w:tabs>
+        <w:ind w:left="2880" w:hanging="360"/>
+      </w:pPr>
+      <w:rPr>
+        <w:rFonts w:ascii="Wingdings" w:hAnsi="Wingdings" w:hint="default"/>
+        <w:sz w:val="20"/>
+      </w:rPr>
+    </w:lvl>
+    <w:lvl w:ilvl="4" w:tentative="1">
+      <w:start w:val="1"/>
+      <w:numFmt w:val="bullet"/>
+      <w:lvlText w:val=""/>
+      <w:lvlJc w:val="left"/>
+      <w:pPr>
+        <w:tabs>
+          <w:tab w:val="num" w:pos="3600"/>
+        </w:tabs>
+        <w:ind w:left="3600" w:hanging="360"/>
+      </w:pPr>
+      <w:rPr>
+        <w:rFonts w:ascii="Wingdings" w:hAnsi="Wingdings" w:hint="default"/>
+        <w:sz w:val="20"/>
+      </w:rPr>
+    </w:lvl>
+    <w:lvl w:ilvl="5" w:tentative="1">
+      <w:start w:val="1"/>
+      <w:numFmt w:val="bullet"/>
+      <w:lvlText w:val=""/>
+      <w:lvlJc w:val="left"/>
+      <w:pPr>
+        <w:tabs>
+          <w:tab w:val="num" w:pos="4320"/>
+        </w:tabs>
+        <w:ind w:left="4320" w:hanging="360"/>
+      </w:pPr>
+      <w:rPr>
+        <w:rFonts w:ascii="Wingdings" w:hAnsi="Wingdings" w:hint="default"/>
+        <w:sz w:val="20"/>
+      </w:rPr>
+    </w:lvl>
+    <w:lvl w:ilvl="6" w:tentative="1">
+      <w:start w:val="1"/>
+      <w:numFmt w:val="bullet"/>
+      <w:lvlText w:val=""/>
+      <w:lvlJc w:val="left"/>
+      <w:pPr>
+        <w:tabs>
+          <w:tab w:val="num" w:pos="5040"/>
+        </w:tabs>
+        <w:ind w:left="5040" w:hanging="360"/>
+      </w:pPr>
+      <w:rPr>
+        <w:rFonts w:ascii="Wingdings" w:hAnsi="Wingdings" w:hint="default"/>
+        <w:sz w:val="20"/>
+      </w:rPr>
+    </w:lvl>
+    <w:lvl w:ilvl="7" w:tentative="1">
+      <w:start w:val="1"/>
+      <w:numFmt w:val="bullet"/>
+      <w:lvlText w:val=""/>
+      <w:lvlJc w:val="left"/>
+      <w:pPr>
+        <w:tabs>
+          <w:tab w:val="num" w:pos="5760"/>
+        </w:tabs>
+        <w:ind w:left="5760" w:hanging="360"/>
+      </w:pPr>
+      <w:rPr>
+        <w:rFonts w:ascii="Wingdings" w:hAnsi="Wingdings" w:hint="default"/>
+        <w:sz w:val="20"/>
+      </w:rPr>
+    </w:lvl>
+    <w:lvl w:ilvl="8" w:tentative="1">
+      <w:start w:val="1"/>
+      <w:numFmt w:val="bullet"/>
+      <w:lvlText w:val=""/>
+      <w:lvlJc w:val="left"/>
+      <w:pPr>
+        <w:tabs>
+          <w:tab w:val="num" w:pos="6480"/>
+        </w:tabs>
+        <w:ind w:left="6480" w:hanging="360"/>
+      </w:pPr>
+      <w:rPr>
+        <w:rFonts w:ascii="Wingdings" w:hAnsi="Wingdings" w:hint="default"/>
+        <w:sz w:val="20"/>
+      </w:rPr>
+    </w:lvl>
+  </w:abstractNum>
+  <w:abstractNum w:abstractNumId="10" w15:restartNumberingAfterBreak="0">
+    <w:nsid w:val="31A6597A"/>
+    <w:multiLevelType w:val="multilevel"/>
+    <w:tmpl w:val="DD1E5ED8"/>
+    <w:lvl w:ilvl="0">
+      <w:start w:val="1"/>
+      <w:numFmt w:val="bullet"/>
+      <w:lvlText w:val=""/>
+      <w:lvlJc w:val="left"/>
+      <w:pPr>
+        <w:tabs>
+          <w:tab w:val="num" w:pos="720"/>
+        </w:tabs>
+        <w:ind w:left="720" w:hanging="360"/>
+      </w:pPr>
+      <w:rPr>
+        <w:rFonts w:ascii="Symbol" w:hAnsi="Symbol" w:hint="default"/>
+        <w:sz w:val="20"/>
+      </w:rPr>
+    </w:lvl>
+    <w:lvl w:ilvl="1" w:tentative="1">
+      <w:start w:val="1"/>
+      <w:numFmt w:val="bullet"/>
+      <w:lvlText w:val="o"/>
+      <w:lvlJc w:val="left"/>
+      <w:pPr>
+        <w:tabs>
+          <w:tab w:val="num" w:pos="1440"/>
+        </w:tabs>
+        <w:ind w:left="1440" w:hanging="360"/>
+      </w:pPr>
+      <w:rPr>
+        <w:rFonts w:ascii="Courier New" w:hAnsi="Courier New" w:hint="default"/>
+        <w:sz w:val="20"/>
+      </w:rPr>
+    </w:lvl>
+    <w:lvl w:ilvl="2" w:tentative="1">
+      <w:start w:val="1"/>
+      <w:numFmt w:val="bullet"/>
+      <w:lvlText w:val=""/>
+      <w:lvlJc w:val="left"/>
+      <w:pPr>
+        <w:tabs>
+          <w:tab w:val="num" w:pos="2160"/>
+        </w:tabs>
+        <w:ind w:left="2160" w:hanging="360"/>
+      </w:pPr>
+      <w:rPr>
+        <w:rFonts w:ascii="Wingdings" w:hAnsi="Wingdings" w:hint="default"/>
+        <w:sz w:val="20"/>
+      </w:rPr>
+    </w:lvl>
+    <w:lvl w:ilvl="3" w:tentative="1">
+      <w:start w:val="1"/>
+      <w:numFmt w:val="bullet"/>
+      <w:lvlText w:val=""/>
+      <w:lvlJc w:val="left"/>
+      <w:pPr>
+        <w:tabs>
+          <w:tab w:val="num" w:pos="2880"/>
+        </w:tabs>
+        <w:ind w:left="2880" w:hanging="360"/>
+      </w:pPr>
+      <w:rPr>
+        <w:rFonts w:ascii="Wingdings" w:hAnsi="Wingdings" w:hint="default"/>
+        <w:sz w:val="20"/>
+      </w:rPr>
+    </w:lvl>
+    <w:lvl w:ilvl="4" w:tentative="1">
+      <w:start w:val="1"/>
+      <w:numFmt w:val="bullet"/>
+      <w:lvlText w:val=""/>
+      <w:lvlJc w:val="left"/>
+      <w:pPr>
+        <w:tabs>
+          <w:tab w:val="num" w:pos="3600"/>
+        </w:tabs>
+        <w:ind w:left="3600" w:hanging="360"/>
+      </w:pPr>
+      <w:rPr>
+        <w:rFonts w:ascii="Wingdings" w:hAnsi="Wingdings" w:hint="default"/>
+        <w:sz w:val="20"/>
+      </w:rPr>
+    </w:lvl>
+    <w:lvl w:ilvl="5" w:tentative="1">
+      <w:start w:val="1"/>
+      <w:numFmt w:val="bullet"/>
+      <w:lvlText w:val=""/>
+      <w:lvlJc w:val="left"/>
+      <w:pPr>
+        <w:tabs>
+          <w:tab w:val="num" w:pos="4320"/>
+        </w:tabs>
+        <w:ind w:left="4320" w:hanging="360"/>
+      </w:pPr>
+      <w:rPr>
+        <w:rFonts w:ascii="Wingdings" w:hAnsi="Wingdings" w:hint="default"/>
+        <w:sz w:val="20"/>
+      </w:rPr>
+    </w:lvl>
+    <w:lvl w:ilvl="6" w:tentative="1">
+      <w:start w:val="1"/>
+      <w:numFmt w:val="bullet"/>
+      <w:lvlText w:val=""/>
+      <w:lvlJc w:val="left"/>
+      <w:pPr>
+        <w:tabs>
+          <w:tab w:val="num" w:pos="5040"/>
+        </w:tabs>
+        <w:ind w:left="5040" w:hanging="360"/>
+      </w:pPr>
+      <w:rPr>
+        <w:rFonts w:ascii="Wingdings" w:hAnsi="Wingdings" w:hint="default"/>
+        <w:sz w:val="20"/>
+      </w:rPr>
+    </w:lvl>
+    <w:lvl w:ilvl="7" w:tentative="1">
+      <w:start w:val="1"/>
+      <w:numFmt w:val="bullet"/>
+      <w:lvlText w:val=""/>
+      <w:lvlJc w:val="left"/>
+      <w:pPr>
+        <w:tabs>
+          <w:tab w:val="num" w:pos="5760"/>
+        </w:tabs>
+        <w:ind w:left="5760" w:hanging="360"/>
+      </w:pPr>
+      <w:rPr>
+        <w:rFonts w:ascii="Wingdings" w:hAnsi="Wingdings" w:hint="default"/>
+        <w:sz w:val="20"/>
+      </w:rPr>
+    </w:lvl>
+    <w:lvl w:ilvl="8" w:tentative="1">
+      <w:start w:val="1"/>
+      <w:numFmt w:val="bullet"/>
+      <w:lvlText w:val=""/>
+      <w:lvlJc w:val="left"/>
+      <w:pPr>
+        <w:tabs>
+          <w:tab w:val="num" w:pos="6480"/>
+        </w:tabs>
+        <w:ind w:left="6480" w:hanging="360"/>
+      </w:pPr>
+      <w:rPr>
+        <w:rFonts w:ascii="Wingdings" w:hAnsi="Wingdings" w:hint="default"/>
+        <w:sz w:val="20"/>
+      </w:rPr>
+    </w:lvl>
+  </w:abstractNum>
+  <w:abstractNum w:abstractNumId="11" w15:restartNumberingAfterBreak="0">
+    <w:nsid w:val="3C816367"/>
+    <w:multiLevelType w:val="multilevel"/>
+    <w:tmpl w:val="62A28050"/>
+    <w:lvl w:ilvl="0">
+      <w:start w:val="1"/>
+      <w:numFmt w:val="bullet"/>
+      <w:lvlText w:val=""/>
+      <w:lvlJc w:val="left"/>
+      <w:pPr>
+        <w:tabs>
+          <w:tab w:val="num" w:pos="720"/>
+        </w:tabs>
+        <w:ind w:left="720" w:hanging="360"/>
+      </w:pPr>
+      <w:rPr>
+        <w:rFonts w:ascii="Symbol" w:hAnsi="Symbol" w:hint="default"/>
+        <w:sz w:val="20"/>
+      </w:rPr>
+    </w:lvl>
+    <w:lvl w:ilvl="1" w:tentative="1">
+      <w:start w:val="1"/>
+      <w:numFmt w:val="bullet"/>
+      <w:lvlText w:val="o"/>
+      <w:lvlJc w:val="left"/>
+      <w:pPr>
+        <w:tabs>
+          <w:tab w:val="num" w:pos="1440"/>
+        </w:tabs>
+        <w:ind w:left="1440" w:hanging="360"/>
+      </w:pPr>
+      <w:rPr>
+        <w:rFonts w:ascii="Courier New" w:hAnsi="Courier New" w:hint="default"/>
+        <w:sz w:val="20"/>
+      </w:rPr>
+    </w:lvl>
+    <w:lvl w:ilvl="2" w:tentative="1">
+      <w:start w:val="1"/>
+      <w:numFmt w:val="bullet"/>
+      <w:lvlText w:val=""/>
+      <w:lvlJc w:val="left"/>
+      <w:pPr>
+        <w:tabs>
+          <w:tab w:val="num" w:pos="2160"/>
+        </w:tabs>
+        <w:ind w:left="2160" w:hanging="360"/>
+      </w:pPr>
+      <w:rPr>
+        <w:rFonts w:ascii="Wingdings" w:hAnsi="Wingdings" w:hint="default"/>
+        <w:sz w:val="20"/>
+      </w:rPr>
+    </w:lvl>
+    <w:lvl w:ilvl="3" w:tentative="1">
+      <w:start w:val="1"/>
+      <w:numFmt w:val="bullet"/>
+      <w:lvlText w:val=""/>
+      <w:lvlJc w:val="left"/>
+      <w:pPr>
+        <w:tabs>
+          <w:tab w:val="num" w:pos="2880"/>
+        </w:tabs>
+        <w:ind w:left="2880" w:hanging="360"/>
+      </w:pPr>
+      <w:rPr>
+        <w:rFonts w:ascii="Wingdings" w:hAnsi="Wingdings" w:hint="default"/>
+        <w:sz w:val="20"/>
+      </w:rPr>
+    </w:lvl>
+    <w:lvl w:ilvl="4" w:tentative="1">
+      <w:start w:val="1"/>
+      <w:numFmt w:val="bullet"/>
+      <w:lvlText w:val=""/>
+      <w:lvlJc w:val="left"/>
+      <w:pPr>
+        <w:tabs>
+          <w:tab w:val="num" w:pos="3600"/>
+        </w:tabs>
+        <w:ind w:left="3600" w:hanging="360"/>
+      </w:pPr>
+      <w:rPr>
+        <w:rFonts w:ascii="Wingdings" w:hAnsi="Wingdings" w:hint="default"/>
+        <w:sz w:val="20"/>
+      </w:rPr>
+    </w:lvl>
+    <w:lvl w:ilvl="5" w:tentative="1">
+      <w:start w:val="1"/>
+      <w:numFmt w:val="bullet"/>
+      <w:lvlText w:val=""/>
+      <w:lvlJc w:val="left"/>
+      <w:pPr>
+        <w:tabs>
+          <w:tab w:val="num" w:pos="4320"/>
+        </w:tabs>
+        <w:ind w:left="4320" w:hanging="360"/>
+      </w:pPr>
+      <w:rPr>
+        <w:rFonts w:ascii="Wingdings" w:hAnsi="Wingdings" w:hint="default"/>
+        <w:sz w:val="20"/>
+      </w:rPr>
+    </w:lvl>
+    <w:lvl w:ilvl="6" w:tentative="1">
+      <w:start w:val="1"/>
+      <w:numFmt w:val="bullet"/>
+      <w:lvlText w:val=""/>
+      <w:lvlJc w:val="left"/>
+      <w:pPr>
+        <w:tabs>
+          <w:tab w:val="num" w:pos="5040"/>
+        </w:tabs>
+        <w:ind w:left="5040" w:hanging="360"/>
+      </w:pPr>
+      <w:rPr>
+        <w:rFonts w:ascii="Wingdings" w:hAnsi="Wingdings" w:hint="default"/>
+        <w:sz w:val="20"/>
+      </w:rPr>
+    </w:lvl>
+    <w:lvl w:ilvl="7" w:tentative="1">
+      <w:start w:val="1"/>
+      <w:numFmt w:val="bullet"/>
+      <w:lvlText w:val=""/>
+      <w:lvlJc w:val="left"/>
+      <w:pPr>
+        <w:tabs>
+          <w:tab w:val="num" w:pos="5760"/>
+        </w:tabs>
+        <w:ind w:left="5760" w:hanging="360"/>
+      </w:pPr>
+      <w:rPr>
+        <w:rFonts w:ascii="Wingdings" w:hAnsi="Wingdings" w:hint="default"/>
+        <w:sz w:val="20"/>
+      </w:rPr>
+    </w:lvl>
+    <w:lvl w:ilvl="8" w:tentative="1">
+      <w:start w:val="1"/>
+      <w:numFmt w:val="bullet"/>
+      <w:lvlText w:val=""/>
+      <w:lvlJc w:val="left"/>
+      <w:pPr>
+        <w:tabs>
+          <w:tab w:val="num" w:pos="6480"/>
+        </w:tabs>
+        <w:ind w:left="6480" w:hanging="360"/>
+      </w:pPr>
+      <w:rPr>
+        <w:rFonts w:ascii="Wingdings" w:hAnsi="Wingdings" w:hint="default"/>
+        <w:sz w:val="20"/>
+      </w:rPr>
+    </w:lvl>
+  </w:abstractNum>
+  <w:abstractNum w:abstractNumId="12" w15:restartNumberingAfterBreak="0">
+    <w:nsid w:val="3F0F7596"/>
+    <w:multiLevelType w:val="multilevel"/>
+    <w:tmpl w:val="896C560E"/>
+    <w:lvl w:ilvl="0">
+      <w:start w:val="1"/>
+      <w:numFmt w:val="bullet"/>
+      <w:lvlText w:val=""/>
+      <w:lvlJc w:val="left"/>
+      <w:pPr>
+        <w:tabs>
+          <w:tab w:val="num" w:pos="720"/>
+        </w:tabs>
+        <w:ind w:left="720" w:hanging="360"/>
+      </w:pPr>
+      <w:rPr>
+        <w:rFonts w:ascii="Symbol" w:hAnsi="Symbol" w:hint="default"/>
+        <w:sz w:val="20"/>
+      </w:rPr>
+    </w:lvl>
+    <w:lvl w:ilvl="1" w:tentative="1">
+      <w:start w:val="1"/>
+      <w:numFmt w:val="bullet"/>
+      <w:lvlText w:val="o"/>
+      <w:lvlJc w:val="left"/>
+      <w:pPr>
+        <w:tabs>
+          <w:tab w:val="num" w:pos="1440"/>
+        </w:tabs>
+        <w:ind w:left="1440" w:hanging="360"/>
+      </w:pPr>
+      <w:rPr>
+        <w:rFonts w:ascii="Courier New" w:hAnsi="Courier New" w:hint="default"/>
+        <w:sz w:val="20"/>
+      </w:rPr>
+    </w:lvl>
+    <w:lvl w:ilvl="2" w:tentative="1">
+      <w:start w:val="1"/>
+      <w:numFmt w:val="bullet"/>
+      <w:lvlText w:val=""/>
+      <w:lvlJc w:val="left"/>
+      <w:pPr>
+        <w:tabs>
+          <w:tab w:val="num" w:pos="2160"/>
+        </w:tabs>
+        <w:ind w:left="2160" w:hanging="360"/>
+      </w:pPr>
+      <w:rPr>
+        <w:rFonts w:ascii="Wingdings" w:hAnsi="Wingdings" w:hint="default"/>
+        <w:sz w:val="20"/>
+      </w:rPr>
+    </w:lvl>
+    <w:lvl w:ilvl="3" w:tentative="1">
+      <w:start w:val="1"/>
+      <w:numFmt w:val="bullet"/>
+      <w:lvlText w:val=""/>
+      <w:lvlJc w:val="left"/>
+      <w:pPr>
+        <w:tabs>
+          <w:tab w:val="num" w:pos="2880"/>
+        </w:tabs>
+        <w:ind w:left="2880" w:hanging="360"/>
+      </w:pPr>
+      <w:rPr>
+        <w:rFonts w:ascii="Wingdings" w:hAnsi="Wingdings" w:hint="default"/>
+        <w:sz w:val="20"/>
+      </w:rPr>
+    </w:lvl>
+    <w:lvl w:ilvl="4" w:tentative="1">
+      <w:start w:val="1"/>
+      <w:numFmt w:val="bullet"/>
+      <w:lvlText w:val=""/>
+      <w:lvlJc w:val="left"/>
+      <w:pPr>
+        <w:tabs>
+          <w:tab w:val="num" w:pos="3600"/>
+        </w:tabs>
+        <w:ind w:left="3600" w:hanging="360"/>
+      </w:pPr>
+      <w:rPr>
+        <w:rFonts w:ascii="Wingdings" w:hAnsi="Wingdings" w:hint="default"/>
+        <w:sz w:val="20"/>
+      </w:rPr>
+    </w:lvl>
+    <w:lvl w:ilvl="5" w:tentative="1">
+      <w:start w:val="1"/>
+      <w:numFmt w:val="bullet"/>
+      <w:lvlText w:val=""/>
+      <w:lvlJc w:val="left"/>
+      <w:pPr>
+        <w:tabs>
+          <w:tab w:val="num" w:pos="4320"/>
+        </w:tabs>
+        <w:ind w:left="4320" w:hanging="360"/>
+      </w:pPr>
+      <w:rPr>
+        <w:rFonts w:ascii="Wingdings" w:hAnsi="Wingdings" w:hint="default"/>
+        <w:sz w:val="20"/>
+      </w:rPr>
+    </w:lvl>
+    <w:lvl w:ilvl="6" w:tentative="1">
+      <w:start w:val="1"/>
+      <w:numFmt w:val="bullet"/>
+      <w:lvlText w:val=""/>
+      <w:lvlJc w:val="left"/>
+      <w:pPr>
+        <w:tabs>
+          <w:tab w:val="num" w:pos="5040"/>
+        </w:tabs>
+        <w:ind w:left="5040" w:hanging="360"/>
+      </w:pPr>
+      <w:rPr>
+        <w:rFonts w:ascii="Wingdings" w:hAnsi="Wingdings" w:hint="default"/>
+        <w:sz w:val="20"/>
+      </w:rPr>
+    </w:lvl>
+    <w:lvl w:ilvl="7" w:tentative="1">
+      <w:start w:val="1"/>
+      <w:numFmt w:val="bullet"/>
+      <w:lvlText w:val=""/>
+      <w:lvlJc w:val="left"/>
+      <w:pPr>
+        <w:tabs>
+          <w:tab w:val="num" w:pos="5760"/>
+        </w:tabs>
+        <w:ind w:left="5760" w:hanging="360"/>
+      </w:pPr>
+      <w:rPr>
+        <w:rFonts w:ascii="Wingdings" w:hAnsi="Wingdings" w:hint="default"/>
+        <w:sz w:val="20"/>
+      </w:rPr>
+    </w:lvl>
+    <w:lvl w:ilvl="8" w:tentative="1">
+      <w:start w:val="1"/>
+      <w:numFmt w:val="bullet"/>
+      <w:lvlText w:val=""/>
+      <w:lvlJc w:val="left"/>
+      <w:pPr>
+        <w:tabs>
+          <w:tab w:val="num" w:pos="6480"/>
+        </w:tabs>
+        <w:ind w:left="6480" w:hanging="360"/>
+      </w:pPr>
+      <w:rPr>
+        <w:rFonts w:ascii="Wingdings" w:hAnsi="Wingdings" w:hint="default"/>
+        <w:sz w:val="20"/>
+      </w:rPr>
+    </w:lvl>
+  </w:abstractNum>
+  <w:abstractNum w:abstractNumId="13" w15:restartNumberingAfterBreak="0">
+    <w:nsid w:val="46E3373E"/>
+    <w:multiLevelType w:val="multilevel"/>
+    <w:tmpl w:val="06C8639E"/>
+    <w:lvl w:ilvl="0">
+      <w:start w:val="1"/>
+      <w:numFmt w:val="bullet"/>
+      <w:lvlText w:val=""/>
+      <w:lvlJc w:val="left"/>
+      <w:pPr>
+        <w:tabs>
+          <w:tab w:val="num" w:pos="720"/>
+        </w:tabs>
+        <w:ind w:left="720" w:hanging="360"/>
+      </w:pPr>
+      <w:rPr>
+        <w:rFonts w:ascii="Symbol" w:hAnsi="Symbol" w:hint="default"/>
+        <w:sz w:val="20"/>
+      </w:rPr>
+    </w:lvl>
+    <w:lvl w:ilvl="1" w:tentative="1">
+      <w:start w:val="1"/>
+      <w:numFmt w:val="bullet"/>
+      <w:lvlText w:val="o"/>
+      <w:lvlJc w:val="left"/>
+      <w:pPr>
+        <w:tabs>
+          <w:tab w:val="num" w:pos="1440"/>
+        </w:tabs>
+        <w:ind w:left="1440" w:hanging="360"/>
+      </w:pPr>
+      <w:rPr>
+        <w:rFonts w:ascii="Courier New" w:hAnsi="Courier New" w:hint="default"/>
+        <w:sz w:val="20"/>
+      </w:rPr>
+    </w:lvl>
+    <w:lvl w:ilvl="2" w:tentative="1">
+      <w:start w:val="1"/>
+      <w:numFmt w:val="bullet"/>
+      <w:lvlText w:val=""/>
+      <w:lvlJc w:val="left"/>
+      <w:pPr>
+        <w:tabs>
+          <w:tab w:val="num" w:pos="2160"/>
+        </w:tabs>
+        <w:ind w:left="2160" w:hanging="360"/>
+      </w:pPr>
+      <w:rPr>
+        <w:rFonts w:ascii="Wingdings" w:hAnsi="Wingdings" w:hint="default"/>
+        <w:sz w:val="20"/>
+      </w:rPr>
+    </w:lvl>
+    <w:lvl w:ilvl="3" w:tentative="1">
+      <w:start w:val="1"/>
+      <w:numFmt w:val="bullet"/>
+      <w:lvlText w:val=""/>
+      <w:lvlJc w:val="left"/>
+      <w:pPr>
+        <w:tabs>
+          <w:tab w:val="num" w:pos="2880"/>
+        </w:tabs>
+        <w:ind w:left="2880" w:hanging="360"/>
+      </w:pPr>
+      <w:rPr>
+        <w:rFonts w:ascii="Wingdings" w:hAnsi="Wingdings" w:hint="default"/>
+        <w:sz w:val="20"/>
+      </w:rPr>
+    </w:lvl>
+    <w:lvl w:ilvl="4" w:tentative="1">
+      <w:start w:val="1"/>
+      <w:numFmt w:val="bullet"/>
+      <w:lvlText w:val=""/>
+      <w:lvlJc w:val="left"/>
+      <w:pPr>
+        <w:tabs>
+          <w:tab w:val="num" w:pos="3600"/>
+        </w:tabs>
+        <w:ind w:left="3600" w:hanging="360"/>
+      </w:pPr>
+      <w:rPr>
+        <w:rFonts w:ascii="Wingdings" w:hAnsi="Wingdings" w:hint="default"/>
+        <w:sz w:val="20"/>
+      </w:rPr>
+    </w:lvl>
+    <w:lvl w:ilvl="5" w:tentative="1">
+      <w:start w:val="1"/>
+      <w:numFmt w:val="bullet"/>
+      <w:lvlText w:val=""/>
+      <w:lvlJc w:val="left"/>
+      <w:pPr>
+        <w:tabs>
+          <w:tab w:val="num" w:pos="4320"/>
+        </w:tabs>
+        <w:ind w:left="4320" w:hanging="360"/>
+      </w:pPr>
+      <w:rPr>
+        <w:rFonts w:ascii="Wingdings" w:hAnsi="Wingdings" w:hint="default"/>
+        <w:sz w:val="20"/>
+      </w:rPr>
+    </w:lvl>
+    <w:lvl w:ilvl="6" w:tentative="1">
+      <w:start w:val="1"/>
+      <w:numFmt w:val="bullet"/>
+      <w:lvlText w:val=""/>
+      <w:lvlJc w:val="left"/>
+      <w:pPr>
+        <w:tabs>
+          <w:tab w:val="num" w:pos="5040"/>
+        </w:tabs>
+        <w:ind w:left="5040" w:hanging="360"/>
+      </w:pPr>
+      <w:rPr>
+        <w:rFonts w:ascii="Wingdings" w:hAnsi="Wingdings" w:hint="default"/>
+        <w:sz w:val="20"/>
+      </w:rPr>
+    </w:lvl>
+    <w:lvl w:ilvl="7" w:tentative="1">
+      <w:start w:val="1"/>
+      <w:numFmt w:val="bullet"/>
+      <w:lvlText w:val=""/>
+      <w:lvlJc w:val="left"/>
+      <w:pPr>
+        <w:tabs>
+          <w:tab w:val="num" w:pos="5760"/>
+        </w:tabs>
+        <w:ind w:left="5760" w:hanging="360"/>
+      </w:pPr>
+      <w:rPr>
+        <w:rFonts w:ascii="Wingdings" w:hAnsi="Wingdings" w:hint="default"/>
+        <w:sz w:val="20"/>
+      </w:rPr>
+    </w:lvl>
+    <w:lvl w:ilvl="8" w:tentative="1">
+      <w:start w:val="1"/>
+      <w:numFmt w:val="bullet"/>
+      <w:lvlText w:val=""/>
+      <w:lvlJc w:val="left"/>
+      <w:pPr>
+        <w:tabs>
+          <w:tab w:val="num" w:pos="6480"/>
+        </w:tabs>
+        <w:ind w:left="6480" w:hanging="360"/>
+      </w:pPr>
+      <w:rPr>
+        <w:rFonts w:ascii="Wingdings" w:hAnsi="Wingdings" w:hint="default"/>
+        <w:sz w:val="20"/>
+      </w:rPr>
+    </w:lvl>
+  </w:abstractNum>
+  <w:abstractNum w:abstractNumId="14" w15:restartNumberingAfterBreak="0">
+    <w:nsid w:val="4890084D"/>
+    <w:multiLevelType w:val="multilevel"/>
+    <w:tmpl w:val="3C3645D4"/>
+    <w:lvl w:ilvl="0">
+      <w:start w:val="1"/>
+      <w:numFmt w:val="bullet"/>
+      <w:lvlText w:val=""/>
+      <w:lvlJc w:val="left"/>
+      <w:pPr>
+        <w:tabs>
+          <w:tab w:val="num" w:pos="720"/>
+        </w:tabs>
+        <w:ind w:left="720" w:hanging="360"/>
+      </w:pPr>
+      <w:rPr>
+        <w:rFonts w:ascii="Symbol" w:hAnsi="Symbol" w:hint="default"/>
+        <w:sz w:val="20"/>
+      </w:rPr>
+    </w:lvl>
+    <w:lvl w:ilvl="1" w:tentative="1">
+      <w:start w:val="1"/>
+      <w:numFmt w:val="bullet"/>
+      <w:lvlText w:val="o"/>
+      <w:lvlJc w:val="left"/>
+      <w:pPr>
+        <w:tabs>
+          <w:tab w:val="num" w:pos="1440"/>
+        </w:tabs>
+        <w:ind w:left="1440" w:hanging="360"/>
+      </w:pPr>
+      <w:rPr>
+        <w:rFonts w:ascii="Courier New" w:hAnsi="Courier New" w:hint="default"/>
+        <w:sz w:val="20"/>
+      </w:rPr>
+    </w:lvl>
+    <w:lvl w:ilvl="2" w:tentative="1">
+      <w:start w:val="1"/>
+      <w:numFmt w:val="bullet"/>
+      <w:lvlText w:val=""/>
+      <w:lvlJc w:val="left"/>
+      <w:pPr>
+        <w:tabs>
+          <w:tab w:val="num" w:pos="2160"/>
+        </w:tabs>
+        <w:ind w:left="2160" w:hanging="360"/>
+      </w:pPr>
+      <w:rPr>
+        <w:rFonts w:ascii="Wingdings" w:hAnsi="Wingdings" w:hint="default"/>
+        <w:sz w:val="20"/>
+      </w:rPr>
+    </w:lvl>
+    <w:lvl w:ilvl="3" w:tentative="1">
+      <w:start w:val="1"/>
+      <w:numFmt w:val="bullet"/>
+      <w:lvlText w:val=""/>
+      <w:lvlJc w:val="left"/>
+      <w:pPr>
+        <w:tabs>
+          <w:tab w:val="num" w:pos="2880"/>
+        </w:tabs>
+        <w:ind w:left="2880" w:hanging="360"/>
+      </w:pPr>
+      <w:rPr>
+        <w:rFonts w:ascii="Wingdings" w:hAnsi="Wingdings" w:hint="default"/>
+        <w:sz w:val="20"/>
+      </w:rPr>
+    </w:lvl>
+    <w:lvl w:ilvl="4" w:tentative="1">
+      <w:start w:val="1"/>
+      <w:numFmt w:val="bullet"/>
+      <w:lvlText w:val=""/>
+      <w:lvlJc w:val="left"/>
+      <w:pPr>
+        <w:tabs>
+          <w:tab w:val="num" w:pos="3600"/>
+        </w:tabs>
+        <w:ind w:left="3600" w:hanging="360"/>
+      </w:pPr>
+      <w:rPr>
+        <w:rFonts w:ascii="Wingdings" w:hAnsi="Wingdings" w:hint="default"/>
+        <w:sz w:val="20"/>
+      </w:rPr>
+    </w:lvl>
+    <w:lvl w:ilvl="5" w:tentative="1">
+      <w:start w:val="1"/>
+      <w:numFmt w:val="bullet"/>
+      <w:lvlText w:val=""/>
+      <w:lvlJc w:val="left"/>
+      <w:pPr>
+        <w:tabs>
+          <w:tab w:val="num" w:pos="4320"/>
+        </w:tabs>
+        <w:ind w:left="4320" w:hanging="360"/>
+      </w:pPr>
+      <w:rPr>
+        <w:rFonts w:ascii="Wingdings" w:hAnsi="Wingdings" w:hint="default"/>
+        <w:sz w:val="20"/>
+      </w:rPr>
+    </w:lvl>
+    <w:lvl w:ilvl="6" w:tentative="1">
+      <w:start w:val="1"/>
+      <w:numFmt w:val="bullet"/>
+      <w:lvlText w:val=""/>
+      <w:lvlJc w:val="left"/>
+      <w:pPr>
+        <w:tabs>
+          <w:tab w:val="num" w:pos="5040"/>
+        </w:tabs>
+        <w:ind w:left="5040" w:hanging="360"/>
+      </w:pPr>
+      <w:rPr>
+        <w:rFonts w:ascii="Wingdings" w:hAnsi="Wingdings" w:hint="default"/>
+        <w:sz w:val="20"/>
+      </w:rPr>
+    </w:lvl>
+    <w:lvl w:ilvl="7" w:tentative="1">
+      <w:start w:val="1"/>
+      <w:numFmt w:val="bullet"/>
+      <w:lvlText w:val=""/>
+      <w:lvlJc w:val="left"/>
+      <w:pPr>
+        <w:tabs>
+          <w:tab w:val="num" w:pos="5760"/>
+        </w:tabs>
+        <w:ind w:left="5760" w:hanging="360"/>
+      </w:pPr>
+      <w:rPr>
+        <w:rFonts w:ascii="Wingdings" w:hAnsi="Wingdings" w:hint="default"/>
+        <w:sz w:val="20"/>
+      </w:rPr>
+    </w:lvl>
+    <w:lvl w:ilvl="8" w:tentative="1">
+      <w:start w:val="1"/>
+      <w:numFmt w:val="bullet"/>
+      <w:lvlText w:val=""/>
+      <w:lvlJc w:val="left"/>
+      <w:pPr>
+        <w:tabs>
+          <w:tab w:val="num" w:pos="6480"/>
+        </w:tabs>
+        <w:ind w:left="6480" w:hanging="360"/>
+      </w:pPr>
+      <w:rPr>
+        <w:rFonts w:ascii="Wingdings" w:hAnsi="Wingdings" w:hint="default"/>
+        <w:sz w:val="20"/>
+      </w:rPr>
+    </w:lvl>
+  </w:abstractNum>
+  <w:abstractNum w:abstractNumId="15" w15:restartNumberingAfterBreak="0">
+    <w:nsid w:val="4AB3778C"/>
+    <w:multiLevelType w:val="multilevel"/>
+    <w:tmpl w:val="F148E312"/>
+    <w:lvl w:ilvl="0">
+      <w:start w:val="1"/>
+      <w:numFmt w:val="bullet"/>
+      <w:lvlText w:val=""/>
+      <w:lvlJc w:val="left"/>
+      <w:pPr>
+        <w:tabs>
+          <w:tab w:val="num" w:pos="720"/>
+        </w:tabs>
+        <w:ind w:left="720" w:hanging="360"/>
+      </w:pPr>
+      <w:rPr>
+        <w:rFonts w:ascii="Symbol" w:hAnsi="Symbol" w:hint="default"/>
+        <w:sz w:val="20"/>
+      </w:rPr>
+    </w:lvl>
+    <w:lvl w:ilvl="1" w:tentative="1">
+      <w:start w:val="1"/>
+      <w:numFmt w:val="bullet"/>
+      <w:lvlText w:val="o"/>
+      <w:lvlJc w:val="left"/>
+      <w:pPr>
+        <w:tabs>
+          <w:tab w:val="num" w:pos="1440"/>
+        </w:tabs>
+        <w:ind w:left="1440" w:hanging="360"/>
+      </w:pPr>
+      <w:rPr>
+        <w:rFonts w:ascii="Courier New" w:hAnsi="Courier New" w:hint="default"/>
+        <w:sz w:val="20"/>
+      </w:rPr>
+    </w:lvl>
+    <w:lvl w:ilvl="2" w:tentative="1">
+      <w:start w:val="1"/>
+      <w:numFmt w:val="bullet"/>
+      <w:lvlText w:val=""/>
+      <w:lvlJc w:val="left"/>
+      <w:pPr>
+        <w:tabs>
+          <w:tab w:val="num" w:pos="2160"/>
+        </w:tabs>
+        <w:ind w:left="2160" w:hanging="360"/>
+      </w:pPr>
+      <w:rPr>
+        <w:rFonts w:ascii="Wingdings" w:hAnsi="Wingdings" w:hint="default"/>
+        <w:sz w:val="20"/>
+      </w:rPr>
+    </w:lvl>
+    <w:lvl w:ilvl="3" w:tentative="1">
+      <w:start w:val="1"/>
+      <w:numFmt w:val="bullet"/>
+      <w:lvlText w:val=""/>
+      <w:lvlJc w:val="left"/>
+      <w:pPr>
+        <w:tabs>
+          <w:tab w:val="num" w:pos="2880"/>
+        </w:tabs>
+        <w:ind w:left="2880" w:hanging="360"/>
+      </w:pPr>
+      <w:rPr>
+        <w:rFonts w:ascii="Wingdings" w:hAnsi="Wingdings" w:hint="default"/>
+        <w:sz w:val="20"/>
+      </w:rPr>
+    </w:lvl>
+    <w:lvl w:ilvl="4" w:tentative="1">
+      <w:start w:val="1"/>
+      <w:numFmt w:val="bullet"/>
+      <w:lvlText w:val=""/>
+      <w:lvlJc w:val="left"/>
+      <w:pPr>
+        <w:tabs>
+          <w:tab w:val="num" w:pos="3600"/>
+        </w:tabs>
+        <w:ind w:left="3600" w:hanging="360"/>
+      </w:pPr>
+      <w:rPr>
+        <w:rFonts w:ascii="Wingdings" w:hAnsi="Wingdings" w:hint="default"/>
+        <w:sz w:val="20"/>
+      </w:rPr>
+    </w:lvl>
+    <w:lvl w:ilvl="5" w:tentative="1">
+      <w:start w:val="1"/>
+      <w:numFmt w:val="bullet"/>
+      <w:lvlText w:val=""/>
+      <w:lvlJc w:val="left"/>
+      <w:pPr>
+        <w:tabs>
+          <w:tab w:val="num" w:pos="4320"/>
+        </w:tabs>
+        <w:ind w:left="4320" w:hanging="360"/>
+      </w:pPr>
+      <w:rPr>
+        <w:rFonts w:ascii="Wingdings" w:hAnsi="Wingdings" w:hint="default"/>
+        <w:sz w:val="20"/>
+      </w:rPr>
+    </w:lvl>
+    <w:lvl w:ilvl="6" w:tentative="1">
+      <w:start w:val="1"/>
+      <w:numFmt w:val="bullet"/>
+      <w:lvlText w:val=""/>
+      <w:lvlJc w:val="left"/>
+      <w:pPr>
+        <w:tabs>
+          <w:tab w:val="num" w:pos="5040"/>
+        </w:tabs>
+        <w:ind w:left="5040" w:hanging="360"/>
+      </w:pPr>
+      <w:rPr>
+        <w:rFonts w:ascii="Wingdings" w:hAnsi="Wingdings" w:hint="default"/>
+        <w:sz w:val="20"/>
+      </w:rPr>
+    </w:lvl>
+    <w:lvl w:ilvl="7" w:tentative="1">
+      <w:start w:val="1"/>
+      <w:numFmt w:val="bullet"/>
+      <w:lvlText w:val=""/>
+      <w:lvlJc w:val="left"/>
+      <w:pPr>
+        <w:tabs>
+          <w:tab w:val="num" w:pos="5760"/>
+        </w:tabs>
+        <w:ind w:left="5760" w:hanging="360"/>
+      </w:pPr>
+      <w:rPr>
+        <w:rFonts w:ascii="Wingdings" w:hAnsi="Wingdings" w:hint="default"/>
+        <w:sz w:val="20"/>
+      </w:rPr>
+    </w:lvl>
+    <w:lvl w:ilvl="8" w:tentative="1">
+      <w:start w:val="1"/>
+      <w:numFmt w:val="bullet"/>
+      <w:lvlText w:val=""/>
+      <w:lvlJc w:val="left"/>
+      <w:pPr>
+        <w:tabs>
+          <w:tab w:val="num" w:pos="6480"/>
+        </w:tabs>
+        <w:ind w:left="6480" w:hanging="360"/>
+      </w:pPr>
+      <w:rPr>
+        <w:rFonts w:ascii="Wingdings" w:hAnsi="Wingdings" w:hint="default"/>
+        <w:sz w:val="20"/>
+      </w:rPr>
+    </w:lvl>
+  </w:abstractNum>
+  <w:abstractNum w:abstractNumId="16" w15:restartNumberingAfterBreak="0">
+    <w:nsid w:val="4F4A2114"/>
+    <w:multiLevelType w:val="multilevel"/>
+    <w:tmpl w:val="7352B3A6"/>
     <w:lvl w:ilvl="0">
       <w:start w:val="1"/>
       <w:numFmt w:val="decimal"/>
@@ -346,21 +3415,1589 @@
       </w:rPr>
     </w:lvl>
   </w:abstractNum>
+  <w:abstractNum w:abstractNumId="17" w15:restartNumberingAfterBreak="0">
+    <w:nsid w:val="549B0488"/>
+    <w:multiLevelType w:val="multilevel"/>
+    <w:tmpl w:val="2B8C0840"/>
+    <w:lvl w:ilvl="0">
+      <w:start w:val="1"/>
+      <w:numFmt w:val="bullet"/>
+      <w:lvlText w:val=""/>
+      <w:lvlJc w:val="left"/>
+      <w:pPr>
+        <w:tabs>
+          <w:tab w:val="num" w:pos="720"/>
+        </w:tabs>
+        <w:ind w:left="720" w:hanging="360"/>
+      </w:pPr>
+      <w:rPr>
+        <w:rFonts w:ascii="Symbol" w:hAnsi="Symbol" w:hint="default"/>
+        <w:sz w:val="20"/>
+      </w:rPr>
+    </w:lvl>
+    <w:lvl w:ilvl="1" w:tentative="1">
+      <w:start w:val="1"/>
+      <w:numFmt w:val="bullet"/>
+      <w:lvlText w:val="o"/>
+      <w:lvlJc w:val="left"/>
+      <w:pPr>
+        <w:tabs>
+          <w:tab w:val="num" w:pos="1440"/>
+        </w:tabs>
+        <w:ind w:left="1440" w:hanging="360"/>
+      </w:pPr>
+      <w:rPr>
+        <w:rFonts w:ascii="Courier New" w:hAnsi="Courier New" w:hint="default"/>
+        <w:sz w:val="20"/>
+      </w:rPr>
+    </w:lvl>
+    <w:lvl w:ilvl="2" w:tentative="1">
+      <w:start w:val="1"/>
+      <w:numFmt w:val="bullet"/>
+      <w:lvlText w:val=""/>
+      <w:lvlJc w:val="left"/>
+      <w:pPr>
+        <w:tabs>
+          <w:tab w:val="num" w:pos="2160"/>
+        </w:tabs>
+        <w:ind w:left="2160" w:hanging="360"/>
+      </w:pPr>
+      <w:rPr>
+        <w:rFonts w:ascii="Wingdings" w:hAnsi="Wingdings" w:hint="default"/>
+        <w:sz w:val="20"/>
+      </w:rPr>
+    </w:lvl>
+    <w:lvl w:ilvl="3" w:tentative="1">
+      <w:start w:val="1"/>
+      <w:numFmt w:val="bullet"/>
+      <w:lvlText w:val=""/>
+      <w:lvlJc w:val="left"/>
+      <w:pPr>
+        <w:tabs>
+          <w:tab w:val="num" w:pos="2880"/>
+        </w:tabs>
+        <w:ind w:left="2880" w:hanging="360"/>
+      </w:pPr>
+      <w:rPr>
+        <w:rFonts w:ascii="Wingdings" w:hAnsi="Wingdings" w:hint="default"/>
+        <w:sz w:val="20"/>
+      </w:rPr>
+    </w:lvl>
+    <w:lvl w:ilvl="4" w:tentative="1">
+      <w:start w:val="1"/>
+      <w:numFmt w:val="bullet"/>
+      <w:lvlText w:val=""/>
+      <w:lvlJc w:val="left"/>
+      <w:pPr>
+        <w:tabs>
+          <w:tab w:val="num" w:pos="3600"/>
+        </w:tabs>
+        <w:ind w:left="3600" w:hanging="360"/>
+      </w:pPr>
+      <w:rPr>
+        <w:rFonts w:ascii="Wingdings" w:hAnsi="Wingdings" w:hint="default"/>
+        <w:sz w:val="20"/>
+      </w:rPr>
+    </w:lvl>
+    <w:lvl w:ilvl="5" w:tentative="1">
+      <w:start w:val="1"/>
+      <w:numFmt w:val="bullet"/>
+      <w:lvlText w:val=""/>
+      <w:lvlJc w:val="left"/>
+      <w:pPr>
+        <w:tabs>
+          <w:tab w:val="num" w:pos="4320"/>
+        </w:tabs>
+        <w:ind w:left="4320" w:hanging="360"/>
+      </w:pPr>
+      <w:rPr>
+        <w:rFonts w:ascii="Wingdings" w:hAnsi="Wingdings" w:hint="default"/>
+        <w:sz w:val="20"/>
+      </w:rPr>
+    </w:lvl>
+    <w:lvl w:ilvl="6" w:tentative="1">
+      <w:start w:val="1"/>
+      <w:numFmt w:val="bullet"/>
+      <w:lvlText w:val=""/>
+      <w:lvlJc w:val="left"/>
+      <w:pPr>
+        <w:tabs>
+          <w:tab w:val="num" w:pos="5040"/>
+        </w:tabs>
+        <w:ind w:left="5040" w:hanging="360"/>
+      </w:pPr>
+      <w:rPr>
+        <w:rFonts w:ascii="Wingdings" w:hAnsi="Wingdings" w:hint="default"/>
+        <w:sz w:val="20"/>
+      </w:rPr>
+    </w:lvl>
+    <w:lvl w:ilvl="7" w:tentative="1">
+      <w:start w:val="1"/>
+      <w:numFmt w:val="bullet"/>
+      <w:lvlText w:val=""/>
+      <w:lvlJc w:val="left"/>
+      <w:pPr>
+        <w:tabs>
+          <w:tab w:val="num" w:pos="5760"/>
+        </w:tabs>
+        <w:ind w:left="5760" w:hanging="360"/>
+      </w:pPr>
+      <w:rPr>
+        <w:rFonts w:ascii="Wingdings" w:hAnsi="Wingdings" w:hint="default"/>
+        <w:sz w:val="20"/>
+      </w:rPr>
+    </w:lvl>
+    <w:lvl w:ilvl="8" w:tentative="1">
+      <w:start w:val="1"/>
+      <w:numFmt w:val="bullet"/>
+      <w:lvlText w:val=""/>
+      <w:lvlJc w:val="left"/>
+      <w:pPr>
+        <w:tabs>
+          <w:tab w:val="num" w:pos="6480"/>
+        </w:tabs>
+        <w:ind w:left="6480" w:hanging="360"/>
+      </w:pPr>
+      <w:rPr>
+        <w:rFonts w:ascii="Wingdings" w:hAnsi="Wingdings" w:hint="default"/>
+        <w:sz w:val="20"/>
+      </w:rPr>
+    </w:lvl>
+  </w:abstractNum>
+  <w:abstractNum w:abstractNumId="18" w15:restartNumberingAfterBreak="0">
+    <w:nsid w:val="54AF78BB"/>
+    <w:multiLevelType w:val="multilevel"/>
+    <w:tmpl w:val="E976F116"/>
+    <w:lvl w:ilvl="0">
+      <w:start w:val="1"/>
+      <w:numFmt w:val="bullet"/>
+      <w:lvlText w:val=""/>
+      <w:lvlJc w:val="left"/>
+      <w:pPr>
+        <w:tabs>
+          <w:tab w:val="num" w:pos="720"/>
+        </w:tabs>
+        <w:ind w:left="720" w:hanging="360"/>
+      </w:pPr>
+      <w:rPr>
+        <w:rFonts w:ascii="Symbol" w:hAnsi="Symbol" w:hint="default"/>
+        <w:sz w:val="20"/>
+      </w:rPr>
+    </w:lvl>
+    <w:lvl w:ilvl="1" w:tentative="1">
+      <w:start w:val="1"/>
+      <w:numFmt w:val="bullet"/>
+      <w:lvlText w:val="o"/>
+      <w:lvlJc w:val="left"/>
+      <w:pPr>
+        <w:tabs>
+          <w:tab w:val="num" w:pos="1440"/>
+        </w:tabs>
+        <w:ind w:left="1440" w:hanging="360"/>
+      </w:pPr>
+      <w:rPr>
+        <w:rFonts w:ascii="Courier New" w:hAnsi="Courier New" w:hint="default"/>
+        <w:sz w:val="20"/>
+      </w:rPr>
+    </w:lvl>
+    <w:lvl w:ilvl="2" w:tentative="1">
+      <w:start w:val="1"/>
+      <w:numFmt w:val="bullet"/>
+      <w:lvlText w:val=""/>
+      <w:lvlJc w:val="left"/>
+      <w:pPr>
+        <w:tabs>
+          <w:tab w:val="num" w:pos="2160"/>
+        </w:tabs>
+        <w:ind w:left="2160" w:hanging="360"/>
+      </w:pPr>
+      <w:rPr>
+        <w:rFonts w:ascii="Wingdings" w:hAnsi="Wingdings" w:hint="default"/>
+        <w:sz w:val="20"/>
+      </w:rPr>
+    </w:lvl>
+    <w:lvl w:ilvl="3" w:tentative="1">
+      <w:start w:val="1"/>
+      <w:numFmt w:val="bullet"/>
+      <w:lvlText w:val=""/>
+      <w:lvlJc w:val="left"/>
+      <w:pPr>
+        <w:tabs>
+          <w:tab w:val="num" w:pos="2880"/>
+        </w:tabs>
+        <w:ind w:left="2880" w:hanging="360"/>
+      </w:pPr>
+      <w:rPr>
+        <w:rFonts w:ascii="Wingdings" w:hAnsi="Wingdings" w:hint="default"/>
+        <w:sz w:val="20"/>
+      </w:rPr>
+    </w:lvl>
+    <w:lvl w:ilvl="4" w:tentative="1">
+      <w:start w:val="1"/>
+      <w:numFmt w:val="bullet"/>
+      <w:lvlText w:val=""/>
+      <w:lvlJc w:val="left"/>
+      <w:pPr>
+        <w:tabs>
+          <w:tab w:val="num" w:pos="3600"/>
+        </w:tabs>
+        <w:ind w:left="3600" w:hanging="360"/>
+      </w:pPr>
+      <w:rPr>
+        <w:rFonts w:ascii="Wingdings" w:hAnsi="Wingdings" w:hint="default"/>
+        <w:sz w:val="20"/>
+      </w:rPr>
+    </w:lvl>
+    <w:lvl w:ilvl="5" w:tentative="1">
+      <w:start w:val="1"/>
+      <w:numFmt w:val="bullet"/>
+      <w:lvlText w:val=""/>
+      <w:lvlJc w:val="left"/>
+      <w:pPr>
+        <w:tabs>
+          <w:tab w:val="num" w:pos="4320"/>
+        </w:tabs>
+        <w:ind w:left="4320" w:hanging="360"/>
+      </w:pPr>
+      <w:rPr>
+        <w:rFonts w:ascii="Wingdings" w:hAnsi="Wingdings" w:hint="default"/>
+        <w:sz w:val="20"/>
+      </w:rPr>
+    </w:lvl>
+    <w:lvl w:ilvl="6" w:tentative="1">
+      <w:start w:val="1"/>
+      <w:numFmt w:val="bullet"/>
+      <w:lvlText w:val=""/>
+      <w:lvlJc w:val="left"/>
+      <w:pPr>
+        <w:tabs>
+          <w:tab w:val="num" w:pos="5040"/>
+        </w:tabs>
+        <w:ind w:left="5040" w:hanging="360"/>
+      </w:pPr>
+      <w:rPr>
+        <w:rFonts w:ascii="Wingdings" w:hAnsi="Wingdings" w:hint="default"/>
+        <w:sz w:val="20"/>
+      </w:rPr>
+    </w:lvl>
+    <w:lvl w:ilvl="7" w:tentative="1">
+      <w:start w:val="1"/>
+      <w:numFmt w:val="bullet"/>
+      <w:lvlText w:val=""/>
+      <w:lvlJc w:val="left"/>
+      <w:pPr>
+        <w:tabs>
+          <w:tab w:val="num" w:pos="5760"/>
+        </w:tabs>
+        <w:ind w:left="5760" w:hanging="360"/>
+      </w:pPr>
+      <w:rPr>
+        <w:rFonts w:ascii="Wingdings" w:hAnsi="Wingdings" w:hint="default"/>
+        <w:sz w:val="20"/>
+      </w:rPr>
+    </w:lvl>
+    <w:lvl w:ilvl="8" w:tentative="1">
+      <w:start w:val="1"/>
+      <w:numFmt w:val="bullet"/>
+      <w:lvlText w:val=""/>
+      <w:lvlJc w:val="left"/>
+      <w:pPr>
+        <w:tabs>
+          <w:tab w:val="num" w:pos="6480"/>
+        </w:tabs>
+        <w:ind w:left="6480" w:hanging="360"/>
+      </w:pPr>
+      <w:rPr>
+        <w:rFonts w:ascii="Wingdings" w:hAnsi="Wingdings" w:hint="default"/>
+        <w:sz w:val="20"/>
+      </w:rPr>
+    </w:lvl>
+  </w:abstractNum>
+  <w:abstractNum w:abstractNumId="19" w15:restartNumberingAfterBreak="0">
+    <w:nsid w:val="54BF6D31"/>
+    <w:multiLevelType w:val="multilevel"/>
+    <w:tmpl w:val="7B06269E"/>
+    <w:lvl w:ilvl="0">
+      <w:start w:val="1"/>
+      <w:numFmt w:val="bullet"/>
+      <w:lvlText w:val=""/>
+      <w:lvlJc w:val="left"/>
+      <w:pPr>
+        <w:tabs>
+          <w:tab w:val="num" w:pos="720"/>
+        </w:tabs>
+        <w:ind w:left="720" w:hanging="360"/>
+      </w:pPr>
+      <w:rPr>
+        <w:rFonts w:ascii="Symbol" w:hAnsi="Symbol" w:hint="default"/>
+        <w:sz w:val="20"/>
+      </w:rPr>
+    </w:lvl>
+    <w:lvl w:ilvl="1" w:tentative="1">
+      <w:start w:val="1"/>
+      <w:numFmt w:val="bullet"/>
+      <w:lvlText w:val="o"/>
+      <w:lvlJc w:val="left"/>
+      <w:pPr>
+        <w:tabs>
+          <w:tab w:val="num" w:pos="1440"/>
+        </w:tabs>
+        <w:ind w:left="1440" w:hanging="360"/>
+      </w:pPr>
+      <w:rPr>
+        <w:rFonts w:ascii="Courier New" w:hAnsi="Courier New" w:hint="default"/>
+        <w:sz w:val="20"/>
+      </w:rPr>
+    </w:lvl>
+    <w:lvl w:ilvl="2" w:tentative="1">
+      <w:start w:val="1"/>
+      <w:numFmt w:val="bullet"/>
+      <w:lvlText w:val=""/>
+      <w:lvlJc w:val="left"/>
+      <w:pPr>
+        <w:tabs>
+          <w:tab w:val="num" w:pos="2160"/>
+        </w:tabs>
+        <w:ind w:left="2160" w:hanging="360"/>
+      </w:pPr>
+      <w:rPr>
+        <w:rFonts w:ascii="Wingdings" w:hAnsi="Wingdings" w:hint="default"/>
+        <w:sz w:val="20"/>
+      </w:rPr>
+    </w:lvl>
+    <w:lvl w:ilvl="3" w:tentative="1">
+      <w:start w:val="1"/>
+      <w:numFmt w:val="bullet"/>
+      <w:lvlText w:val=""/>
+      <w:lvlJc w:val="left"/>
+      <w:pPr>
+        <w:tabs>
+          <w:tab w:val="num" w:pos="2880"/>
+        </w:tabs>
+        <w:ind w:left="2880" w:hanging="360"/>
+      </w:pPr>
+      <w:rPr>
+        <w:rFonts w:ascii="Wingdings" w:hAnsi="Wingdings" w:hint="default"/>
+        <w:sz w:val="20"/>
+      </w:rPr>
+    </w:lvl>
+    <w:lvl w:ilvl="4" w:tentative="1">
+      <w:start w:val="1"/>
+      <w:numFmt w:val="bullet"/>
+      <w:lvlText w:val=""/>
+      <w:lvlJc w:val="left"/>
+      <w:pPr>
+        <w:tabs>
+          <w:tab w:val="num" w:pos="3600"/>
+        </w:tabs>
+        <w:ind w:left="3600" w:hanging="360"/>
+      </w:pPr>
+      <w:rPr>
+        <w:rFonts w:ascii="Wingdings" w:hAnsi="Wingdings" w:hint="default"/>
+        <w:sz w:val="20"/>
+      </w:rPr>
+    </w:lvl>
+    <w:lvl w:ilvl="5" w:tentative="1">
+      <w:start w:val="1"/>
+      <w:numFmt w:val="bullet"/>
+      <w:lvlText w:val=""/>
+      <w:lvlJc w:val="left"/>
+      <w:pPr>
+        <w:tabs>
+          <w:tab w:val="num" w:pos="4320"/>
+        </w:tabs>
+        <w:ind w:left="4320" w:hanging="360"/>
+      </w:pPr>
+      <w:rPr>
+        <w:rFonts w:ascii="Wingdings" w:hAnsi="Wingdings" w:hint="default"/>
+        <w:sz w:val="20"/>
+      </w:rPr>
+    </w:lvl>
+    <w:lvl w:ilvl="6" w:tentative="1">
+      <w:start w:val="1"/>
+      <w:numFmt w:val="bullet"/>
+      <w:lvlText w:val=""/>
+      <w:lvlJc w:val="left"/>
+      <w:pPr>
+        <w:tabs>
+          <w:tab w:val="num" w:pos="5040"/>
+        </w:tabs>
+        <w:ind w:left="5040" w:hanging="360"/>
+      </w:pPr>
+      <w:rPr>
+        <w:rFonts w:ascii="Wingdings" w:hAnsi="Wingdings" w:hint="default"/>
+        <w:sz w:val="20"/>
+      </w:rPr>
+    </w:lvl>
+    <w:lvl w:ilvl="7" w:tentative="1">
+      <w:start w:val="1"/>
+      <w:numFmt w:val="bullet"/>
+      <w:lvlText w:val=""/>
+      <w:lvlJc w:val="left"/>
+      <w:pPr>
+        <w:tabs>
+          <w:tab w:val="num" w:pos="5760"/>
+        </w:tabs>
+        <w:ind w:left="5760" w:hanging="360"/>
+      </w:pPr>
+      <w:rPr>
+        <w:rFonts w:ascii="Wingdings" w:hAnsi="Wingdings" w:hint="default"/>
+        <w:sz w:val="20"/>
+      </w:rPr>
+    </w:lvl>
+    <w:lvl w:ilvl="8" w:tentative="1">
+      <w:start w:val="1"/>
+      <w:numFmt w:val="bullet"/>
+      <w:lvlText w:val=""/>
+      <w:lvlJc w:val="left"/>
+      <w:pPr>
+        <w:tabs>
+          <w:tab w:val="num" w:pos="6480"/>
+        </w:tabs>
+        <w:ind w:left="6480" w:hanging="360"/>
+      </w:pPr>
+      <w:rPr>
+        <w:rFonts w:ascii="Wingdings" w:hAnsi="Wingdings" w:hint="default"/>
+        <w:sz w:val="20"/>
+      </w:rPr>
+    </w:lvl>
+  </w:abstractNum>
+  <w:abstractNum w:abstractNumId="20" w15:restartNumberingAfterBreak="0">
+    <w:nsid w:val="5C2538DE"/>
+    <w:multiLevelType w:val="multilevel"/>
+    <w:tmpl w:val="ABC653A0"/>
+    <w:lvl w:ilvl="0">
+      <w:start w:val="1"/>
+      <w:numFmt w:val="bullet"/>
+      <w:lvlText w:val=""/>
+      <w:lvlJc w:val="left"/>
+      <w:pPr>
+        <w:tabs>
+          <w:tab w:val="num" w:pos="720"/>
+        </w:tabs>
+        <w:ind w:left="720" w:hanging="360"/>
+      </w:pPr>
+      <w:rPr>
+        <w:rFonts w:ascii="Symbol" w:hAnsi="Symbol" w:hint="default"/>
+        <w:sz w:val="20"/>
+      </w:rPr>
+    </w:lvl>
+    <w:lvl w:ilvl="1" w:tentative="1">
+      <w:start w:val="1"/>
+      <w:numFmt w:val="bullet"/>
+      <w:lvlText w:val="o"/>
+      <w:lvlJc w:val="left"/>
+      <w:pPr>
+        <w:tabs>
+          <w:tab w:val="num" w:pos="1440"/>
+        </w:tabs>
+        <w:ind w:left="1440" w:hanging="360"/>
+      </w:pPr>
+      <w:rPr>
+        <w:rFonts w:ascii="Courier New" w:hAnsi="Courier New" w:hint="default"/>
+        <w:sz w:val="20"/>
+      </w:rPr>
+    </w:lvl>
+    <w:lvl w:ilvl="2" w:tentative="1">
+      <w:start w:val="1"/>
+      <w:numFmt w:val="bullet"/>
+      <w:lvlText w:val=""/>
+      <w:lvlJc w:val="left"/>
+      <w:pPr>
+        <w:tabs>
+          <w:tab w:val="num" w:pos="2160"/>
+        </w:tabs>
+        <w:ind w:left="2160" w:hanging="360"/>
+      </w:pPr>
+      <w:rPr>
+        <w:rFonts w:ascii="Wingdings" w:hAnsi="Wingdings" w:hint="default"/>
+        <w:sz w:val="20"/>
+      </w:rPr>
+    </w:lvl>
+    <w:lvl w:ilvl="3" w:tentative="1">
+      <w:start w:val="1"/>
+      <w:numFmt w:val="bullet"/>
+      <w:lvlText w:val=""/>
+      <w:lvlJc w:val="left"/>
+      <w:pPr>
+        <w:tabs>
+          <w:tab w:val="num" w:pos="2880"/>
+        </w:tabs>
+        <w:ind w:left="2880" w:hanging="360"/>
+      </w:pPr>
+      <w:rPr>
+        <w:rFonts w:ascii="Wingdings" w:hAnsi="Wingdings" w:hint="default"/>
+        <w:sz w:val="20"/>
+      </w:rPr>
+    </w:lvl>
+    <w:lvl w:ilvl="4" w:tentative="1">
+      <w:start w:val="1"/>
+      <w:numFmt w:val="bullet"/>
+      <w:lvlText w:val=""/>
+      <w:lvlJc w:val="left"/>
+      <w:pPr>
+        <w:tabs>
+          <w:tab w:val="num" w:pos="3600"/>
+        </w:tabs>
+        <w:ind w:left="3600" w:hanging="360"/>
+      </w:pPr>
+      <w:rPr>
+        <w:rFonts w:ascii="Wingdings" w:hAnsi="Wingdings" w:hint="default"/>
+        <w:sz w:val="20"/>
+      </w:rPr>
+    </w:lvl>
+    <w:lvl w:ilvl="5" w:tentative="1">
+      <w:start w:val="1"/>
+      <w:numFmt w:val="bullet"/>
+      <w:lvlText w:val=""/>
+      <w:lvlJc w:val="left"/>
+      <w:pPr>
+        <w:tabs>
+          <w:tab w:val="num" w:pos="4320"/>
+        </w:tabs>
+        <w:ind w:left="4320" w:hanging="360"/>
+      </w:pPr>
+      <w:rPr>
+        <w:rFonts w:ascii="Wingdings" w:hAnsi="Wingdings" w:hint="default"/>
+        <w:sz w:val="20"/>
+      </w:rPr>
+    </w:lvl>
+    <w:lvl w:ilvl="6" w:tentative="1">
+      <w:start w:val="1"/>
+      <w:numFmt w:val="bullet"/>
+      <w:lvlText w:val=""/>
+      <w:lvlJc w:val="left"/>
+      <w:pPr>
+        <w:tabs>
+          <w:tab w:val="num" w:pos="5040"/>
+        </w:tabs>
+        <w:ind w:left="5040" w:hanging="360"/>
+      </w:pPr>
+      <w:rPr>
+        <w:rFonts w:ascii="Wingdings" w:hAnsi="Wingdings" w:hint="default"/>
+        <w:sz w:val="20"/>
+      </w:rPr>
+    </w:lvl>
+    <w:lvl w:ilvl="7" w:tentative="1">
+      <w:start w:val="1"/>
+      <w:numFmt w:val="bullet"/>
+      <w:lvlText w:val=""/>
+      <w:lvlJc w:val="left"/>
+      <w:pPr>
+        <w:tabs>
+          <w:tab w:val="num" w:pos="5760"/>
+        </w:tabs>
+        <w:ind w:left="5760" w:hanging="360"/>
+      </w:pPr>
+      <w:rPr>
+        <w:rFonts w:ascii="Wingdings" w:hAnsi="Wingdings" w:hint="default"/>
+        <w:sz w:val="20"/>
+      </w:rPr>
+    </w:lvl>
+    <w:lvl w:ilvl="8" w:tentative="1">
+      <w:start w:val="1"/>
+      <w:numFmt w:val="bullet"/>
+      <w:lvlText w:val=""/>
+      <w:lvlJc w:val="left"/>
+      <w:pPr>
+        <w:tabs>
+          <w:tab w:val="num" w:pos="6480"/>
+        </w:tabs>
+        <w:ind w:left="6480" w:hanging="360"/>
+      </w:pPr>
+      <w:rPr>
+        <w:rFonts w:ascii="Wingdings" w:hAnsi="Wingdings" w:hint="default"/>
+        <w:sz w:val="20"/>
+      </w:rPr>
+    </w:lvl>
+  </w:abstractNum>
+  <w:abstractNum w:abstractNumId="21" w15:restartNumberingAfterBreak="0">
+    <w:nsid w:val="66B87ADC"/>
+    <w:multiLevelType w:val="multilevel"/>
+    <w:tmpl w:val="1804BA6C"/>
+    <w:lvl w:ilvl="0">
+      <w:start w:val="1"/>
+      <w:numFmt w:val="bullet"/>
+      <w:lvlText w:val=""/>
+      <w:lvlJc w:val="left"/>
+      <w:pPr>
+        <w:tabs>
+          <w:tab w:val="num" w:pos="720"/>
+        </w:tabs>
+        <w:ind w:left="720" w:hanging="360"/>
+      </w:pPr>
+      <w:rPr>
+        <w:rFonts w:ascii="Symbol" w:hAnsi="Symbol" w:hint="default"/>
+        <w:sz w:val="20"/>
+      </w:rPr>
+    </w:lvl>
+    <w:lvl w:ilvl="1" w:tentative="1">
+      <w:start w:val="1"/>
+      <w:numFmt w:val="bullet"/>
+      <w:lvlText w:val="o"/>
+      <w:lvlJc w:val="left"/>
+      <w:pPr>
+        <w:tabs>
+          <w:tab w:val="num" w:pos="1440"/>
+        </w:tabs>
+        <w:ind w:left="1440" w:hanging="360"/>
+      </w:pPr>
+      <w:rPr>
+        <w:rFonts w:ascii="Courier New" w:hAnsi="Courier New" w:hint="default"/>
+        <w:sz w:val="20"/>
+      </w:rPr>
+    </w:lvl>
+    <w:lvl w:ilvl="2" w:tentative="1">
+      <w:start w:val="1"/>
+      <w:numFmt w:val="bullet"/>
+      <w:lvlText w:val=""/>
+      <w:lvlJc w:val="left"/>
+      <w:pPr>
+        <w:tabs>
+          <w:tab w:val="num" w:pos="2160"/>
+        </w:tabs>
+        <w:ind w:left="2160" w:hanging="360"/>
+      </w:pPr>
+      <w:rPr>
+        <w:rFonts w:ascii="Wingdings" w:hAnsi="Wingdings" w:hint="default"/>
+        <w:sz w:val="20"/>
+      </w:rPr>
+    </w:lvl>
+    <w:lvl w:ilvl="3" w:tentative="1">
+      <w:start w:val="1"/>
+      <w:numFmt w:val="bullet"/>
+      <w:lvlText w:val=""/>
+      <w:lvlJc w:val="left"/>
+      <w:pPr>
+        <w:tabs>
+          <w:tab w:val="num" w:pos="2880"/>
+        </w:tabs>
+        <w:ind w:left="2880" w:hanging="360"/>
+      </w:pPr>
+      <w:rPr>
+        <w:rFonts w:ascii="Wingdings" w:hAnsi="Wingdings" w:hint="default"/>
+        <w:sz w:val="20"/>
+      </w:rPr>
+    </w:lvl>
+    <w:lvl w:ilvl="4" w:tentative="1">
+      <w:start w:val="1"/>
+      <w:numFmt w:val="bullet"/>
+      <w:lvlText w:val=""/>
+      <w:lvlJc w:val="left"/>
+      <w:pPr>
+        <w:tabs>
+          <w:tab w:val="num" w:pos="3600"/>
+        </w:tabs>
+        <w:ind w:left="3600" w:hanging="360"/>
+      </w:pPr>
+      <w:rPr>
+        <w:rFonts w:ascii="Wingdings" w:hAnsi="Wingdings" w:hint="default"/>
+        <w:sz w:val="20"/>
+      </w:rPr>
+    </w:lvl>
+    <w:lvl w:ilvl="5" w:tentative="1">
+      <w:start w:val="1"/>
+      <w:numFmt w:val="bullet"/>
+      <w:lvlText w:val=""/>
+      <w:lvlJc w:val="left"/>
+      <w:pPr>
+        <w:tabs>
+          <w:tab w:val="num" w:pos="4320"/>
+        </w:tabs>
+        <w:ind w:left="4320" w:hanging="360"/>
+      </w:pPr>
+      <w:rPr>
+        <w:rFonts w:ascii="Wingdings" w:hAnsi="Wingdings" w:hint="default"/>
+        <w:sz w:val="20"/>
+      </w:rPr>
+    </w:lvl>
+    <w:lvl w:ilvl="6" w:tentative="1">
+      <w:start w:val="1"/>
+      <w:numFmt w:val="bullet"/>
+      <w:lvlText w:val=""/>
+      <w:lvlJc w:val="left"/>
+      <w:pPr>
+        <w:tabs>
+          <w:tab w:val="num" w:pos="5040"/>
+        </w:tabs>
+        <w:ind w:left="5040" w:hanging="360"/>
+      </w:pPr>
+      <w:rPr>
+        <w:rFonts w:ascii="Wingdings" w:hAnsi="Wingdings" w:hint="default"/>
+        <w:sz w:val="20"/>
+      </w:rPr>
+    </w:lvl>
+    <w:lvl w:ilvl="7" w:tentative="1">
+      <w:start w:val="1"/>
+      <w:numFmt w:val="bullet"/>
+      <w:lvlText w:val=""/>
+      <w:lvlJc w:val="left"/>
+      <w:pPr>
+        <w:tabs>
+          <w:tab w:val="num" w:pos="5760"/>
+        </w:tabs>
+        <w:ind w:left="5760" w:hanging="360"/>
+      </w:pPr>
+      <w:rPr>
+        <w:rFonts w:ascii="Wingdings" w:hAnsi="Wingdings" w:hint="default"/>
+        <w:sz w:val="20"/>
+      </w:rPr>
+    </w:lvl>
+    <w:lvl w:ilvl="8" w:tentative="1">
+      <w:start w:val="1"/>
+      <w:numFmt w:val="bullet"/>
+      <w:lvlText w:val=""/>
+      <w:lvlJc w:val="left"/>
+      <w:pPr>
+        <w:tabs>
+          <w:tab w:val="num" w:pos="6480"/>
+        </w:tabs>
+        <w:ind w:left="6480" w:hanging="360"/>
+      </w:pPr>
+      <w:rPr>
+        <w:rFonts w:ascii="Wingdings" w:hAnsi="Wingdings" w:hint="default"/>
+        <w:sz w:val="20"/>
+      </w:rPr>
+    </w:lvl>
+  </w:abstractNum>
+  <w:abstractNum w:abstractNumId="22" w15:restartNumberingAfterBreak="0">
+    <w:nsid w:val="6DCF5F32"/>
+    <w:multiLevelType w:val="multilevel"/>
+    <w:tmpl w:val="A0E4BFCA"/>
+    <w:lvl w:ilvl="0">
+      <w:start w:val="1"/>
+      <w:numFmt w:val="bullet"/>
+      <w:lvlText w:val=""/>
+      <w:lvlJc w:val="left"/>
+      <w:pPr>
+        <w:tabs>
+          <w:tab w:val="num" w:pos="720"/>
+        </w:tabs>
+        <w:ind w:left="720" w:hanging="360"/>
+      </w:pPr>
+      <w:rPr>
+        <w:rFonts w:ascii="Symbol" w:hAnsi="Symbol" w:hint="default"/>
+        <w:sz w:val="20"/>
+      </w:rPr>
+    </w:lvl>
+    <w:lvl w:ilvl="1" w:tentative="1">
+      <w:start w:val="1"/>
+      <w:numFmt w:val="bullet"/>
+      <w:lvlText w:val="o"/>
+      <w:lvlJc w:val="left"/>
+      <w:pPr>
+        <w:tabs>
+          <w:tab w:val="num" w:pos="1440"/>
+        </w:tabs>
+        <w:ind w:left="1440" w:hanging="360"/>
+      </w:pPr>
+      <w:rPr>
+        <w:rFonts w:ascii="Courier New" w:hAnsi="Courier New" w:hint="default"/>
+        <w:sz w:val="20"/>
+      </w:rPr>
+    </w:lvl>
+    <w:lvl w:ilvl="2" w:tentative="1">
+      <w:start w:val="1"/>
+      <w:numFmt w:val="bullet"/>
+      <w:lvlText w:val=""/>
+      <w:lvlJc w:val="left"/>
+      <w:pPr>
+        <w:tabs>
+          <w:tab w:val="num" w:pos="2160"/>
+        </w:tabs>
+        <w:ind w:left="2160" w:hanging="360"/>
+      </w:pPr>
+      <w:rPr>
+        <w:rFonts w:ascii="Wingdings" w:hAnsi="Wingdings" w:hint="default"/>
+        <w:sz w:val="20"/>
+      </w:rPr>
+    </w:lvl>
+    <w:lvl w:ilvl="3" w:tentative="1">
+      <w:start w:val="1"/>
+      <w:numFmt w:val="bullet"/>
+      <w:lvlText w:val=""/>
+      <w:lvlJc w:val="left"/>
+      <w:pPr>
+        <w:tabs>
+          <w:tab w:val="num" w:pos="2880"/>
+        </w:tabs>
+        <w:ind w:left="2880" w:hanging="360"/>
+      </w:pPr>
+      <w:rPr>
+        <w:rFonts w:ascii="Wingdings" w:hAnsi="Wingdings" w:hint="default"/>
+        <w:sz w:val="20"/>
+      </w:rPr>
+    </w:lvl>
+    <w:lvl w:ilvl="4" w:tentative="1">
+      <w:start w:val="1"/>
+      <w:numFmt w:val="bullet"/>
+      <w:lvlText w:val=""/>
+      <w:lvlJc w:val="left"/>
+      <w:pPr>
+        <w:tabs>
+          <w:tab w:val="num" w:pos="3600"/>
+        </w:tabs>
+        <w:ind w:left="3600" w:hanging="360"/>
+      </w:pPr>
+      <w:rPr>
+        <w:rFonts w:ascii="Wingdings" w:hAnsi="Wingdings" w:hint="default"/>
+        <w:sz w:val="20"/>
+      </w:rPr>
+    </w:lvl>
+    <w:lvl w:ilvl="5" w:tentative="1">
+      <w:start w:val="1"/>
+      <w:numFmt w:val="bullet"/>
+      <w:lvlText w:val=""/>
+      <w:lvlJc w:val="left"/>
+      <w:pPr>
+        <w:tabs>
+          <w:tab w:val="num" w:pos="4320"/>
+        </w:tabs>
+        <w:ind w:left="4320" w:hanging="360"/>
+      </w:pPr>
+      <w:rPr>
+        <w:rFonts w:ascii="Wingdings" w:hAnsi="Wingdings" w:hint="default"/>
+        <w:sz w:val="20"/>
+      </w:rPr>
+    </w:lvl>
+    <w:lvl w:ilvl="6" w:tentative="1">
+      <w:start w:val="1"/>
+      <w:numFmt w:val="bullet"/>
+      <w:lvlText w:val=""/>
+      <w:lvlJc w:val="left"/>
+      <w:pPr>
+        <w:tabs>
+          <w:tab w:val="num" w:pos="5040"/>
+        </w:tabs>
+        <w:ind w:left="5040" w:hanging="360"/>
+      </w:pPr>
+      <w:rPr>
+        <w:rFonts w:ascii="Wingdings" w:hAnsi="Wingdings" w:hint="default"/>
+        <w:sz w:val="20"/>
+      </w:rPr>
+    </w:lvl>
+    <w:lvl w:ilvl="7" w:tentative="1">
+      <w:start w:val="1"/>
+      <w:numFmt w:val="bullet"/>
+      <w:lvlText w:val=""/>
+      <w:lvlJc w:val="left"/>
+      <w:pPr>
+        <w:tabs>
+          <w:tab w:val="num" w:pos="5760"/>
+        </w:tabs>
+        <w:ind w:left="5760" w:hanging="360"/>
+      </w:pPr>
+      <w:rPr>
+        <w:rFonts w:ascii="Wingdings" w:hAnsi="Wingdings" w:hint="default"/>
+        <w:sz w:val="20"/>
+      </w:rPr>
+    </w:lvl>
+    <w:lvl w:ilvl="8" w:tentative="1">
+      <w:start w:val="1"/>
+      <w:numFmt w:val="bullet"/>
+      <w:lvlText w:val=""/>
+      <w:lvlJc w:val="left"/>
+      <w:pPr>
+        <w:tabs>
+          <w:tab w:val="num" w:pos="6480"/>
+        </w:tabs>
+        <w:ind w:left="6480" w:hanging="360"/>
+      </w:pPr>
+      <w:rPr>
+        <w:rFonts w:ascii="Wingdings" w:hAnsi="Wingdings" w:hint="default"/>
+        <w:sz w:val="20"/>
+      </w:rPr>
+    </w:lvl>
+  </w:abstractNum>
+  <w:abstractNum w:abstractNumId="23" w15:restartNumberingAfterBreak="0">
+    <w:nsid w:val="70704F97"/>
+    <w:multiLevelType w:val="multilevel"/>
+    <w:tmpl w:val="389411DE"/>
+    <w:lvl w:ilvl="0">
+      <w:start w:val="1"/>
+      <w:numFmt w:val="bullet"/>
+      <w:lvlText w:val=""/>
+      <w:lvlJc w:val="left"/>
+      <w:pPr>
+        <w:tabs>
+          <w:tab w:val="num" w:pos="720"/>
+        </w:tabs>
+        <w:ind w:left="720" w:hanging="360"/>
+      </w:pPr>
+      <w:rPr>
+        <w:rFonts w:ascii="Symbol" w:hAnsi="Symbol" w:hint="default"/>
+        <w:sz w:val="20"/>
+      </w:rPr>
+    </w:lvl>
+    <w:lvl w:ilvl="1" w:tentative="1">
+      <w:start w:val="1"/>
+      <w:numFmt w:val="bullet"/>
+      <w:lvlText w:val="o"/>
+      <w:lvlJc w:val="left"/>
+      <w:pPr>
+        <w:tabs>
+          <w:tab w:val="num" w:pos="1440"/>
+        </w:tabs>
+        <w:ind w:left="1440" w:hanging="360"/>
+      </w:pPr>
+      <w:rPr>
+        <w:rFonts w:ascii="Courier New" w:hAnsi="Courier New" w:hint="default"/>
+        <w:sz w:val="20"/>
+      </w:rPr>
+    </w:lvl>
+    <w:lvl w:ilvl="2" w:tentative="1">
+      <w:start w:val="1"/>
+      <w:numFmt w:val="bullet"/>
+      <w:lvlText w:val=""/>
+      <w:lvlJc w:val="left"/>
+      <w:pPr>
+        <w:tabs>
+          <w:tab w:val="num" w:pos="2160"/>
+        </w:tabs>
+        <w:ind w:left="2160" w:hanging="360"/>
+      </w:pPr>
+      <w:rPr>
+        <w:rFonts w:ascii="Wingdings" w:hAnsi="Wingdings" w:hint="default"/>
+        <w:sz w:val="20"/>
+      </w:rPr>
+    </w:lvl>
+    <w:lvl w:ilvl="3" w:tentative="1">
+      <w:start w:val="1"/>
+      <w:numFmt w:val="bullet"/>
+      <w:lvlText w:val=""/>
+      <w:lvlJc w:val="left"/>
+      <w:pPr>
+        <w:tabs>
+          <w:tab w:val="num" w:pos="2880"/>
+        </w:tabs>
+        <w:ind w:left="2880" w:hanging="360"/>
+      </w:pPr>
+      <w:rPr>
+        <w:rFonts w:ascii="Wingdings" w:hAnsi="Wingdings" w:hint="default"/>
+        <w:sz w:val="20"/>
+      </w:rPr>
+    </w:lvl>
+    <w:lvl w:ilvl="4" w:tentative="1">
+      <w:start w:val="1"/>
+      <w:numFmt w:val="bullet"/>
+      <w:lvlText w:val=""/>
+      <w:lvlJc w:val="left"/>
+      <w:pPr>
+        <w:tabs>
+          <w:tab w:val="num" w:pos="3600"/>
+        </w:tabs>
+        <w:ind w:left="3600" w:hanging="360"/>
+      </w:pPr>
+      <w:rPr>
+        <w:rFonts w:ascii="Wingdings" w:hAnsi="Wingdings" w:hint="default"/>
+        <w:sz w:val="20"/>
+      </w:rPr>
+    </w:lvl>
+    <w:lvl w:ilvl="5" w:tentative="1">
+      <w:start w:val="1"/>
+      <w:numFmt w:val="bullet"/>
+      <w:lvlText w:val=""/>
+      <w:lvlJc w:val="left"/>
+      <w:pPr>
+        <w:tabs>
+          <w:tab w:val="num" w:pos="4320"/>
+        </w:tabs>
+        <w:ind w:left="4320" w:hanging="360"/>
+      </w:pPr>
+      <w:rPr>
+        <w:rFonts w:ascii="Wingdings" w:hAnsi="Wingdings" w:hint="default"/>
+        <w:sz w:val="20"/>
+      </w:rPr>
+    </w:lvl>
+    <w:lvl w:ilvl="6" w:tentative="1">
+      <w:start w:val="1"/>
+      <w:numFmt w:val="bullet"/>
+      <w:lvlText w:val=""/>
+      <w:lvlJc w:val="left"/>
+      <w:pPr>
+        <w:tabs>
+          <w:tab w:val="num" w:pos="5040"/>
+        </w:tabs>
+        <w:ind w:left="5040" w:hanging="360"/>
+      </w:pPr>
+      <w:rPr>
+        <w:rFonts w:ascii="Wingdings" w:hAnsi="Wingdings" w:hint="default"/>
+        <w:sz w:val="20"/>
+      </w:rPr>
+    </w:lvl>
+    <w:lvl w:ilvl="7" w:tentative="1">
+      <w:start w:val="1"/>
+      <w:numFmt w:val="bullet"/>
+      <w:lvlText w:val=""/>
+      <w:lvlJc w:val="left"/>
+      <w:pPr>
+        <w:tabs>
+          <w:tab w:val="num" w:pos="5760"/>
+        </w:tabs>
+        <w:ind w:left="5760" w:hanging="360"/>
+      </w:pPr>
+      <w:rPr>
+        <w:rFonts w:ascii="Wingdings" w:hAnsi="Wingdings" w:hint="default"/>
+        <w:sz w:val="20"/>
+      </w:rPr>
+    </w:lvl>
+    <w:lvl w:ilvl="8" w:tentative="1">
+      <w:start w:val="1"/>
+      <w:numFmt w:val="bullet"/>
+      <w:lvlText w:val=""/>
+      <w:lvlJc w:val="left"/>
+      <w:pPr>
+        <w:tabs>
+          <w:tab w:val="num" w:pos="6480"/>
+        </w:tabs>
+        <w:ind w:left="6480" w:hanging="360"/>
+      </w:pPr>
+      <w:rPr>
+        <w:rFonts w:ascii="Wingdings" w:hAnsi="Wingdings" w:hint="default"/>
+        <w:sz w:val="20"/>
+      </w:rPr>
+    </w:lvl>
+  </w:abstractNum>
+  <w:abstractNum w:abstractNumId="24" w15:restartNumberingAfterBreak="0">
+    <w:nsid w:val="77420231"/>
+    <w:multiLevelType w:val="multilevel"/>
+    <w:tmpl w:val="6AD4BBB0"/>
+    <w:lvl w:ilvl="0">
+      <w:start w:val="1"/>
+      <w:numFmt w:val="bullet"/>
+      <w:lvlText w:val=""/>
+      <w:lvlJc w:val="left"/>
+      <w:pPr>
+        <w:tabs>
+          <w:tab w:val="num" w:pos="720"/>
+        </w:tabs>
+        <w:ind w:left="720" w:hanging="360"/>
+      </w:pPr>
+      <w:rPr>
+        <w:rFonts w:ascii="Symbol" w:hAnsi="Symbol" w:hint="default"/>
+        <w:sz w:val="20"/>
+      </w:rPr>
+    </w:lvl>
+    <w:lvl w:ilvl="1" w:tentative="1">
+      <w:start w:val="1"/>
+      <w:numFmt w:val="bullet"/>
+      <w:lvlText w:val="o"/>
+      <w:lvlJc w:val="left"/>
+      <w:pPr>
+        <w:tabs>
+          <w:tab w:val="num" w:pos="1440"/>
+        </w:tabs>
+        <w:ind w:left="1440" w:hanging="360"/>
+      </w:pPr>
+      <w:rPr>
+        <w:rFonts w:ascii="Courier New" w:hAnsi="Courier New" w:hint="default"/>
+        <w:sz w:val="20"/>
+      </w:rPr>
+    </w:lvl>
+    <w:lvl w:ilvl="2" w:tentative="1">
+      <w:start w:val="1"/>
+      <w:numFmt w:val="bullet"/>
+      <w:lvlText w:val=""/>
+      <w:lvlJc w:val="left"/>
+      <w:pPr>
+        <w:tabs>
+          <w:tab w:val="num" w:pos="2160"/>
+        </w:tabs>
+        <w:ind w:left="2160" w:hanging="360"/>
+      </w:pPr>
+      <w:rPr>
+        <w:rFonts w:ascii="Wingdings" w:hAnsi="Wingdings" w:hint="default"/>
+        <w:sz w:val="20"/>
+      </w:rPr>
+    </w:lvl>
+    <w:lvl w:ilvl="3" w:tentative="1">
+      <w:start w:val="1"/>
+      <w:numFmt w:val="bullet"/>
+      <w:lvlText w:val=""/>
+      <w:lvlJc w:val="left"/>
+      <w:pPr>
+        <w:tabs>
+          <w:tab w:val="num" w:pos="2880"/>
+        </w:tabs>
+        <w:ind w:left="2880" w:hanging="360"/>
+      </w:pPr>
+      <w:rPr>
+        <w:rFonts w:ascii="Wingdings" w:hAnsi="Wingdings" w:hint="default"/>
+        <w:sz w:val="20"/>
+      </w:rPr>
+    </w:lvl>
+    <w:lvl w:ilvl="4" w:tentative="1">
+      <w:start w:val="1"/>
+      <w:numFmt w:val="bullet"/>
+      <w:lvlText w:val=""/>
+      <w:lvlJc w:val="left"/>
+      <w:pPr>
+        <w:tabs>
+          <w:tab w:val="num" w:pos="3600"/>
+        </w:tabs>
+        <w:ind w:left="3600" w:hanging="360"/>
+      </w:pPr>
+      <w:rPr>
+        <w:rFonts w:ascii="Wingdings" w:hAnsi="Wingdings" w:hint="default"/>
+        <w:sz w:val="20"/>
+      </w:rPr>
+    </w:lvl>
+    <w:lvl w:ilvl="5" w:tentative="1">
+      <w:start w:val="1"/>
+      <w:numFmt w:val="bullet"/>
+      <w:lvlText w:val=""/>
+      <w:lvlJc w:val="left"/>
+      <w:pPr>
+        <w:tabs>
+          <w:tab w:val="num" w:pos="4320"/>
+        </w:tabs>
+        <w:ind w:left="4320" w:hanging="360"/>
+      </w:pPr>
+      <w:rPr>
+        <w:rFonts w:ascii="Wingdings" w:hAnsi="Wingdings" w:hint="default"/>
+        <w:sz w:val="20"/>
+      </w:rPr>
+    </w:lvl>
+    <w:lvl w:ilvl="6" w:tentative="1">
+      <w:start w:val="1"/>
+      <w:numFmt w:val="bullet"/>
+      <w:lvlText w:val=""/>
+      <w:lvlJc w:val="left"/>
+      <w:pPr>
+        <w:tabs>
+          <w:tab w:val="num" w:pos="5040"/>
+        </w:tabs>
+        <w:ind w:left="5040" w:hanging="360"/>
+      </w:pPr>
+      <w:rPr>
+        <w:rFonts w:ascii="Wingdings" w:hAnsi="Wingdings" w:hint="default"/>
+        <w:sz w:val="20"/>
+      </w:rPr>
+    </w:lvl>
+    <w:lvl w:ilvl="7" w:tentative="1">
+      <w:start w:val="1"/>
+      <w:numFmt w:val="bullet"/>
+      <w:lvlText w:val=""/>
+      <w:lvlJc w:val="left"/>
+      <w:pPr>
+        <w:tabs>
+          <w:tab w:val="num" w:pos="5760"/>
+        </w:tabs>
+        <w:ind w:left="5760" w:hanging="360"/>
+      </w:pPr>
+      <w:rPr>
+        <w:rFonts w:ascii="Wingdings" w:hAnsi="Wingdings" w:hint="default"/>
+        <w:sz w:val="20"/>
+      </w:rPr>
+    </w:lvl>
+    <w:lvl w:ilvl="8" w:tentative="1">
+      <w:start w:val="1"/>
+      <w:numFmt w:val="bullet"/>
+      <w:lvlText w:val=""/>
+      <w:lvlJc w:val="left"/>
+      <w:pPr>
+        <w:tabs>
+          <w:tab w:val="num" w:pos="6480"/>
+        </w:tabs>
+        <w:ind w:left="6480" w:hanging="360"/>
+      </w:pPr>
+      <w:rPr>
+        <w:rFonts w:ascii="Wingdings" w:hAnsi="Wingdings" w:hint="default"/>
+        <w:sz w:val="20"/>
+      </w:rPr>
+    </w:lvl>
+  </w:abstractNum>
+  <w:abstractNum w:abstractNumId="25" w15:restartNumberingAfterBreak="0">
+    <w:nsid w:val="79882C04"/>
+    <w:multiLevelType w:val="multilevel"/>
+    <w:tmpl w:val="B198A2E2"/>
+    <w:lvl w:ilvl="0">
+      <w:start w:val="1"/>
+      <w:numFmt w:val="bullet"/>
+      <w:lvlText w:val=""/>
+      <w:lvlJc w:val="left"/>
+      <w:pPr>
+        <w:tabs>
+          <w:tab w:val="num" w:pos="720"/>
+        </w:tabs>
+        <w:ind w:left="720" w:hanging="360"/>
+      </w:pPr>
+      <w:rPr>
+        <w:rFonts w:ascii="Symbol" w:hAnsi="Symbol" w:hint="default"/>
+        <w:sz w:val="20"/>
+      </w:rPr>
+    </w:lvl>
+    <w:lvl w:ilvl="1" w:tentative="1">
+      <w:start w:val="1"/>
+      <w:numFmt w:val="bullet"/>
+      <w:lvlText w:val="o"/>
+      <w:lvlJc w:val="left"/>
+      <w:pPr>
+        <w:tabs>
+          <w:tab w:val="num" w:pos="1440"/>
+        </w:tabs>
+        <w:ind w:left="1440" w:hanging="360"/>
+      </w:pPr>
+      <w:rPr>
+        <w:rFonts w:ascii="Courier New" w:hAnsi="Courier New" w:hint="default"/>
+        <w:sz w:val="20"/>
+      </w:rPr>
+    </w:lvl>
+    <w:lvl w:ilvl="2" w:tentative="1">
+      <w:start w:val="1"/>
+      <w:numFmt w:val="bullet"/>
+      <w:lvlText w:val=""/>
+      <w:lvlJc w:val="left"/>
+      <w:pPr>
+        <w:tabs>
+          <w:tab w:val="num" w:pos="2160"/>
+        </w:tabs>
+        <w:ind w:left="2160" w:hanging="360"/>
+      </w:pPr>
+      <w:rPr>
+        <w:rFonts w:ascii="Wingdings" w:hAnsi="Wingdings" w:hint="default"/>
+        <w:sz w:val="20"/>
+      </w:rPr>
+    </w:lvl>
+    <w:lvl w:ilvl="3" w:tentative="1">
+      <w:start w:val="1"/>
+      <w:numFmt w:val="bullet"/>
+      <w:lvlText w:val=""/>
+      <w:lvlJc w:val="left"/>
+      <w:pPr>
+        <w:tabs>
+          <w:tab w:val="num" w:pos="2880"/>
+        </w:tabs>
+        <w:ind w:left="2880" w:hanging="360"/>
+      </w:pPr>
+      <w:rPr>
+        <w:rFonts w:ascii="Wingdings" w:hAnsi="Wingdings" w:hint="default"/>
+        <w:sz w:val="20"/>
+      </w:rPr>
+    </w:lvl>
+    <w:lvl w:ilvl="4" w:tentative="1">
+      <w:start w:val="1"/>
+      <w:numFmt w:val="bullet"/>
+      <w:lvlText w:val=""/>
+      <w:lvlJc w:val="left"/>
+      <w:pPr>
+        <w:tabs>
+          <w:tab w:val="num" w:pos="3600"/>
+        </w:tabs>
+        <w:ind w:left="3600" w:hanging="360"/>
+      </w:pPr>
+      <w:rPr>
+        <w:rFonts w:ascii="Wingdings" w:hAnsi="Wingdings" w:hint="default"/>
+        <w:sz w:val="20"/>
+      </w:rPr>
+    </w:lvl>
+    <w:lvl w:ilvl="5" w:tentative="1">
+      <w:start w:val="1"/>
+      <w:numFmt w:val="bullet"/>
+      <w:lvlText w:val=""/>
+      <w:lvlJc w:val="left"/>
+      <w:pPr>
+        <w:tabs>
+          <w:tab w:val="num" w:pos="4320"/>
+        </w:tabs>
+        <w:ind w:left="4320" w:hanging="360"/>
+      </w:pPr>
+      <w:rPr>
+        <w:rFonts w:ascii="Wingdings" w:hAnsi="Wingdings" w:hint="default"/>
+        <w:sz w:val="20"/>
+      </w:rPr>
+    </w:lvl>
+    <w:lvl w:ilvl="6" w:tentative="1">
+      <w:start w:val="1"/>
+      <w:numFmt w:val="bullet"/>
+      <w:lvlText w:val=""/>
+      <w:lvlJc w:val="left"/>
+      <w:pPr>
+        <w:tabs>
+          <w:tab w:val="num" w:pos="5040"/>
+        </w:tabs>
+        <w:ind w:left="5040" w:hanging="360"/>
+      </w:pPr>
+      <w:rPr>
+        <w:rFonts w:ascii="Wingdings" w:hAnsi="Wingdings" w:hint="default"/>
+        <w:sz w:val="20"/>
+      </w:rPr>
+    </w:lvl>
+    <w:lvl w:ilvl="7" w:tentative="1">
+      <w:start w:val="1"/>
+      <w:numFmt w:val="bullet"/>
+      <w:lvlText w:val=""/>
+      <w:lvlJc w:val="left"/>
+      <w:pPr>
+        <w:tabs>
+          <w:tab w:val="num" w:pos="5760"/>
+        </w:tabs>
+        <w:ind w:left="5760" w:hanging="360"/>
+      </w:pPr>
+      <w:rPr>
+        <w:rFonts w:ascii="Wingdings" w:hAnsi="Wingdings" w:hint="default"/>
+        <w:sz w:val="20"/>
+      </w:rPr>
+    </w:lvl>
+    <w:lvl w:ilvl="8" w:tentative="1">
+      <w:start w:val="1"/>
+      <w:numFmt w:val="bullet"/>
+      <w:lvlText w:val=""/>
+      <w:lvlJc w:val="left"/>
+      <w:pPr>
+        <w:tabs>
+          <w:tab w:val="num" w:pos="6480"/>
+        </w:tabs>
+        <w:ind w:left="6480" w:hanging="360"/>
+      </w:pPr>
+      <w:rPr>
+        <w:rFonts w:ascii="Wingdings" w:hAnsi="Wingdings" w:hint="default"/>
+        <w:sz w:val="20"/>
+      </w:rPr>
+    </w:lvl>
+  </w:abstractNum>
+  <w:abstractNum w:abstractNumId="26" w15:restartNumberingAfterBreak="0">
+    <w:nsid w:val="7D241874"/>
+    <w:multiLevelType w:val="multilevel"/>
+    <w:tmpl w:val="8AEC24E8"/>
+    <w:lvl w:ilvl="0">
+      <w:start w:val="1"/>
+      <w:numFmt w:val="bullet"/>
+      <w:lvlText w:val=""/>
+      <w:lvlJc w:val="left"/>
+      <w:pPr>
+        <w:tabs>
+          <w:tab w:val="num" w:pos="720"/>
+        </w:tabs>
+        <w:ind w:left="720" w:hanging="360"/>
+      </w:pPr>
+      <w:rPr>
+        <w:rFonts w:ascii="Symbol" w:hAnsi="Symbol" w:hint="default"/>
+        <w:sz w:val="20"/>
+      </w:rPr>
+    </w:lvl>
+    <w:lvl w:ilvl="1" w:tentative="1">
+      <w:start w:val="1"/>
+      <w:numFmt w:val="bullet"/>
+      <w:lvlText w:val="o"/>
+      <w:lvlJc w:val="left"/>
+      <w:pPr>
+        <w:tabs>
+          <w:tab w:val="num" w:pos="1440"/>
+        </w:tabs>
+        <w:ind w:left="1440" w:hanging="360"/>
+      </w:pPr>
+      <w:rPr>
+        <w:rFonts w:ascii="Courier New" w:hAnsi="Courier New" w:hint="default"/>
+        <w:sz w:val="20"/>
+      </w:rPr>
+    </w:lvl>
+    <w:lvl w:ilvl="2" w:tentative="1">
+      <w:start w:val="1"/>
+      <w:numFmt w:val="bullet"/>
+      <w:lvlText w:val=""/>
+      <w:lvlJc w:val="left"/>
+      <w:pPr>
+        <w:tabs>
+          <w:tab w:val="num" w:pos="2160"/>
+        </w:tabs>
+        <w:ind w:left="2160" w:hanging="360"/>
+      </w:pPr>
+      <w:rPr>
+        <w:rFonts w:ascii="Wingdings" w:hAnsi="Wingdings" w:hint="default"/>
+        <w:sz w:val="20"/>
+      </w:rPr>
+    </w:lvl>
+    <w:lvl w:ilvl="3" w:tentative="1">
+      <w:start w:val="1"/>
+      <w:numFmt w:val="bullet"/>
+      <w:lvlText w:val=""/>
+      <w:lvlJc w:val="left"/>
+      <w:pPr>
+        <w:tabs>
+          <w:tab w:val="num" w:pos="2880"/>
+        </w:tabs>
+        <w:ind w:left="2880" w:hanging="360"/>
+      </w:pPr>
+      <w:rPr>
+        <w:rFonts w:ascii="Wingdings" w:hAnsi="Wingdings" w:hint="default"/>
+        <w:sz w:val="20"/>
+      </w:rPr>
+    </w:lvl>
+    <w:lvl w:ilvl="4" w:tentative="1">
+      <w:start w:val="1"/>
+      <w:numFmt w:val="bullet"/>
+      <w:lvlText w:val=""/>
+      <w:lvlJc w:val="left"/>
+      <w:pPr>
+        <w:tabs>
+          <w:tab w:val="num" w:pos="3600"/>
+        </w:tabs>
+        <w:ind w:left="3600" w:hanging="360"/>
+      </w:pPr>
+      <w:rPr>
+        <w:rFonts w:ascii="Wingdings" w:hAnsi="Wingdings" w:hint="default"/>
+        <w:sz w:val="20"/>
+      </w:rPr>
+    </w:lvl>
+    <w:lvl w:ilvl="5" w:tentative="1">
+      <w:start w:val="1"/>
+      <w:numFmt w:val="bullet"/>
+      <w:lvlText w:val=""/>
+      <w:lvlJc w:val="left"/>
+      <w:pPr>
+        <w:tabs>
+          <w:tab w:val="num" w:pos="4320"/>
+        </w:tabs>
+        <w:ind w:left="4320" w:hanging="360"/>
+      </w:pPr>
+      <w:rPr>
+        <w:rFonts w:ascii="Wingdings" w:hAnsi="Wingdings" w:hint="default"/>
+        <w:sz w:val="20"/>
+      </w:rPr>
+    </w:lvl>
+    <w:lvl w:ilvl="6" w:tentative="1">
+      <w:start w:val="1"/>
+      <w:numFmt w:val="bullet"/>
+      <w:lvlText w:val=""/>
+      <w:lvlJc w:val="left"/>
+      <w:pPr>
+        <w:tabs>
+          <w:tab w:val="num" w:pos="5040"/>
+        </w:tabs>
+        <w:ind w:left="5040" w:hanging="360"/>
+      </w:pPr>
+      <w:rPr>
+        <w:rFonts w:ascii="Wingdings" w:hAnsi="Wingdings" w:hint="default"/>
+        <w:sz w:val="20"/>
+      </w:rPr>
+    </w:lvl>
+    <w:lvl w:ilvl="7" w:tentative="1">
+      <w:start w:val="1"/>
+      <w:numFmt w:val="bullet"/>
+      <w:lvlText w:val=""/>
+      <w:lvlJc w:val="left"/>
+      <w:pPr>
+        <w:tabs>
+          <w:tab w:val="num" w:pos="5760"/>
+        </w:tabs>
+        <w:ind w:left="5760" w:hanging="360"/>
+      </w:pPr>
+      <w:rPr>
+        <w:rFonts w:ascii="Wingdings" w:hAnsi="Wingdings" w:hint="default"/>
+        <w:sz w:val="20"/>
+      </w:rPr>
+    </w:lvl>
+    <w:lvl w:ilvl="8" w:tentative="1">
+      <w:start w:val="1"/>
+      <w:numFmt w:val="bullet"/>
+      <w:lvlText w:val=""/>
+      <w:lvlJc w:val="left"/>
+      <w:pPr>
+        <w:tabs>
+          <w:tab w:val="num" w:pos="6480"/>
+        </w:tabs>
+        <w:ind w:left="6480" w:hanging="360"/>
+      </w:pPr>
+      <w:rPr>
+        <w:rFonts w:ascii="Wingdings" w:hAnsi="Wingdings" w:hint="default"/>
+        <w:sz w:val="20"/>
+      </w:rPr>
+    </w:lvl>
+  </w:abstractNum>
   <w:num w:numId="1">
+    <w:abstractNumId w:val="16"/>
+  </w:num>
+  <w:num w:numId="2">
+    <w:abstractNumId w:val="15"/>
+  </w:num>
+  <w:num w:numId="3">
+    <w:abstractNumId w:val="17"/>
+  </w:num>
+  <w:num w:numId="4">
+    <w:abstractNumId w:val="20"/>
+  </w:num>
+  <w:num w:numId="5">
+    <w:abstractNumId w:val="8"/>
+  </w:num>
+  <w:num w:numId="6">
+    <w:abstractNumId w:val="0"/>
+  </w:num>
+  <w:num w:numId="7">
+    <w:abstractNumId w:val="13"/>
+  </w:num>
+  <w:num w:numId="8">
+    <w:abstractNumId w:val="3"/>
+  </w:num>
+  <w:num w:numId="9">
+    <w:abstractNumId w:val="18"/>
+  </w:num>
+  <w:num w:numId="10">
+    <w:abstractNumId w:val="14"/>
+  </w:num>
+  <w:num w:numId="11">
+    <w:abstractNumId w:val="6"/>
+  </w:num>
+  <w:num w:numId="12">
+    <w:abstractNumId w:val="26"/>
+  </w:num>
+  <w:num w:numId="13">
+    <w:abstractNumId w:val="9"/>
+  </w:num>
+  <w:num w:numId="14">
+    <w:abstractNumId w:val="11"/>
+  </w:num>
+  <w:num w:numId="15">
     <w:abstractNumId w:val="1"/>
+  </w:num>
+  <w:num w:numId="16">
+    <w:abstractNumId w:val="4"/>
+  </w:num>
+  <w:num w:numId="17">
+    <w:abstractNumId w:val="19"/>
+  </w:num>
+  <w:num w:numId="18">
+    <w:abstractNumId w:val="25"/>
+  </w:num>
+  <w:num w:numId="19">
+    <w:abstractNumId w:val="12"/>
+  </w:num>
+  <w:num w:numId="20">
+    <w:abstractNumId w:val="23"/>
+  </w:num>
+  <w:num w:numId="21">
+    <w:abstractNumId w:val="10"/>
+  </w:num>
+  <w:num w:numId="22">
+    <w:abstractNumId w:val="24"/>
+  </w:num>
+  <w:num w:numId="23">
+    <w:abstractNumId w:val="2"/>
+  </w:num>
+  <w:num w:numId="24">
+    <w:abstractNumId w:val="21"/>
+  </w:num>
+  <w:num w:numId="25">
+    <w:abstractNumId w:val="7"/>
+  </w:num>
+  <w:num w:numId="26">
+    <w:abstractNumId w:val="22"/>
+  </w:num>
+  <w:num w:numId="27">
+    <w:abstractNumId w:val="5"/>
   </w:num>
 </w:numbering>
 </file>
 
 <file path=word/styles.xml><?xml version="1.0" encoding="utf-8"?>
-<w:styles xmlns:mc="http://schemas.openxmlformats.org/markup-compatibility/2006" xmlns:o="urn:schemas-microsoft-com:office:office" xmlns:r="http://schemas.openxmlformats.org/officeDocument/2006/relationships" xmlns:m="http://schemas.openxmlformats.org/officeDocument/2006/math" xmlns:v="urn:schemas-microsoft-com:vml" xmlns:wp="http://schemas.openxmlformats.org/drawingml/2006/wordprocessingDrawing" xmlns:w10="urn:schemas-microsoft-com:office:word" xmlns:w="http://schemas.openxmlformats.org/wordprocessingml/2006/main" xmlns:wne="http://schemas.microsoft.com/office/word/2006/wordml" xmlns:sl="http://schemas.openxmlformats.org/schemaLibrary/2006/main" xmlns:a="http://schemas.openxmlformats.org/drawingml/2006/main" xmlns:pic="http://schemas.openxmlformats.org/drawingml/2006/picture" xmlns:c="http://schemas.openxmlformats.org/drawingml/2006/chart" xmlns:lc="http://schemas.openxmlformats.org/drawingml/2006/lockedCanvas" xmlns:dgm="http://schemas.openxmlformats.org/drawingml/2006/diagram" xmlns:wps="http://schemas.microsoft.com/office/word/2010/wordprocessingShape" xmlns:wpg="http://schemas.microsoft.com/office/word/2010/wordprocessingGroup" xmlns:w14="http://schemas.microsoft.com/office/word/2010/wordml" xmlns:w15="http://schemas.microsoft.com/office/word/2012/wordml" xmlns:w16="http://schemas.microsoft.com/office/word/2018/wordml" xmlns:w16cex="http://schemas.microsoft.com/office/word/2018/wordml/cex" xmlns:w16cid="http://schemas.microsoft.com/office/word/2016/wordml/cid" xmlns="http://schemas.microsoft.com/office/tasks/2019/documenttasks" xmlns:cr="http://schemas.microsoft.com/office/comments/2020/reactions">
+<w:styles xmlns:mc="http://schemas.openxmlformats.org/markup-compatibility/2006" xmlns:r="http://schemas.openxmlformats.org/officeDocument/2006/relationships" xmlns:w="http://schemas.openxmlformats.org/wordprocessingml/2006/main" xmlns:w14="http://schemas.microsoft.com/office/word/2010/wordml" xmlns:w15="http://schemas.microsoft.com/office/word/2012/wordml" xmlns:w16cex="http://schemas.microsoft.com/office/word/2018/wordml/cex" xmlns:w16cid="http://schemas.microsoft.com/office/word/2016/wordml/cid" xmlns:w16="http://schemas.microsoft.com/office/word/2018/wordml" xmlns:w16sdtdh="http://schemas.microsoft.com/office/word/2020/wordml/sdtdatahash" xmlns:w16se="http://schemas.microsoft.com/office/word/2015/wordml/symex" mc:Ignorable="w14 w15 w16se w16cid w16 w16cex w16sdtdh">
   <w:docDefaults>
     <w:rPrDefault>
       <w:rPr>
-        <w:rFonts w:ascii="Arial" w:cs="Arial" w:eastAsia="Arial" w:hAnsi="Arial"/>
+        <w:rFonts w:ascii="Arial" w:eastAsia="Arial" w:hAnsi="Arial" w:cs="Arial"/>
         <w:sz w:val="22"/>
         <w:szCs w:val="22"/>
-        <w:lang w:val="en"/>
+        <w:lang w:val="en" w:eastAsia="en-US" w:bidi="ar-SA"/>
       </w:rPr>
     </w:rPrDefault>
     <w:pPrDefault>
@@ -369,21 +5006,399 @@
       </w:pPr>
     </w:pPrDefault>
   </w:docDefaults>
-  <w:style w:type="paragraph" w:styleId="Normal" w:default="1">
-    <w:name w:val="normal"/>
-  </w:style>
-  <w:style w:type="table" w:styleId="TableNormal" w:default="1">
-    <w:name w:val="TableNormal"/>
+  <w:latentStyles w:defLockedState="0" w:defUIPriority="99" w:defSemiHidden="0" w:defUnhideWhenUsed="0" w:defQFormat="0" w:count="376">
+    <w:lsdException w:name="Normal" w:uiPriority="0" w:qFormat="1"/>
+    <w:lsdException w:name="heading 1" w:uiPriority="9" w:qFormat="1"/>
+    <w:lsdException w:name="heading 2" w:semiHidden="1" w:uiPriority="9" w:unhideWhenUsed="1" w:qFormat="1"/>
+    <w:lsdException w:name="heading 3" w:semiHidden="1" w:uiPriority="9" w:unhideWhenUsed="1" w:qFormat="1"/>
+    <w:lsdException w:name="heading 4" w:semiHidden="1" w:uiPriority="9" w:unhideWhenUsed="1" w:qFormat="1"/>
+    <w:lsdException w:name="heading 5" w:semiHidden="1" w:uiPriority="9" w:unhideWhenUsed="1" w:qFormat="1"/>
+    <w:lsdException w:name="heading 6" w:semiHidden="1" w:uiPriority="9" w:unhideWhenUsed="1" w:qFormat="1"/>
+    <w:lsdException w:name="heading 7" w:semiHidden="1" w:uiPriority="9" w:unhideWhenUsed="1" w:qFormat="1"/>
+    <w:lsdException w:name="heading 8" w:semiHidden="1" w:uiPriority="9" w:unhideWhenUsed="1" w:qFormat="1"/>
+    <w:lsdException w:name="heading 9" w:semiHidden="1" w:uiPriority="9" w:unhideWhenUsed="1" w:qFormat="1"/>
+    <w:lsdException w:name="index 1" w:semiHidden="1" w:unhideWhenUsed="1"/>
+    <w:lsdException w:name="index 2" w:semiHidden="1" w:unhideWhenUsed="1"/>
+    <w:lsdException w:name="index 3" w:semiHidden="1" w:unhideWhenUsed="1"/>
+    <w:lsdException w:name="index 4" w:semiHidden="1" w:unhideWhenUsed="1"/>
+    <w:lsdException w:name="index 5" w:semiHidden="1" w:unhideWhenUsed="1"/>
+    <w:lsdException w:name="index 6" w:semiHidden="1" w:unhideWhenUsed="1"/>
+    <w:lsdException w:name="index 7" w:semiHidden="1" w:unhideWhenUsed="1"/>
+    <w:lsdException w:name="index 8" w:semiHidden="1" w:unhideWhenUsed="1"/>
+    <w:lsdException w:name="index 9" w:semiHidden="1" w:unhideWhenUsed="1"/>
+    <w:lsdException w:name="toc 1" w:semiHidden="1" w:uiPriority="39" w:unhideWhenUsed="1"/>
+    <w:lsdException w:name="toc 2" w:semiHidden="1" w:uiPriority="39" w:unhideWhenUsed="1"/>
+    <w:lsdException w:name="toc 3" w:semiHidden="1" w:uiPriority="39" w:unhideWhenUsed="1"/>
+    <w:lsdException w:name="toc 4" w:semiHidden="1" w:uiPriority="39" w:unhideWhenUsed="1"/>
+    <w:lsdException w:name="toc 5" w:semiHidden="1" w:uiPriority="39" w:unhideWhenUsed="1"/>
+    <w:lsdException w:name="toc 6" w:semiHidden="1" w:uiPriority="39" w:unhideWhenUsed="1"/>
+    <w:lsdException w:name="toc 7" w:semiHidden="1" w:uiPriority="39" w:unhideWhenUsed="1"/>
+    <w:lsdException w:name="toc 8" w:semiHidden="1" w:uiPriority="39" w:unhideWhenUsed="1"/>
+    <w:lsdException w:name="toc 9" w:semiHidden="1" w:uiPriority="39" w:unhideWhenUsed="1"/>
+    <w:lsdException w:name="Normal Indent" w:semiHidden="1" w:unhideWhenUsed="1"/>
+    <w:lsdException w:name="footnote text" w:semiHidden="1" w:unhideWhenUsed="1"/>
+    <w:lsdException w:name="annotation text" w:semiHidden="1" w:unhideWhenUsed="1"/>
+    <w:lsdException w:name="header" w:semiHidden="1" w:unhideWhenUsed="1"/>
+    <w:lsdException w:name="footer" w:semiHidden="1" w:unhideWhenUsed="1"/>
+    <w:lsdException w:name="index heading" w:semiHidden="1" w:unhideWhenUsed="1"/>
+    <w:lsdException w:name="caption" w:semiHidden="1" w:uiPriority="35" w:unhideWhenUsed="1" w:qFormat="1"/>
+    <w:lsdException w:name="table of figures" w:semiHidden="1" w:unhideWhenUsed="1"/>
+    <w:lsdException w:name="envelope address" w:semiHidden="1" w:unhideWhenUsed="1"/>
+    <w:lsdException w:name="envelope return" w:semiHidden="1" w:unhideWhenUsed="1"/>
+    <w:lsdException w:name="footnote reference" w:semiHidden="1" w:unhideWhenUsed="1"/>
+    <w:lsdException w:name="annotation reference" w:semiHidden="1" w:unhideWhenUsed="1"/>
+    <w:lsdException w:name="line number" w:semiHidden="1" w:unhideWhenUsed="1"/>
+    <w:lsdException w:name="page number" w:semiHidden="1" w:unhideWhenUsed="1"/>
+    <w:lsdException w:name="endnote reference" w:semiHidden="1" w:unhideWhenUsed="1"/>
+    <w:lsdException w:name="endnote text" w:semiHidden="1" w:unhideWhenUsed="1"/>
+    <w:lsdException w:name="table of authorities" w:semiHidden="1" w:unhideWhenUsed="1"/>
+    <w:lsdException w:name="macro" w:semiHidden="1" w:unhideWhenUsed="1"/>
+    <w:lsdException w:name="toa heading" w:semiHidden="1" w:unhideWhenUsed="1"/>
+    <w:lsdException w:name="List" w:semiHidden="1" w:unhideWhenUsed="1"/>
+    <w:lsdException w:name="List Bullet" w:semiHidden="1" w:unhideWhenUsed="1"/>
+    <w:lsdException w:name="List Number" w:semiHidden="1" w:unhideWhenUsed="1"/>
+    <w:lsdException w:name="List 2" w:semiHidden="1" w:unhideWhenUsed="1"/>
+    <w:lsdException w:name="List 3" w:semiHidden="1" w:unhideWhenUsed="1"/>
+    <w:lsdException w:name="List 4" w:semiHidden="1" w:unhideWhenUsed="1"/>
+    <w:lsdException w:name="List 5" w:semiHidden="1" w:unhideWhenUsed="1"/>
+    <w:lsdException w:name="List Bullet 2" w:semiHidden="1" w:unhideWhenUsed="1"/>
+    <w:lsdException w:name="List Bullet 3" w:semiHidden="1" w:unhideWhenUsed="1"/>
+    <w:lsdException w:name="List Bullet 4" w:semiHidden="1" w:unhideWhenUsed="1"/>
+    <w:lsdException w:name="List Bullet 5" w:semiHidden="1" w:unhideWhenUsed="1"/>
+    <w:lsdException w:name="List Number 2" w:semiHidden="1" w:unhideWhenUsed="1"/>
+    <w:lsdException w:name="List Number 3" w:semiHidden="1" w:unhideWhenUsed="1"/>
+    <w:lsdException w:name="List Number 4" w:semiHidden="1" w:unhideWhenUsed="1"/>
+    <w:lsdException w:name="List Number 5" w:semiHidden="1" w:unhideWhenUsed="1"/>
+    <w:lsdException w:name="Title" w:uiPriority="10" w:qFormat="1"/>
+    <w:lsdException w:name="Closing" w:semiHidden="1" w:unhideWhenUsed="1"/>
+    <w:lsdException w:name="Signature" w:semiHidden="1" w:unhideWhenUsed="1"/>
+    <w:lsdException w:name="Default Paragraph Font" w:semiHidden="1" w:uiPriority="1" w:unhideWhenUsed="1"/>
+    <w:lsdException w:name="Body Text" w:semiHidden="1" w:unhideWhenUsed="1"/>
+    <w:lsdException w:name="Body Text Indent" w:semiHidden="1" w:unhideWhenUsed="1"/>
+    <w:lsdException w:name="List Continue" w:semiHidden="1" w:unhideWhenUsed="1"/>
+    <w:lsdException w:name="List Continue 2" w:semiHidden="1" w:unhideWhenUsed="1"/>
+    <w:lsdException w:name="List Continue 3" w:semiHidden="1" w:unhideWhenUsed="1"/>
+    <w:lsdException w:name="List Continue 4" w:semiHidden="1" w:unhideWhenUsed="1"/>
+    <w:lsdException w:name="List Continue 5" w:semiHidden="1" w:unhideWhenUsed="1"/>
+    <w:lsdException w:name="Message Header" w:semiHidden="1" w:unhideWhenUsed="1"/>
+    <w:lsdException w:name="Subtitle" w:uiPriority="11" w:qFormat="1"/>
+    <w:lsdException w:name="Salutation" w:semiHidden="1" w:unhideWhenUsed="1"/>
+    <w:lsdException w:name="Date" w:semiHidden="1" w:unhideWhenUsed="1"/>
+    <w:lsdException w:name="Body Text First Indent" w:semiHidden="1" w:unhideWhenUsed="1"/>
+    <w:lsdException w:name="Body Text First Indent 2" w:semiHidden="1" w:unhideWhenUsed="1"/>
+    <w:lsdException w:name="Note Heading" w:semiHidden="1" w:unhideWhenUsed="1"/>
+    <w:lsdException w:name="Body Text 2" w:semiHidden="1" w:unhideWhenUsed="1"/>
+    <w:lsdException w:name="Body Text 3" w:semiHidden="1" w:unhideWhenUsed="1"/>
+    <w:lsdException w:name="Body Text Indent 2" w:semiHidden="1" w:unhideWhenUsed="1"/>
+    <w:lsdException w:name="Body Text Indent 3" w:semiHidden="1" w:unhideWhenUsed="1"/>
+    <w:lsdException w:name="Block Text" w:semiHidden="1" w:unhideWhenUsed="1"/>
+    <w:lsdException w:name="Hyperlink" w:semiHidden="1" w:unhideWhenUsed="1"/>
+    <w:lsdException w:name="FollowedHyperlink" w:semiHidden="1" w:unhideWhenUsed="1"/>
+    <w:lsdException w:name="Strong" w:uiPriority="22" w:qFormat="1"/>
+    <w:lsdException w:name="Emphasis" w:uiPriority="20" w:qFormat="1"/>
+    <w:lsdException w:name="Document Map" w:semiHidden="1" w:unhideWhenUsed="1"/>
+    <w:lsdException w:name="Plain Text" w:semiHidden="1" w:unhideWhenUsed="1"/>
+    <w:lsdException w:name="E-mail Signature" w:semiHidden="1" w:unhideWhenUsed="1"/>
+    <w:lsdException w:name="HTML Top of Form" w:semiHidden="1" w:unhideWhenUsed="1"/>
+    <w:lsdException w:name="HTML Bottom of Form" w:semiHidden="1" w:unhideWhenUsed="1"/>
+    <w:lsdException w:name="Normal (Web)" w:semiHidden="1" w:unhideWhenUsed="1"/>
+    <w:lsdException w:name="HTML Acronym" w:semiHidden="1" w:unhideWhenUsed="1"/>
+    <w:lsdException w:name="HTML Address" w:semiHidden="1" w:unhideWhenUsed="1"/>
+    <w:lsdException w:name="HTML Cite" w:semiHidden="1" w:unhideWhenUsed="1"/>
+    <w:lsdException w:name="HTML Code" w:semiHidden="1" w:unhideWhenUsed="1"/>
+    <w:lsdException w:name="HTML Definition" w:semiHidden="1" w:unhideWhenUsed="1"/>
+    <w:lsdException w:name="HTML Keyboard" w:semiHidden="1" w:unhideWhenUsed="1"/>
+    <w:lsdException w:name="HTML Preformatted" w:semiHidden="1" w:unhideWhenUsed="1"/>
+    <w:lsdException w:name="HTML Sample" w:semiHidden="1" w:unhideWhenUsed="1"/>
+    <w:lsdException w:name="HTML Typewriter" w:semiHidden="1" w:unhideWhenUsed="1"/>
+    <w:lsdException w:name="HTML Variable" w:semiHidden="1" w:unhideWhenUsed="1"/>
+    <w:lsdException w:name="Normal Table" w:semiHidden="1" w:unhideWhenUsed="1"/>
+    <w:lsdException w:name="annotation subject" w:semiHidden="1" w:unhideWhenUsed="1"/>
+    <w:lsdException w:name="No List" w:semiHidden="1" w:unhideWhenUsed="1"/>
+    <w:lsdException w:name="Outline List 1" w:semiHidden="1" w:unhideWhenUsed="1"/>
+    <w:lsdException w:name="Outline List 2" w:semiHidden="1" w:unhideWhenUsed="1"/>
+    <w:lsdException w:name="Outline List 3" w:semiHidden="1" w:unhideWhenUsed="1"/>
+    <w:lsdException w:name="Table Simple 1" w:semiHidden="1" w:unhideWhenUsed="1"/>
+    <w:lsdException w:name="Table Simple 2" w:semiHidden="1" w:unhideWhenUsed="1"/>
+    <w:lsdException w:name="Table Simple 3" w:semiHidden="1" w:unhideWhenUsed="1"/>
+    <w:lsdException w:name="Table Classic 1" w:semiHidden="1" w:unhideWhenUsed="1"/>
+    <w:lsdException w:name="Table Classic 2" w:semiHidden="1" w:unhideWhenUsed="1"/>
+    <w:lsdException w:name="Table Classic 3" w:semiHidden="1" w:unhideWhenUsed="1"/>
+    <w:lsdException w:name="Table Classic 4" w:semiHidden="1" w:unhideWhenUsed="1"/>
+    <w:lsdException w:name="Table Colorful 1" w:semiHidden="1" w:unhideWhenUsed="1"/>
+    <w:lsdException w:name="Table Colorful 2" w:semiHidden="1" w:unhideWhenUsed="1"/>
+    <w:lsdException w:name="Table Colorful 3" w:semiHidden="1" w:unhideWhenUsed="1"/>
+    <w:lsdException w:name="Table Columns 1" w:semiHidden="1" w:unhideWhenUsed="1"/>
+    <w:lsdException w:name="Table Columns 2" w:semiHidden="1" w:unhideWhenUsed="1"/>
+    <w:lsdException w:name="Table Columns 3" w:semiHidden="1" w:unhideWhenUsed="1"/>
+    <w:lsdException w:name="Table Columns 4" w:semiHidden="1" w:unhideWhenUsed="1"/>
+    <w:lsdException w:name="Table Columns 5" w:semiHidden="1" w:unhideWhenUsed="1"/>
+    <w:lsdException w:name="Table Grid 1" w:semiHidden="1" w:unhideWhenUsed="1"/>
+    <w:lsdException w:name="Table Grid 2" w:semiHidden="1" w:unhideWhenUsed="1"/>
+    <w:lsdException w:name="Table Grid 3" w:semiHidden="1" w:unhideWhenUsed="1"/>
+    <w:lsdException w:name="Table Grid 4" w:semiHidden="1" w:unhideWhenUsed="1"/>
+    <w:lsdException w:name="Table Grid 5" w:semiHidden="1" w:unhideWhenUsed="1"/>
+    <w:lsdException w:name="Table Grid 6" w:semiHidden="1" w:unhideWhenUsed="1"/>
+    <w:lsdException w:name="Table Grid 7" w:semiHidden="1" w:unhideWhenUsed="1"/>
+    <w:lsdException w:name="Table Grid 8" w:semiHidden="1" w:unhideWhenUsed="1"/>
+    <w:lsdException w:name="Table List 1" w:semiHidden="1" w:unhideWhenUsed="1"/>
+    <w:lsdException w:name="Table List 2" w:semiHidden="1" w:unhideWhenUsed="1"/>
+    <w:lsdException w:name="Table List 3" w:semiHidden="1" w:unhideWhenUsed="1"/>
+    <w:lsdException w:name="Table List 4" w:semiHidden="1" w:unhideWhenUsed="1"/>
+    <w:lsdException w:name="Table List 5" w:semiHidden="1" w:unhideWhenUsed="1"/>
+    <w:lsdException w:name="Table List 6" w:semiHidden="1" w:unhideWhenUsed="1"/>
+    <w:lsdException w:name="Table List 7" w:semiHidden="1" w:unhideWhenUsed="1"/>
+    <w:lsdException w:name="Table List 8" w:semiHidden="1" w:unhideWhenUsed="1"/>
+    <w:lsdException w:name="Table 3D effects 1" w:semiHidden="1" w:unhideWhenUsed="1"/>
+    <w:lsdException w:name="Table 3D effects 2" w:semiHidden="1" w:unhideWhenUsed="1"/>
+    <w:lsdException w:name="Table 3D effects 3" w:semiHidden="1" w:unhideWhenUsed="1"/>
+    <w:lsdException w:name="Table Contemporary" w:semiHidden="1" w:unhideWhenUsed="1"/>
+    <w:lsdException w:name="Table Elegant" w:semiHidden="1" w:unhideWhenUsed="1"/>
+    <w:lsdException w:name="Table Professional" w:semiHidden="1" w:unhideWhenUsed="1"/>
+    <w:lsdException w:name="Table Subtle 1" w:semiHidden="1" w:unhideWhenUsed="1"/>
+    <w:lsdException w:name="Table Subtle 2" w:semiHidden="1" w:unhideWhenUsed="1"/>
+    <w:lsdException w:name="Table Web 1" w:semiHidden="1" w:unhideWhenUsed="1"/>
+    <w:lsdException w:name="Table Web 2" w:semiHidden="1" w:unhideWhenUsed="1"/>
+    <w:lsdException w:name="Table Web 3" w:semiHidden="1" w:unhideWhenUsed="1"/>
+    <w:lsdException w:name="Balloon Text" w:semiHidden="1" w:unhideWhenUsed="1"/>
+    <w:lsdException w:name="Table Grid" w:uiPriority="39"/>
+    <w:lsdException w:name="Table Theme" w:semiHidden="1" w:unhideWhenUsed="1"/>
+    <w:lsdException w:name="Placeholder Text" w:semiHidden="1"/>
+    <w:lsdException w:name="No Spacing" w:uiPriority="1" w:qFormat="1"/>
+    <w:lsdException w:name="Light Shading" w:uiPriority="60"/>
+    <w:lsdException w:name="Light List" w:uiPriority="61"/>
+    <w:lsdException w:name="Light Grid" w:uiPriority="62"/>
+    <w:lsdException w:name="Medium Shading 1" w:uiPriority="63"/>
+    <w:lsdException w:name="Medium Shading 2" w:uiPriority="64"/>
+    <w:lsdException w:name="Medium List 1" w:uiPriority="65"/>
+    <w:lsdException w:name="Medium List 2" w:uiPriority="66"/>
+    <w:lsdException w:name="Medium Grid 1" w:uiPriority="67"/>
+    <w:lsdException w:name="Medium Grid 2" w:uiPriority="68"/>
+    <w:lsdException w:name="Medium Grid 3" w:uiPriority="69"/>
+    <w:lsdException w:name="Dark List" w:uiPriority="70"/>
+    <w:lsdException w:name="Colorful Shading" w:uiPriority="71"/>
+    <w:lsdException w:name="Colorful List" w:uiPriority="72"/>
+    <w:lsdException w:name="Colorful Grid" w:uiPriority="73"/>
+    <w:lsdException w:name="Light Shading Accent 1" w:uiPriority="60"/>
+    <w:lsdException w:name="Light List Accent 1" w:uiPriority="61"/>
+    <w:lsdException w:name="Light Grid Accent 1" w:uiPriority="62"/>
+    <w:lsdException w:name="Medium Shading 1 Accent 1" w:uiPriority="63"/>
+    <w:lsdException w:name="Medium Shading 2 Accent 1" w:uiPriority="64"/>
+    <w:lsdException w:name="Medium List 1 Accent 1" w:uiPriority="65"/>
+    <w:lsdException w:name="Revision" w:semiHidden="1"/>
+    <w:lsdException w:name="List Paragraph" w:uiPriority="34" w:qFormat="1"/>
+    <w:lsdException w:name="Quote" w:uiPriority="29" w:qFormat="1"/>
+    <w:lsdException w:name="Intense Quote" w:uiPriority="30" w:qFormat="1"/>
+    <w:lsdException w:name="Medium List 2 Accent 1" w:uiPriority="66"/>
+    <w:lsdException w:name="Medium Grid 1 Accent 1" w:uiPriority="67"/>
+    <w:lsdException w:name="Medium Grid 2 Accent 1" w:uiPriority="68"/>
+    <w:lsdException w:name="Medium Grid 3 Accent 1" w:uiPriority="69"/>
+    <w:lsdException w:name="Dark List Accent 1" w:uiPriority="70"/>
+    <w:lsdException w:name="Colorful Shading Accent 1" w:uiPriority="71"/>
+    <w:lsdException w:name="Colorful List Accent 1" w:uiPriority="72"/>
+    <w:lsdException w:name="Colorful Grid Accent 1" w:uiPriority="73"/>
+    <w:lsdException w:name="Light Shading Accent 2" w:uiPriority="60"/>
+    <w:lsdException w:name="Light List Accent 2" w:uiPriority="61"/>
+    <w:lsdException w:name="Light Grid Accent 2" w:uiPriority="62"/>
+    <w:lsdException w:name="Medium Shading 1 Accent 2" w:uiPriority="63"/>
+    <w:lsdException w:name="Medium Shading 2 Accent 2" w:uiPriority="64"/>
+    <w:lsdException w:name="Medium List 1 Accent 2" w:uiPriority="65"/>
+    <w:lsdException w:name="Medium List 2 Accent 2" w:uiPriority="66"/>
+    <w:lsdException w:name="Medium Grid 1 Accent 2" w:uiPriority="67"/>
+    <w:lsdException w:name="Medium Grid 2 Accent 2" w:uiPriority="68"/>
+    <w:lsdException w:name="Medium Grid 3 Accent 2" w:uiPriority="69"/>
+    <w:lsdException w:name="Dark List Accent 2" w:uiPriority="70"/>
+    <w:lsdException w:name="Colorful Shading Accent 2" w:uiPriority="71"/>
+    <w:lsdException w:name="Colorful List Accent 2" w:uiPriority="72"/>
+    <w:lsdException w:name="Colorful Grid Accent 2" w:uiPriority="73"/>
+    <w:lsdException w:name="Light Shading Accent 3" w:uiPriority="60"/>
+    <w:lsdException w:name="Light List Accent 3" w:uiPriority="61"/>
+    <w:lsdException w:name="Light Grid Accent 3" w:uiPriority="62"/>
+    <w:lsdException w:name="Medium Shading 1 Accent 3" w:uiPriority="63"/>
+    <w:lsdException w:name="Medium Shading 2 Accent 3" w:uiPriority="64"/>
+    <w:lsdException w:name="Medium List 1 Accent 3" w:uiPriority="65"/>
+    <w:lsdException w:name="Medium List 2 Accent 3" w:uiPriority="66"/>
+    <w:lsdException w:name="Medium Grid 1 Accent 3" w:uiPriority="67"/>
+    <w:lsdException w:name="Medium Grid 2 Accent 3" w:uiPriority="68"/>
+    <w:lsdException w:name="Medium Grid 3 Accent 3" w:uiPriority="69"/>
+    <w:lsdException w:name="Dark List Accent 3" w:uiPriority="70"/>
+    <w:lsdException w:name="Colorful Shading Accent 3" w:uiPriority="71"/>
+    <w:lsdException w:name="Colorful List Accent 3" w:uiPriority="72"/>
+    <w:lsdException w:name="Colorful Grid Accent 3" w:uiPriority="73"/>
+    <w:lsdException w:name="Light Shading Accent 4" w:uiPriority="60"/>
+    <w:lsdException w:name="Light List Accent 4" w:uiPriority="61"/>
+    <w:lsdException w:name="Light Grid Accent 4" w:uiPriority="62"/>
+    <w:lsdException w:name="Medium Shading 1 Accent 4" w:uiPriority="63"/>
+    <w:lsdException w:name="Medium Shading 2 Accent 4" w:uiPriority="64"/>
+    <w:lsdException w:name="Medium List 1 Accent 4" w:uiPriority="65"/>
+    <w:lsdException w:name="Medium List 2 Accent 4" w:uiPriority="66"/>
+    <w:lsdException w:name="Medium Grid 1 Accent 4" w:uiPriority="67"/>
+    <w:lsdException w:name="Medium Grid 2 Accent 4" w:uiPriority="68"/>
+    <w:lsdException w:name="Medium Grid 3 Accent 4" w:uiPriority="69"/>
+    <w:lsdException w:name="Dark List Accent 4" w:uiPriority="70"/>
+    <w:lsdException w:name="Colorful Shading Accent 4" w:uiPriority="71"/>
+    <w:lsdException w:name="Colorful List Accent 4" w:uiPriority="72"/>
+    <w:lsdException w:name="Colorful Grid Accent 4" w:uiPriority="73"/>
+    <w:lsdException w:name="Light Shading Accent 5" w:uiPriority="60"/>
+    <w:lsdException w:name="Light List Accent 5" w:uiPriority="61"/>
+    <w:lsdException w:name="Light Grid Accent 5" w:uiPriority="62"/>
+    <w:lsdException w:name="Medium Shading 1 Accent 5" w:uiPriority="63"/>
+    <w:lsdException w:name="Medium Shading 2 Accent 5" w:uiPriority="64"/>
+    <w:lsdException w:name="Medium List 1 Accent 5" w:uiPriority="65"/>
+    <w:lsdException w:name="Medium List 2 Accent 5" w:uiPriority="66"/>
+    <w:lsdException w:name="Medium Grid 1 Accent 5" w:uiPriority="67"/>
+    <w:lsdException w:name="Medium Grid 2 Accent 5" w:uiPriority="68"/>
+    <w:lsdException w:name="Medium Grid 3 Accent 5" w:uiPriority="69"/>
+    <w:lsdException w:name="Dark List Accent 5" w:uiPriority="70"/>
+    <w:lsdException w:name="Colorful Shading Accent 5" w:uiPriority="71"/>
+    <w:lsdException w:name="Colorful List Accent 5" w:uiPriority="72"/>
+    <w:lsdException w:name="Colorful Grid Accent 5" w:uiPriority="73"/>
+    <w:lsdException w:name="Light Shading Accent 6" w:uiPriority="60"/>
+    <w:lsdException w:name="Light List Accent 6" w:uiPriority="61"/>
+    <w:lsdException w:name="Light Grid Accent 6" w:uiPriority="62"/>
+    <w:lsdException w:name="Medium Shading 1 Accent 6" w:uiPriority="63"/>
+    <w:lsdException w:name="Medium Shading 2 Accent 6" w:uiPriority="64"/>
+    <w:lsdException w:name="Medium List 1 Accent 6" w:uiPriority="65"/>
+    <w:lsdException w:name="Medium List 2 Accent 6" w:uiPriority="66"/>
+    <w:lsdException w:name="Medium Grid 1 Accent 6" w:uiPriority="67"/>
+    <w:lsdException w:name="Medium Grid 2 Accent 6" w:uiPriority="68"/>
+    <w:lsdException w:name="Medium Grid 3 Accent 6" w:uiPriority="69"/>
+    <w:lsdException w:name="Dark List Accent 6" w:uiPriority="70"/>
+    <w:lsdException w:name="Colorful Shading Accent 6" w:uiPriority="71"/>
+    <w:lsdException w:name="Colorful List Accent 6" w:uiPriority="72"/>
+    <w:lsdException w:name="Colorful Grid Accent 6" w:uiPriority="73"/>
+    <w:lsdException w:name="Subtle Emphasis" w:uiPriority="19" w:qFormat="1"/>
+    <w:lsdException w:name="Intense Emphasis" w:uiPriority="21" w:qFormat="1"/>
+    <w:lsdException w:name="Subtle Reference" w:uiPriority="31" w:qFormat="1"/>
+    <w:lsdException w:name="Intense Reference" w:uiPriority="32" w:qFormat="1"/>
+    <w:lsdException w:name="Book Title" w:uiPriority="33" w:qFormat="1"/>
+    <w:lsdException w:name="Bibliography" w:semiHidden="1" w:uiPriority="37" w:unhideWhenUsed="1"/>
+    <w:lsdException w:name="TOC Heading" w:semiHidden="1" w:uiPriority="39" w:unhideWhenUsed="1" w:qFormat="1"/>
+    <w:lsdException w:name="Plain Table 1" w:uiPriority="41"/>
+    <w:lsdException w:name="Plain Table 2" w:uiPriority="42"/>
+    <w:lsdException w:name="Plain Table 3" w:uiPriority="43"/>
+    <w:lsdException w:name="Plain Table 4" w:uiPriority="44"/>
+    <w:lsdException w:name="Plain Table 5" w:uiPriority="45"/>
+    <w:lsdException w:name="Grid Table Light" w:uiPriority="40"/>
+    <w:lsdException w:name="Grid Table 1 Light" w:uiPriority="46"/>
+    <w:lsdException w:name="Grid Table 2" w:uiPriority="47"/>
+    <w:lsdException w:name="Grid Table 3" w:uiPriority="48"/>
+    <w:lsdException w:name="Grid Table 4" w:uiPriority="49"/>
+    <w:lsdException w:name="Grid Table 5 Dark" w:uiPriority="50"/>
+    <w:lsdException w:name="Grid Table 6 Colorful" w:uiPriority="51"/>
+    <w:lsdException w:name="Grid Table 7 Colorful" w:uiPriority="52"/>
+    <w:lsdException w:name="Grid Table 1 Light Accent 1" w:uiPriority="46"/>
+    <w:lsdException w:name="Grid Table 2 Accent 1" w:uiPriority="47"/>
+    <w:lsdException w:name="Grid Table 3 Accent 1" w:uiPriority="48"/>
+    <w:lsdException w:name="Grid Table 4 Accent 1" w:uiPriority="49"/>
+    <w:lsdException w:name="Grid Table 5 Dark Accent 1" w:uiPriority="50"/>
+    <w:lsdException w:name="Grid Table 6 Colorful Accent 1" w:uiPriority="51"/>
+    <w:lsdException w:name="Grid Table 7 Colorful Accent 1" w:uiPriority="52"/>
+    <w:lsdException w:name="Grid Table 1 Light Accent 2" w:uiPriority="46"/>
+    <w:lsdException w:name="Grid Table 2 Accent 2" w:uiPriority="47"/>
+    <w:lsdException w:name="Grid Table 3 Accent 2" w:uiPriority="48"/>
+    <w:lsdException w:name="Grid Table 4 Accent 2" w:uiPriority="49"/>
+    <w:lsdException w:name="Grid Table 5 Dark Accent 2" w:uiPriority="50"/>
+    <w:lsdException w:name="Grid Table 6 Colorful Accent 2" w:uiPriority="51"/>
+    <w:lsdException w:name="Grid Table 7 Colorful Accent 2" w:uiPriority="52"/>
+    <w:lsdException w:name="Grid Table 1 Light Accent 3" w:uiPriority="46"/>
+    <w:lsdException w:name="Grid Table 2 Accent 3" w:uiPriority="47"/>
+    <w:lsdException w:name="Grid Table 3 Accent 3" w:uiPriority="48"/>
+    <w:lsdException w:name="Grid Table 4 Accent 3" w:uiPriority="49"/>
+    <w:lsdException w:name="Grid Table 5 Dark Accent 3" w:uiPriority="50"/>
+    <w:lsdException w:name="Grid Table 6 Colorful Accent 3" w:uiPriority="51"/>
+    <w:lsdException w:name="Grid Table 7 Colorful Accent 3" w:uiPriority="52"/>
+    <w:lsdException w:name="Grid Table 1 Light Accent 4" w:uiPriority="46"/>
+    <w:lsdException w:name="Grid Table 2 Accent 4" w:uiPriority="47"/>
+    <w:lsdException w:name="Grid Table 3 Accent 4" w:uiPriority="48"/>
+    <w:lsdException w:name="Grid Table 4 Accent 4" w:uiPriority="49"/>
+    <w:lsdException w:name="Grid Table 5 Dark Accent 4" w:uiPriority="50"/>
+    <w:lsdException w:name="Grid Table 6 Colorful Accent 4" w:uiPriority="51"/>
+    <w:lsdException w:name="Grid Table 7 Colorful Accent 4" w:uiPriority="52"/>
+    <w:lsdException w:name="Grid Table 1 Light Accent 5" w:uiPriority="46"/>
+    <w:lsdException w:name="Grid Table 2 Accent 5" w:uiPriority="47"/>
+    <w:lsdException w:name="Grid Table 3 Accent 5" w:uiPriority="48"/>
+    <w:lsdException w:name="Grid Table 4 Accent 5" w:uiPriority="49"/>
+    <w:lsdException w:name="Grid Table 5 Dark Accent 5" w:uiPriority="50"/>
+    <w:lsdException w:name="Grid Table 6 Colorful Accent 5" w:uiPriority="51"/>
+    <w:lsdException w:name="Grid Table 7 Colorful Accent 5" w:uiPriority="52"/>
+    <w:lsdException w:name="Grid Table 1 Light Accent 6" w:uiPriority="46"/>
+    <w:lsdException w:name="Grid Table 2 Accent 6" w:uiPriority="47"/>
+    <w:lsdException w:name="Grid Table 3 Accent 6" w:uiPriority="48"/>
+    <w:lsdException w:name="Grid Table 4 Accent 6" w:uiPriority="49"/>
+    <w:lsdException w:name="Grid Table 5 Dark Accent 6" w:uiPriority="50"/>
+    <w:lsdException w:name="Grid Table 6 Colorful Accent 6" w:uiPriority="51"/>
+    <w:lsdException w:name="Grid Table 7 Colorful Accent 6" w:uiPriority="52"/>
+    <w:lsdException w:name="List Table 1 Light" w:uiPriority="46"/>
+    <w:lsdException w:name="List Table 2" w:uiPriority="47"/>
+    <w:lsdException w:name="List Table 3" w:uiPriority="48"/>
+    <w:lsdException w:name="List Table 4" w:uiPriority="49"/>
+    <w:lsdException w:name="List Table 5 Dark" w:uiPriority="50"/>
+    <w:lsdException w:name="List Table 6 Colorful" w:uiPriority="51"/>
+    <w:lsdException w:name="List Table 7 Colorful" w:uiPriority="52"/>
+    <w:lsdException w:name="List Table 1 Light Accent 1" w:uiPriority="46"/>
+    <w:lsdException w:name="List Table 2 Accent 1" w:uiPriority="47"/>
+    <w:lsdException w:name="List Table 3 Accent 1" w:uiPriority="48"/>
+    <w:lsdException w:name="List Table 4 Accent 1" w:uiPriority="49"/>
+    <w:lsdException w:name="List Table 5 Dark Accent 1" w:uiPriority="50"/>
+    <w:lsdException w:name="List Table 6 Colorful Accent 1" w:uiPriority="51"/>
+    <w:lsdException w:name="List Table 7 Colorful Accent 1" w:uiPriority="52"/>
+    <w:lsdException w:name="List Table 1 Light Accent 2" w:uiPriority="46"/>
+    <w:lsdException w:name="List Table 2 Accent 2" w:uiPriority="47"/>
+    <w:lsdException w:name="List Table 3 Accent 2" w:uiPriority="48"/>
+    <w:lsdException w:name="List Table 4 Accent 2" w:uiPriority="49"/>
+    <w:lsdException w:name="List Table 5 Dark Accent 2" w:uiPriority="50"/>
+    <w:lsdException w:name="List Table 6 Colorful Accent 2" w:uiPriority="51"/>
+    <w:lsdException w:name="List Table 7 Colorful Accent 2" w:uiPriority="52"/>
+    <w:lsdException w:name="List Table 1 Light Accent 3" w:uiPriority="46"/>
+    <w:lsdException w:name="List Table 2 Accent 3" w:uiPriority="47"/>
+    <w:lsdException w:name="List Table 3 Accent 3" w:uiPriority="48"/>
+    <w:lsdException w:name="List Table 4 Accent 3" w:uiPriority="49"/>
+    <w:lsdException w:name="List Table 5 Dark Accent 3" w:uiPriority="50"/>
+    <w:lsdException w:name="List Table 6 Colorful Accent 3" w:uiPriority="51"/>
+    <w:lsdException w:name="List Table 7 Colorful Accent 3" w:uiPriority="52"/>
+    <w:lsdException w:name="List Table 1 Light Accent 4" w:uiPriority="46"/>
+    <w:lsdException w:name="List Table 2 Accent 4" w:uiPriority="47"/>
+    <w:lsdException w:name="List Table 3 Accent 4" w:uiPriority="48"/>
+    <w:lsdException w:name="List Table 4 Accent 4" w:uiPriority="49"/>
+    <w:lsdException w:name="List Table 5 Dark Accent 4" w:uiPriority="50"/>
+    <w:lsdException w:name="List Table 6 Colorful Accent 4" w:uiPriority="51"/>
+    <w:lsdException w:name="List Table 7 Colorful Accent 4" w:uiPriority="52"/>
+    <w:lsdException w:name="List Table 1 Light Accent 5" w:uiPriority="46"/>
+    <w:lsdException w:name="List Table 2 Accent 5" w:uiPriority="47"/>
+    <w:lsdException w:name="List Table 3 Accent 5" w:uiPriority="48"/>
+    <w:lsdException w:name="List Table 4 Accent 5" w:uiPriority="49"/>
+    <w:lsdException w:name="List Table 5 Dark Accent 5" w:uiPriority="50"/>
+    <w:lsdException w:name="List Table 6 Colorful Accent 5" w:uiPriority="51"/>
+    <w:lsdException w:name="List Table 7 Colorful Accent 5" w:uiPriority="52"/>
+    <w:lsdException w:name="List Table 1 Light Accent 6" w:uiPriority="46"/>
+    <w:lsdException w:name="List Table 2 Accent 6" w:uiPriority="47"/>
+    <w:lsdException w:name="List Table 3 Accent 6" w:uiPriority="48"/>
+    <w:lsdException w:name="List Table 4 Accent 6" w:uiPriority="49"/>
+    <w:lsdException w:name="List Table 5 Dark Accent 6" w:uiPriority="50"/>
+    <w:lsdException w:name="List Table 6 Colorful Accent 6" w:uiPriority="51"/>
+    <w:lsdException w:name="List Table 7 Colorful Accent 6" w:uiPriority="52"/>
+    <w:lsdException w:name="Mention" w:semiHidden="1" w:unhideWhenUsed="1"/>
+    <w:lsdException w:name="Smart Hyperlink" w:semiHidden="1" w:unhideWhenUsed="1"/>
+    <w:lsdException w:name="Hashtag" w:semiHidden="1" w:unhideWhenUsed="1"/>
+    <w:lsdException w:name="Unresolved Mention" w:semiHidden="1" w:unhideWhenUsed="1"/>
+    <w:lsdException w:name="Smart Link" w:semiHidden="1" w:unhideWhenUsed="1"/>
+  </w:latentStyles>
+  <w:style w:type="paragraph" w:default="1" w:styleId="Normal">
+    <w:name w:val="Normal"/>
+    <w:qFormat/>
   </w:style>
   <w:style w:type="paragraph" w:styleId="Heading1">
     <w:name w:val="heading 1"/>
     <w:basedOn w:val="Normal"/>
     <w:next w:val="Normal"/>
+    <w:uiPriority w:val="9"/>
+    <w:qFormat/>
     <w:pPr>
-      <w:keepNext w:val="1"/>
-      <w:keepLines w:val="1"/>
-      <w:pageBreakBefore w:val="0"/>
-      <w:spacing w:after="120" w:before="400" w:lineRule="auto"/>
+      <w:keepNext/>
+      <w:keepLines/>
+      <w:spacing w:before="400" w:after="120"/>
+      <w:outlineLvl w:val="0"/>
     </w:pPr>
     <w:rPr>
       <w:sz w:val="40"/>
@@ -394,14 +5409,17 @@
     <w:name w:val="heading 2"/>
     <w:basedOn w:val="Normal"/>
     <w:next w:val="Normal"/>
+    <w:uiPriority w:val="9"/>
+    <w:semiHidden/>
+    <w:unhideWhenUsed/>
+    <w:qFormat/>
     <w:pPr>
-      <w:keepNext w:val="1"/>
-      <w:keepLines w:val="1"/>
-      <w:pageBreakBefore w:val="0"/>
-      <w:spacing w:after="120" w:before="360" w:lineRule="auto"/>
+      <w:keepNext/>
+      <w:keepLines/>
+      <w:spacing w:before="360" w:after="120"/>
+      <w:outlineLvl w:val="1"/>
     </w:pPr>
     <w:rPr>
-      <w:b w:val="0"/>
       <w:sz w:val="32"/>
       <w:szCs w:val="32"/>
     </w:rPr>
@@ -410,14 +5428,17 @@
     <w:name w:val="heading 3"/>
     <w:basedOn w:val="Normal"/>
     <w:next w:val="Normal"/>
+    <w:uiPriority w:val="9"/>
+    <w:semiHidden/>
+    <w:unhideWhenUsed/>
+    <w:qFormat/>
     <w:pPr>
-      <w:keepNext w:val="1"/>
-      <w:keepLines w:val="1"/>
-      <w:pageBreakBefore w:val="0"/>
-      <w:spacing w:after="80" w:before="320" w:lineRule="auto"/>
+      <w:keepNext/>
+      <w:keepLines/>
+      <w:spacing w:before="320" w:after="80"/>
+      <w:outlineLvl w:val="2"/>
     </w:pPr>
     <w:rPr>
-      <w:b w:val="0"/>
       <w:color w:val="434343"/>
       <w:sz w:val="28"/>
       <w:szCs w:val="28"/>
@@ -427,11 +5448,15 @@
     <w:name w:val="heading 4"/>
     <w:basedOn w:val="Normal"/>
     <w:next w:val="Normal"/>
+    <w:uiPriority w:val="9"/>
+    <w:semiHidden/>
+    <w:unhideWhenUsed/>
+    <w:qFormat/>
     <w:pPr>
-      <w:keepNext w:val="1"/>
-      <w:keepLines w:val="1"/>
-      <w:pageBreakBefore w:val="0"/>
-      <w:spacing w:after="80" w:before="280" w:lineRule="auto"/>
+      <w:keepNext/>
+      <w:keepLines/>
+      <w:spacing w:before="280" w:after="80"/>
+      <w:outlineLvl w:val="3"/>
     </w:pPr>
     <w:rPr>
       <w:color w:val="666666"/>
@@ -443,44 +5468,87 @@
     <w:name w:val="heading 5"/>
     <w:basedOn w:val="Normal"/>
     <w:next w:val="Normal"/>
+    <w:uiPriority w:val="9"/>
+    <w:semiHidden/>
+    <w:unhideWhenUsed/>
+    <w:qFormat/>
     <w:pPr>
-      <w:keepNext w:val="1"/>
-      <w:keepLines w:val="1"/>
-      <w:pageBreakBefore w:val="0"/>
-      <w:spacing w:after="80" w:before="240" w:lineRule="auto"/>
+      <w:keepNext/>
+      <w:keepLines/>
+      <w:spacing w:before="240" w:after="80"/>
+      <w:outlineLvl w:val="4"/>
     </w:pPr>
     <w:rPr>
       <w:color w:val="666666"/>
-      <w:sz w:val="22"/>
-      <w:szCs w:val="22"/>
     </w:rPr>
   </w:style>
   <w:style w:type="paragraph" w:styleId="Heading6">
     <w:name w:val="heading 6"/>
     <w:basedOn w:val="Normal"/>
     <w:next w:val="Normal"/>
+    <w:uiPriority w:val="9"/>
+    <w:semiHidden/>
+    <w:unhideWhenUsed/>
+    <w:qFormat/>
     <w:pPr>
-      <w:keepNext w:val="1"/>
-      <w:keepLines w:val="1"/>
-      <w:pageBreakBefore w:val="0"/>
-      <w:spacing w:after="80" w:before="240" w:lineRule="auto"/>
+      <w:keepNext/>
+      <w:keepLines/>
+      <w:spacing w:before="240" w:after="80"/>
+      <w:outlineLvl w:val="5"/>
     </w:pPr>
     <w:rPr>
-      <w:i w:val="1"/>
+      <w:i/>
       <w:color w:val="666666"/>
-      <w:sz w:val="22"/>
-      <w:szCs w:val="22"/>
     </w:rPr>
+  </w:style>
+  <w:style w:type="character" w:default="1" w:styleId="DefaultParagraphFont">
+    <w:name w:val="Default Paragraph Font"/>
+    <w:uiPriority w:val="1"/>
+    <w:semiHidden/>
+    <w:unhideWhenUsed/>
+  </w:style>
+  <w:style w:type="table" w:default="1" w:styleId="TableNormal">
+    <w:name w:val="Normal Table"/>
+    <w:uiPriority w:val="99"/>
+    <w:semiHidden/>
+    <w:unhideWhenUsed/>
+    <w:tblPr>
+      <w:tblInd w:w="0" w:type="dxa"/>
+      <w:tblCellMar>
+        <w:top w:w="0" w:type="dxa"/>
+        <w:left w:w="108" w:type="dxa"/>
+        <w:bottom w:w="0" w:type="dxa"/>
+        <w:right w:w="108" w:type="dxa"/>
+      </w:tblCellMar>
+    </w:tblPr>
+  </w:style>
+  <w:style w:type="numbering" w:default="1" w:styleId="NoList">
+    <w:name w:val="No List"/>
+    <w:uiPriority w:val="99"/>
+    <w:semiHidden/>
+    <w:unhideWhenUsed/>
+  </w:style>
+  <w:style w:type="table" w:customStyle="1" w:styleId="TableNormal0">
+    <w:name w:val="TableNormal"/>
+    <w:tblPr>
+      <w:tblCellMar>
+        <w:top w:w="0" w:type="dxa"/>
+        <w:left w:w="0" w:type="dxa"/>
+        <w:bottom w:w="0" w:type="dxa"/>
+        <w:right w:w="0" w:type="dxa"/>
+      </w:tblCellMar>
+    </w:tblPr>
   </w:style>
   <w:style w:type="paragraph" w:styleId="Title">
     <w:name w:val="Title"/>
     <w:basedOn w:val="Normal"/>
     <w:next w:val="Normal"/>
+    <w:uiPriority w:val="10"/>
+    <w:qFormat/>
     <w:pPr>
-      <w:keepNext w:val="1"/>
-      <w:keepLines w:val="1"/>
-      <w:pageBreakBefore w:val="0"/>
-      <w:spacing w:after="60" w:before="0" w:lineRule="auto"/>
+      <w:keepNext/>
+      <w:keepLines/>
+      <w:spacing w:after="60"/>
     </w:pPr>
     <w:rPr>
       <w:sz w:val="52"/>
@@ -491,18 +5559,91 @@
     <w:name w:val="Subtitle"/>
     <w:basedOn w:val="Normal"/>
     <w:next w:val="Normal"/>
+    <w:uiPriority w:val="11"/>
+    <w:qFormat/>
     <w:pPr>
-      <w:keepNext w:val="1"/>
-      <w:keepLines w:val="1"/>
-      <w:pageBreakBefore w:val="0"/>
-      <w:spacing w:after="320" w:before="0" w:lineRule="auto"/>
+      <w:keepNext/>
+      <w:keepLines/>
+      <w:spacing w:after="320"/>
     </w:pPr>
     <w:rPr>
-      <w:rFonts w:ascii="Arial" w:cs="Arial" w:eastAsia="Arial" w:hAnsi="Arial"/>
-      <w:i w:val="0"/>
       <w:color w:val="666666"/>
       <w:sz w:val="30"/>
       <w:szCs w:val="30"/>
+    </w:rPr>
+  </w:style>
+  <w:style w:type="paragraph" w:styleId="NormalWeb">
+    <w:name w:val="Normal (Web)"/>
+    <w:basedOn w:val="Normal"/>
+    <w:uiPriority w:val="99"/>
+    <w:semiHidden/>
+    <w:unhideWhenUsed/>
+    <w:rsid w:val="009A153D"/>
+    <w:pPr>
+      <w:spacing w:before="100" w:beforeAutospacing="1" w:after="100" w:afterAutospacing="1" w:line="240" w:lineRule="auto"/>
+    </w:pPr>
+    <w:rPr>
+      <w:rFonts w:ascii="Times New Roman" w:eastAsia="Times New Roman" w:hAnsi="Times New Roman" w:cs="Times New Roman"/>
+      <w:sz w:val="24"/>
+      <w:szCs w:val="24"/>
+      <w:lang w:val="en-US"/>
+    </w:rPr>
+  </w:style>
+  <w:style w:type="character" w:styleId="Strong">
+    <w:name w:val="Strong"/>
+    <w:basedOn w:val="DefaultParagraphFont"/>
+    <w:uiPriority w:val="22"/>
+    <w:qFormat/>
+    <w:rsid w:val="009A153D"/>
+    <w:rPr>
+      <w:b/>
+      <w:bCs/>
+    </w:rPr>
+  </w:style>
+  <w:style w:type="character" w:styleId="Emphasis">
+    <w:name w:val="Emphasis"/>
+    <w:basedOn w:val="DefaultParagraphFont"/>
+    <w:uiPriority w:val="20"/>
+    <w:qFormat/>
+    <w:rsid w:val="009A153D"/>
+    <w:rPr>
+      <w:i/>
+      <w:iCs/>
+    </w:rPr>
+  </w:style>
+  <w:style w:type="character" w:styleId="Hyperlink">
+    <w:name w:val="Hyperlink"/>
+    <w:basedOn w:val="DefaultParagraphFont"/>
+    <w:uiPriority w:val="99"/>
+    <w:unhideWhenUsed/>
+    <w:rsid w:val="009A153D"/>
+    <w:rPr>
+      <w:color w:val="0000FF"/>
+      <w:u w:val="single"/>
+    </w:rPr>
+  </w:style>
+  <w:style w:type="character" w:styleId="FollowedHyperlink">
+    <w:name w:val="FollowedHyperlink"/>
+    <w:basedOn w:val="DefaultParagraphFont"/>
+    <w:uiPriority w:val="99"/>
+    <w:semiHidden/>
+    <w:unhideWhenUsed/>
+    <w:rsid w:val="00A734F5"/>
+    <w:rPr>
+      <w:color w:val="800080" w:themeColor="followedHyperlink"/>
+      <w:u w:val="single"/>
+    </w:rPr>
+  </w:style>
+  <w:style w:type="character" w:styleId="UnresolvedMention">
+    <w:name w:val="Unresolved Mention"/>
+    <w:basedOn w:val="DefaultParagraphFont"/>
+    <w:uiPriority w:val="99"/>
+    <w:semiHidden/>
+    <w:unhideWhenUsed/>
+    <w:rsid w:val="00CA1D9F"/>
+    <w:rPr>
+      <w:color w:val="605E5C"/>
+      <w:shd w:val="clear" w:color="auto" w:fill="E1DFDD"/>
     </w:rPr>
   </w:style>
 </w:styles>
